--- a/shared/book-reviews/data.docx
+++ b/shared/book-reviews/data.docx
@@ -41,7 +41,7 @@
           <w:pgNumType w:start="1"/>
         </w:sectPr>
       </w:pPr>
-      <w:bookmarkStart w:colFirst="0" w:colLast="0" w:name="_qzvvggj6pq08" w:id="0"/>
+      <w:bookmarkStart w:colFirst="0" w:colLast="0" w:name="_o3m14qoa313x" w:id="0"/>
       <w:bookmarkEnd w:id="0"/>
       <w:r>
         <w:rPr>
@@ -190,7 +190,7 @@
       <w:pPr>
         <w:numPr>
           <w:ilvl w:val="0"/>
-          <w:numId w:val="6"/>
+          <w:numId w:val="7"/>
         </w:numPr>
         <w:ind w:left="720" w:hanging="360"/>
       </w:pPr>
@@ -205,7 +205,7 @@
       <w:pPr>
         <w:numPr>
           <w:ilvl w:val="0"/>
-          <w:numId w:val="6"/>
+          <w:numId w:val="7"/>
         </w:numPr>
         <w:ind w:left="720" w:hanging="360"/>
       </w:pPr>
@@ -220,7 +220,7 @@
       <w:pPr>
         <w:numPr>
           <w:ilvl w:val="0"/>
-          <w:numId w:val="6"/>
+          <w:numId w:val="7"/>
         </w:numPr>
         <w:ind w:left="720" w:hanging="360"/>
       </w:pPr>
@@ -420,7 +420,7 @@
           <w:pgNumType w:start="1"/>
         </w:sectPr>
       </w:pPr>
-      <w:bookmarkStart w:colFirst="0" w:colLast="0" w:name="_jtchfu957u4v" w:id="6"/>
+      <w:bookmarkStart w:colFirst="0" w:colLast="0" w:name="_xf8l37178kl3" w:id="6"/>
       <w:bookmarkEnd w:id="6"/>
       <w:r>
         <w:rPr>
@@ -931,7 +931,7 @@
           <w:pgNumType w:start="1"/>
         </w:sectPr>
       </w:pPr>
-      <w:bookmarkStart w:colFirst="0" w:colLast="0" w:name="_yz9d4zoa39x9" w:id="7"/>
+      <w:bookmarkStart w:colFirst="0" w:colLast="0" w:name="_26988g49rkhe" w:id="7"/>
       <w:bookmarkEnd w:id="7"/>
       <w:r>
         <w:rPr>
@@ -990,7 +990,7 @@
       <w:pPr>
         <w:numPr>
           <w:ilvl w:val="0"/>
-          <w:numId w:val="7"/>
+          <w:numId w:val="8"/>
         </w:numPr>
         <w:spacing w:line="276" w:lineRule="auto"/>
         <w:ind w:left="720" w:hanging="360"/>
@@ -1014,7 +1014,7 @@
       <w:pPr>
         <w:numPr>
           <w:ilvl w:val="1"/>
-          <w:numId w:val="7"/>
+          <w:numId w:val="8"/>
         </w:numPr>
         <w:spacing w:line="276" w:lineRule="auto"/>
         <w:ind w:left="1440" w:hanging="360"/>
@@ -1038,7 +1038,7 @@
       <w:pPr>
         <w:numPr>
           <w:ilvl w:val="1"/>
-          <w:numId w:val="7"/>
+          <w:numId w:val="8"/>
         </w:numPr>
         <w:spacing w:line="276" w:lineRule="auto"/>
         <w:ind w:left="1440" w:hanging="360"/>
@@ -1062,7 +1062,7 @@
       <w:pPr>
         <w:numPr>
           <w:ilvl w:val="0"/>
-          <w:numId w:val="7"/>
+          <w:numId w:val="8"/>
         </w:numPr>
         <w:spacing w:line="276" w:lineRule="auto"/>
         <w:ind w:left="720" w:hanging="360"/>
@@ -1086,7 +1086,7 @@
       <w:pPr>
         <w:numPr>
           <w:ilvl w:val="1"/>
-          <w:numId w:val="7"/>
+          <w:numId w:val="8"/>
         </w:numPr>
         <w:spacing w:line="276" w:lineRule="auto"/>
         <w:ind w:left="1440" w:hanging="360"/>
@@ -1110,7 +1110,7 @@
       <w:pPr>
         <w:numPr>
           <w:ilvl w:val="1"/>
-          <w:numId w:val="7"/>
+          <w:numId w:val="8"/>
         </w:numPr>
         <w:spacing w:line="276" w:lineRule="auto"/>
         <w:ind w:left="1440" w:hanging="360"/>
@@ -1134,7 +1134,7 @@
       <w:pPr>
         <w:numPr>
           <w:ilvl w:val="0"/>
-          <w:numId w:val="7"/>
+          <w:numId w:val="8"/>
         </w:numPr>
         <w:spacing w:line="276" w:lineRule="auto"/>
         <w:ind w:left="720" w:hanging="360"/>
@@ -1158,7 +1158,7 @@
       <w:pPr>
         <w:numPr>
           <w:ilvl w:val="1"/>
-          <w:numId w:val="7"/>
+          <w:numId w:val="8"/>
         </w:numPr>
         <w:spacing w:line="276" w:lineRule="auto"/>
         <w:ind w:left="1440" w:hanging="360"/>
@@ -1182,7 +1182,7 @@
       <w:pPr>
         <w:numPr>
           <w:ilvl w:val="0"/>
-          <w:numId w:val="7"/>
+          <w:numId w:val="8"/>
         </w:numPr>
         <w:spacing w:line="276" w:lineRule="auto"/>
         <w:ind w:left="720" w:hanging="360"/>
@@ -1206,7 +1206,7 @@
       <w:pPr>
         <w:numPr>
           <w:ilvl w:val="1"/>
-          <w:numId w:val="7"/>
+          <w:numId w:val="8"/>
         </w:numPr>
         <w:spacing w:line="276" w:lineRule="auto"/>
         <w:ind w:left="1440" w:hanging="360"/>
@@ -1262,7 +1262,7 @@
           <w:pgNumType w:start="1"/>
         </w:sectPr>
       </w:pPr>
-      <w:bookmarkStart w:colFirst="0" w:colLast="0" w:name="_8y3unsz2gga4" w:id="9"/>
+      <w:bookmarkStart w:colFirst="0" w:colLast="0" w:name="_iwc8lwgwu0pd" w:id="9"/>
       <w:bookmarkEnd w:id="9"/>
       <w:r>
         <w:rPr>
@@ -1920,7 +1920,7 @@
           <w:szCs w:val="32"/>
         </w:rPr>
       </w:pPr>
-      <w:bookmarkStart w:colFirst="0" w:colLast="0" w:name="_jgdzil2zddk5" w:id="10"/>
+      <w:bookmarkStart w:colFirst="0" w:colLast="0" w:name="_w9h3pt5igwsf" w:id="10"/>
       <w:bookmarkEnd w:id="10"/>
       <w:r>
         <w:rPr>
@@ -2041,7 +2041,7 @@
           <w:pgNumType w:start="1"/>
         </w:sectPr>
       </w:pPr>
-      <w:bookmarkStart w:colFirst="0" w:colLast="0" w:name="_5pdtaq228vu3" w:id="11"/>
+      <w:bookmarkStart w:colFirst="0" w:colLast="0" w:name="_ku3t13fttpf5" w:id="11"/>
       <w:bookmarkEnd w:id="11"/>
       <w:r>
         <w:rPr>
@@ -2093,7 +2093,7 @@
           <w:szCs w:val="40"/>
           <w:rtl w:val="0"/>
         </w:rPr>
-        <w:t xml:space="preserve">Man’s Search for Meaning</w:t>
+        <w:t xml:space="preserve">Man’s Searching for Meaning</w:t>
       </w:r>
     </w:p>
     <w:p>
@@ -2151,7 +2151,7 @@
           <w:pgNumType w:start="1"/>
         </w:sectPr>
       </w:pPr>
-      <w:bookmarkStart w:colFirst="0" w:colLast="0" w:name="_8p1l8ib9gi9" w:id="13"/>
+      <w:bookmarkStart w:colFirst="0" w:colLast="0" w:name="_smsb1fexj7ps" w:id="13"/>
       <w:bookmarkEnd w:id="13"/>
       <w:r>
         <w:rPr>
@@ -2437,7 +2437,7 @@
           <w:szCs w:val="32"/>
         </w:rPr>
       </w:pPr>
-      <w:bookmarkStart w:colFirst="0" w:colLast="0" w:name="_e9n33wbtyz0i" w:id="14"/>
+      <w:bookmarkStart w:colFirst="0" w:colLast="0" w:name="_pxq8aetu0lkg" w:id="14"/>
       <w:bookmarkEnd w:id="14"/>
       <w:r>
         <w:rPr>
@@ -2542,7 +2542,7 @@
           <w:pgNumType w:start="1"/>
         </w:sectPr>
       </w:pPr>
-      <w:bookmarkStart w:colFirst="0" w:colLast="0" w:name="_f0tn9nxznjzg" w:id="15"/>
+      <w:bookmarkStart w:colFirst="0" w:colLast="0" w:name="_4a1ixbq23wv5" w:id="15"/>
       <w:bookmarkEnd w:id="15"/>
       <w:r>
         <w:rPr>
@@ -2610,7 +2610,7 @@
           <w:szCs w:val="32"/>
         </w:rPr>
       </w:pPr>
-      <w:bookmarkStart w:colFirst="0" w:colLast="0" w:name="_cgkxqfhuhf8i" w:id="17"/>
+      <w:bookmarkStart w:colFirst="0" w:colLast="0" w:name="_s2r1o83w5btb" w:id="17"/>
       <w:bookmarkEnd w:id="17"/>
       <w:r>
         <w:rPr>
@@ -3256,7 +3256,7 @@
       <w:pPr>
         <w:numPr>
           <w:ilvl w:val="0"/>
-          <w:numId w:val="8"/>
+          <w:numId w:val="9"/>
         </w:numPr>
         <w:spacing w:line="276" w:lineRule="auto"/>
         <w:ind w:left="720" w:hanging="360"/>
@@ -3286,7 +3286,7 @@
       <w:pPr>
         <w:numPr>
           <w:ilvl w:val="0"/>
-          <w:numId w:val="8"/>
+          <w:numId w:val="9"/>
         </w:numPr>
         <w:spacing w:line="276" w:lineRule="auto"/>
         <w:ind w:left="720" w:hanging="360"/>
@@ -3317,7 +3317,7 @@
       <w:pPr>
         <w:numPr>
           <w:ilvl w:val="0"/>
-          <w:numId w:val="8"/>
+          <w:numId w:val="9"/>
         </w:numPr>
         <w:spacing w:line="276" w:lineRule="auto"/>
         <w:ind w:left="720" w:hanging="360"/>
@@ -3347,7 +3347,7 @@
       <w:pPr>
         <w:numPr>
           <w:ilvl w:val="0"/>
-          <w:numId w:val="8"/>
+          <w:numId w:val="9"/>
         </w:numPr>
         <w:spacing w:line="276" w:lineRule="auto"/>
         <w:ind w:left="720" w:hanging="360"/>
@@ -3686,6 +3686,568 @@
           <w:sz w:val="22"/>
           <w:szCs w:val="22"/>
         </w:rPr>
+        <w:sectPr>
+          <w:type w:val="nextPage"/>
+          <w:pgSz w:h="15840" w:w="12240" w:orient="portrait"/>
+          <w:pgMar w:bottom="1440" w:top="1440" w:left="1440" w:right="1440" w:header="720" w:footer="720"/>
+          <w:pgNumType w:start="1"/>
+        </w:sectPr>
+      </w:pPr>
+      <w:r>
+        <w:rPr>
+          <w:rtl w:val="0"/>
+        </w:rPr>
+      </w:r>
+    </w:p>
+    <w:p>
+      <w:pPr>
+        <w:pStyle w:val="Title"/>
+        <w:keepNext w:val="0"/>
+        <w:keepLines w:val="0"/>
+        <w:pageBreakBefore w:val="0"/>
+        <w:widowControl w:val="0"/>
+        <w:pBdr>
+          <w:top w:space="0" w:sz="0" w:val="nil"/>
+          <w:left w:space="0" w:sz="0" w:val="nil"/>
+          <w:bottom w:space="0" w:sz="0" w:val="nil"/>
+          <w:right w:space="0" w:sz="0" w:val="nil"/>
+          <w:between w:space="0" w:sz="0" w:val="nil"/>
+        </w:pBdr>
+        <w:shd w:fill="auto" w:val="clear"/>
+        <w:spacing w:after="0" w:before="0" w:line="276" w:lineRule="auto"/>
+        <w:ind w:left="0" w:right="0" w:firstLine="0"/>
+        <w:jc w:val="left"/>
+        <w:rPr>
+          <w:color w:val="000000"/>
+          <w:sz w:val="22"/>
+          <w:szCs w:val="22"/>
+        </w:rPr>
+        <w:sectPr>
+          <w:type w:val="nextPage"/>
+          <w:pgSz w:h="15840" w:w="12240" w:orient="portrait"/>
+          <w:pgMar w:bottom="1440" w:top="1440" w:left="1440" w:right="1440" w:header="720" w:footer="720"/>
+          <w:pgNumType w:start="1"/>
+        </w:sectPr>
+      </w:pPr>
+      <w:bookmarkStart w:colFirst="0" w:colLast="0" w:name="_103g7mgzk81m" w:id="18"/>
+      <w:bookmarkEnd w:id="18"/>
+      <w:r>
+        <w:rPr>
+          <w:rFonts w:ascii="Playfair Display" w:cs="Playfair Display" w:eastAsia="Playfair Display" w:hAnsi="Playfair Display"/>
+          <w:b w:val="1"/>
+          <w:bCs w:val="1"/>
+          <w:i w:val="0"/>
+          <w:iCs w:val="0"/>
+          <w:smallCaps w:val="0"/>
+          <w:strike w:val="0"/>
+          <w:color w:val="1a252f"/>
+          <w:sz w:val="64"/>
+          <w:szCs w:val="64"/>
+          <w:u w:val="none"/>
+          <w:shd w:fill="auto" w:val="clear"/>
+          <w:vertAlign w:val="baseline"/>
+          <w:rtl w:val="0"/>
+        </w:rPr>
+        <w:t xml:space="preserve">Atomic Habits</w:t>
+      </w:r>
+      <w:r>
+        <w:rPr>
+          <w:rtl w:val="0"/>
+        </w:rPr>
+      </w:r>
+    </w:p>
+    <w:p>
+      <w:pPr>
+        <w:pStyle w:val="Heading1"/>
+        <w:rPr/>
+      </w:pPr>
+      <w:bookmarkStart w:colFirst="0" w:colLast="0" w:name="_ey5iaijkdtoj" w:id="19"/>
+      <w:bookmarkEnd w:id="19"/>
+      <w:r>
+        <w:rPr>
+          <w:rtl w:val="0"/>
+        </w:rPr>
+        <w:t xml:space="preserve">Atomic Habits</w:t>
+      </w:r>
+    </w:p>
+    <w:p>
+      <w:pPr>
+        <w:rPr/>
+      </w:pPr>
+      <w:r>
+        <w:rPr>
+          <w:rtl w:val="0"/>
+        </w:rPr>
+      </w:r>
+    </w:p>
+    <w:p>
+      <w:pPr>
+        <w:pStyle w:val="Heading2"/>
+        <w:rPr/>
+      </w:pPr>
+      <w:bookmarkStart w:colFirst="0" w:colLast="0" w:name="_lunlqwws6wgt" w:id="20"/>
+      <w:bookmarkEnd w:id="20"/>
+      <w:r>
+        <w:rPr>
+          <w:rtl w:val="0"/>
+        </w:rPr>
+        <w:t xml:space="preserve">1. Phân biệt giữa Chuyển động và Hành động</w:t>
+      </w:r>
+    </w:p>
+    <w:p>
+      <w:pPr>
+        <w:rPr/>
+      </w:pPr>
+      <w:r>
+        <w:rPr>
+          <w:rtl w:val="0"/>
+        </w:rPr>
+        <w:t xml:space="preserve">Chuyển động là khi bạn lập kế hoạch, dự định hoặc chuẩn bị, nhưng chưa thực sự tạo ra kết quả.</w:t>
+      </w:r>
+    </w:p>
+    <w:p>
+      <w:pPr>
+        <w:rPr/>
+      </w:pPr>
+      <w:r>
+        <w:rPr>
+          <w:rtl w:val="0"/>
+        </w:rPr>
+        <w:t xml:space="preserve">Hành động là khi bạn thực sự bắt tay vào làm để biến ý tưởng thành thực tế.</w:t>
+      </w:r>
+    </w:p>
+    <w:p>
+      <w:pPr>
+        <w:rPr/>
+      </w:pPr>
+      <w:r>
+        <w:rPr>
+          <w:rtl w:val="0"/>
+        </w:rPr>
+        <w:t xml:space="preserve">Nghiên cứu về lớp học nhiếp ảnh cho thấy nhóm tập trung vào số lượng (chụp thật nhiều ảnh) cuối cùng lại tạo ra những bức ảnh đẹp hơn nhóm chỉ tập trung vào chất lượng (chỉ lo suy nghĩ về sự hoàn hảo).</w:t>
+      </w:r>
+    </w:p>
+    <w:p>
+      <w:pPr>
+        <w:rPr/>
+      </w:pPr>
+      <w:r>
+        <w:rPr>
+          <w:rtl w:val="0"/>
+        </w:rPr>
+        <w:t xml:space="preserve">Nhiều người thất bại vì họ thực hiện rất nhiều "chuyển động" nhưng lại trì hoãn "hành động" thực sự.</w:t>
+      </w:r>
+    </w:p>
+    <w:p>
+      <w:pPr>
+        <w:rPr/>
+      </w:pPr>
+      <w:r>
+        <w:rPr>
+          <w:rtl w:val="0"/>
+        </w:rPr>
+      </w:r>
+    </w:p>
+    <w:p>
+      <w:pPr>
+        <w:pStyle w:val="Heading2"/>
+        <w:rPr/>
+      </w:pPr>
+      <w:bookmarkStart w:colFirst="0" w:colLast="0" w:name="_765j1jxzkha7" w:id="21"/>
+      <w:bookmarkEnd w:id="21"/>
+      <w:r>
+        <w:rPr>
+          <w:rFonts w:ascii="Andika" w:cs="Andika" w:eastAsia="Andika" w:hAnsi="Andika"/>
+          <w:rtl w:val="0"/>
+        </w:rPr>
+        <w:t xml:space="preserve">2. Quy tắc 2 phút</w:t>
+      </w:r>
+    </w:p>
+    <w:p>
+      <w:pPr>
+        <w:rPr/>
+      </w:pPr>
+      <w:r>
+        <w:rPr>
+          <w:rtl w:val="0"/>
+        </w:rPr>
+        <w:t xml:space="preserve">Bất kỳ thói quen nào cũng có thể được thu nhỏ thành phiên bản 2 phút để dễ dàng hơn.</w:t>
+      </w:r>
+    </w:p>
+    <w:p>
+      <w:pPr>
+        <w:rPr/>
+      </w:pPr>
+      <w:r>
+        <w:rPr>
+          <w:rtl w:val="0"/>
+        </w:rPr>
+        <w:t xml:space="preserve">Ví dụ: Thay vì "đọc sách trước khi ngủ", hãy bắt đầu bằng "đọc một trang". Thay vì "chạy bộ 3 dặm", hãy bắt đầu bằng "thắt dây giày chạy".</w:t>
+      </w:r>
+    </w:p>
+    <w:p>
+      <w:pPr>
+        <w:rPr/>
+      </w:pPr>
+      <w:r>
+        <w:rPr>
+          <w:rtl w:val="0"/>
+        </w:rPr>
+        <w:t xml:space="preserve">Mục tiêu là tạo ra một "thói quen cửa ngõ" (gateway habit) dẫn dắt bạn vào con đường năng suất một cách tự nhiên.</w:t>
+      </w:r>
+    </w:p>
+    <w:p>
+      <w:pPr>
+        <w:rPr/>
+      </w:pPr>
+      <w:r>
+        <w:rPr>
+          <w:rtl w:val="0"/>
+        </w:rPr>
+        <w:t xml:space="preserve">Khi đã bắt đầu, việc tiếp tục thực hiện sẽ trở nên dễ dàng hơn rất nhiều.</w:t>
+      </w:r>
+    </w:p>
+    <w:p>
+      <w:pPr>
+        <w:rPr/>
+      </w:pPr>
+      <w:r>
+        <w:rPr>
+          <w:rtl w:val="0"/>
+        </w:rPr>
+      </w:r>
+    </w:p>
+    <w:p>
+      <w:pPr>
+        <w:pStyle w:val="Heading2"/>
+        <w:rPr/>
+      </w:pPr>
+      <w:bookmarkStart w:colFirst="0" w:colLast="0" w:name="_9fr7immeqg3r" w:id="22"/>
+      <w:bookmarkEnd w:id="22"/>
+      <w:r>
+        <w:rPr>
+          <w:rFonts w:ascii="Andika" w:cs="Andika" w:eastAsia="Andika" w:hAnsi="Andika"/>
+          <w:rtl w:val="0"/>
+        </w:rPr>
+        <w:t xml:space="preserve">3. Phần thưởng tức thì và trì hoãn</w:t>
+      </w:r>
+    </w:p>
+    <w:p>
+      <w:pPr>
+        <w:rPr/>
+      </w:pPr>
+      <w:r>
+        <w:rPr>
+          <w:rtl w:val="0"/>
+        </w:rPr>
+        <w:t xml:space="preserve">Trong xã hội hiện đại, những lựa chọn tốt thường không mang lại lợi ích ngay lập tức mà nằm ở tương lai (môi trường trả thưởng trì hoãn).</w:t>
+      </w:r>
+    </w:p>
+    <w:p>
+      <w:pPr>
+        <w:rPr/>
+      </w:pPr>
+      <w:r>
+        <w:rPr>
+          <w:rFonts w:ascii="Andika" w:cs="Andika" w:eastAsia="Andika" w:hAnsi="Andika"/>
+          <w:rtl w:val="0"/>
+        </w:rPr>
+        <w:t xml:space="preserve">Thói quen xấu: Kết quả tức thì thường dễ chịu (như hút thuốc giảm stress ngay), nhưng kết quả cuối cùng lại rất tệ.</w:t>
+      </w:r>
+    </w:p>
+    <w:p>
+      <w:pPr>
+        <w:rPr/>
+      </w:pPr>
+      <w:r>
+        <w:rPr>
+          <w:rFonts w:ascii="Andika" w:cs="Andika" w:eastAsia="Andika" w:hAnsi="Andika"/>
+          <w:rtl w:val="0"/>
+        </w:rPr>
+        <w:t xml:space="preserve">Thói quen tốt: Chi phí phải trả nằm ở hiện tại (sự nỗ lực), nhưng phần thưởng nằm ở tương lai.</w:t>
+      </w:r>
+    </w:p>
+    <w:p>
+      <w:pPr>
+        <w:rPr/>
+      </w:pPr>
+      <w:r>
+        <w:rPr>
+          <w:rtl w:val="0"/>
+        </w:rPr>
+      </w:r>
+    </w:p>
+    <w:p>
+      <w:pPr>
+        <w:pStyle w:val="Heading2"/>
+        <w:rPr/>
+      </w:pPr>
+      <w:bookmarkStart w:colFirst="0" w:colLast="0" w:name="_z38wr9dvpdlk" w:id="23"/>
+      <w:bookmarkEnd w:id="23"/>
+      <w:r>
+        <w:rPr>
+          <w:rFonts w:ascii="Andika" w:cs="Andika" w:eastAsia="Andika" w:hAnsi="Andika"/>
+          <w:rtl w:val="0"/>
+        </w:rPr>
+        <w:t xml:space="preserve">4. Xây dựng thói quen phù hợp</w:t>
+      </w:r>
+    </w:p>
+    <w:p>
+      <w:pPr>
+        <w:rPr/>
+      </w:pPr>
+      <w:r>
+        <w:rPr>
+          <w:rtl w:val="0"/>
+        </w:rPr>
+        <w:t xml:space="preserve">Bạn nên xây dựng những thói quen phù hợp với tính cách và sở thích cá nhân thay vì chạy theo số đông.</w:t>
+      </w:r>
+    </w:p>
+    <w:p>
+      <w:pPr>
+        <w:rPr/>
+      </w:pPr>
+      <w:r>
+        <w:rPr>
+          <w:rtl w:val="0"/>
+        </w:rPr>
+        <w:t xml:space="preserve">Mọi thói quen đều có một phiên bản mang lại niềm vui cho bạn; hãy tìm kiếm nó để có thể duy trì lâu dài.</w:t>
+      </w:r>
+    </w:p>
+    <w:p>
+      <w:pPr>
+        <w:rPr/>
+      </w:pPr>
+      <w:r>
+        <w:rPr>
+          <w:rtl w:val="0"/>
+        </w:rPr>
+        <w:t xml:space="preserve">Người chơi xuất sắc là người biết tạo ra một "cuộc chơi" mới giúp phát huy thế mạnh và tránh được điểm yếu của mình.</w:t>
+      </w:r>
+    </w:p>
+    <w:p>
+      <w:pPr>
+        <w:rPr/>
+      </w:pPr>
+      <w:r>
+        <w:rPr>
+          <w:rtl w:val="0"/>
+        </w:rPr>
+      </w:r>
+    </w:p>
+    <w:p>
+      <w:pPr>
+        <w:pStyle w:val="Heading2"/>
+        <w:rPr/>
+      </w:pPr>
+      <w:bookmarkStart w:colFirst="0" w:colLast="0" w:name="_tf5isp18ukn5" w:id="24"/>
+      <w:bookmarkEnd w:id="24"/>
+      <w:r>
+        <w:rPr>
+          <w:rtl w:val="0"/>
+        </w:rPr>
+        <w:t xml:space="preserve">5. Đối mặt với sự nhàm chán</w:t>
+      </w:r>
+    </w:p>
+    <w:p>
+      <w:pPr>
+        <w:rPr/>
+      </w:pPr>
+      <w:r>
+        <w:rPr>
+          <w:rtl w:val="0"/>
+        </w:rPr>
+        <w:t xml:space="preserve">Mối đe dọa lớn nhất đối với thành công không phải là thất bại mà là sự nhàm chán.</w:t>
+      </w:r>
+    </w:p>
+    <w:p>
+      <w:pPr>
+        <w:rPr/>
+      </w:pPr>
+      <w:r>
+        <w:rPr>
+          <w:rtl w:val="0"/>
+        </w:rPr>
+        <w:t xml:space="preserve">Khi thói quen trở nên bình thường và không còn gây phấn khích, chúng ta thường có xu hướng bỏ dở để tìm kiếm sự mới mẻ.</w:t>
+      </w:r>
+    </w:p>
+    <w:p>
+      <w:pPr>
+        <w:rPr/>
+      </w:pPr>
+      <w:r>
+        <w:rPr>
+          <w:rtl w:val="0"/>
+        </w:rPr>
+        <w:t xml:space="preserve">Sự khác biệt giữa người chuyên nghiệp và kẻ nghiệp dư là người chuyên nghiệp vẫn tuân thủ lịch trình ngay cả khi cảm thấy phiền phức, đau đớn hay kiệt sức.</w:t>
+      </w:r>
+    </w:p>
+    <w:p>
+      <w:pPr>
+        <w:rPr/>
+      </w:pPr>
+      <w:r>
+        <w:rPr>
+          <w:rtl w:val="0"/>
+        </w:rPr>
+      </w:r>
+    </w:p>
+    <w:p>
+      <w:pPr>
+        <w:pStyle w:val="Heading2"/>
+        <w:rPr/>
+      </w:pPr>
+      <w:bookmarkStart w:colFirst="0" w:colLast="0" w:name="_uxpzyq9e4qow" w:id="25"/>
+      <w:bookmarkEnd w:id="25"/>
+      <w:r>
+        <w:rPr>
+          <w:rtl w:val="0"/>
+        </w:rPr>
+        <w:t xml:space="preserve">6. Thay đổi nhận dạng và tư duy</w:t>
+      </w:r>
+    </w:p>
+    <w:p>
+      <w:pPr>
+        <w:rPr/>
+      </w:pPr>
+      <w:r>
+        <w:rPr>
+          <w:rtl w:val="0"/>
+        </w:rPr>
+        <w:t xml:space="preserve">Đừng định nghĩa bản thân quá hẹp qua một vai trò cụ thể (như "tôi là CEO"). Thay vào đó, hãy định nghĩa dựa trên phẩm chất (như "tôi là người thích xây dựng và sáng tạo") để giữ vững bản sắc khi hoàn cảnh thay đổi.</w:t>
+      </w:r>
+    </w:p>
+    <w:p>
+      <w:pPr>
+        <w:rPr/>
+      </w:pPr>
+      <w:r>
+        <w:rPr>
+          <w:rFonts w:ascii="Andika" w:cs="Andika" w:eastAsia="Andika" w:hAnsi="Andika"/>
+          <w:rtl w:val="0"/>
+        </w:rPr>
+        <w:t xml:space="preserve">Sự linh hoạt: Người cứng nhắc sẽ dễ bị bẻ gãy, trong khi người mềm dẻo và thích nghi sẽ tồn tại lâu dài.</w:t>
+      </w:r>
+    </w:p>
+    <w:p>
+      <w:pPr>
+        <w:rPr/>
+      </w:pPr>
+      <w:r>
+        <w:rPr>
+          <w:rtl w:val="0"/>
+        </w:rPr>
+        <w:t xml:space="preserve">Động lực: Sự tò mò quan trọng hơn sự thông minh vì nó dẫn đến hành động. Cảm xúc mới chính là thứ thúc đẩy hành vi.</w:t>
+      </w:r>
+    </w:p>
+    <w:p>
+      <w:pPr>
+        <w:rPr/>
+      </w:pPr>
+      <w:r>
+        <w:rPr>
+          <w:rtl w:val="0"/>
+        </w:rPr>
+        <w:t xml:space="preserve">Sự thật: Hành động của bạn tiết lộ mức độ bạn thực sự khao khát một điều gì đó; nếu bạn nói đó là ưu tiên nhưng không bao giờ thực hiện, nghĩa là bạn chưa thực sự muốn nó.</w:t>
+      </w:r>
+    </w:p>
+    <w:p>
+      <w:pPr>
+        <w:pStyle w:val="Heading2"/>
+        <w:rPr/>
+      </w:pPr>
+      <w:bookmarkStart w:colFirst="0" w:colLast="0" w:name="_wu5v9354df1r" w:id="26"/>
+      <w:bookmarkEnd w:id="26"/>
+      <w:r>
+        <w:rPr>
+          <w:rtl w:val="0"/>
+        </w:rPr>
+        <w:t xml:space="preserve">7. Phân loại quyết định: Mũ, Tóc và Hình xăm</w:t>
+      </w:r>
+    </w:p>
+    <w:p>
+      <w:pPr>
+        <w:rPr/>
+      </w:pPr>
+      <w:r>
+        <w:rPr>
+          <w:rtl w:val="0"/>
+        </w:rPr>
+        <w:t xml:space="preserve">Tác giả James Clear phân loại các quyết định thành ba cấp độ dựa trên khả năng đảo ngược:</w:t>
+      </w:r>
+    </w:p>
+    <w:p>
+      <w:pPr>
+        <w:numPr>
+          <w:ilvl w:val="0"/>
+          <w:numId w:val="6"/>
+        </w:numPr>
+        <w:ind w:left="720" w:hanging="360"/>
+      </w:pPr>
+      <w:r>
+        <w:rPr>
+          <w:b w:val="1"/>
+          <w:bCs w:val="1"/>
+          <w:rtl w:val="0"/>
+        </w:rPr>
+        <w:t xml:space="preserve">Quyết định kiểu chiếc mũ:</w:t>
+      </w:r>
+      <w:r>
+        <w:rPr>
+          <w:rtl w:val="0"/>
+        </w:rPr>
+        <w:t xml:space="preserve"> Chi phí sai lầm thấp, dễ dàng thay đổi. Hãy thực hiện nhanh chóng và thử nhiều phương án.</w:t>
+      </w:r>
+    </w:p>
+    <w:p>
+      <w:pPr>
+        <w:numPr>
+          <w:ilvl w:val="0"/>
+          <w:numId w:val="6"/>
+        </w:numPr>
+        <w:ind w:left="720" w:hanging="360"/>
+      </w:pPr>
+      <w:r>
+        <w:rPr>
+          <w:b w:val="1"/>
+          <w:bCs w:val="1"/>
+          <w:rtl w:val="0"/>
+        </w:rPr>
+        <w:t xml:space="preserve">Quyết định kiểu tóc:</w:t>
+      </w:r>
+      <w:r>
+        <w:rPr>
+          <w:rtl w:val="0"/>
+        </w:rPr>
+        <w:t xml:space="preserve"> Có thể sửa chữa nhưng mất thời gian và có thể gây cảm giác ngớ ngẩn tạm thời. Đây là những rủi ro đáng để thử.</w:t>
+      </w:r>
+    </w:p>
+    <w:p>
+      <w:pPr>
+        <w:numPr>
+          <w:ilvl w:val="0"/>
+          <w:numId w:val="6"/>
+        </w:numPr>
+        <w:ind w:left="720" w:hanging="360"/>
+      </w:pPr>
+      <w:r>
+        <w:rPr>
+          <w:b w:val="1"/>
+          <w:bCs w:val="1"/>
+          <w:rtl w:val="0"/>
+        </w:rPr>
+        <w:t xml:space="preserve">Quyết định kiểu hình xăm:</w:t>
+      </w:r>
+      <w:r>
+        <w:rPr>
+          <w:rtl w:val="0"/>
+        </w:rPr>
+        <w:t xml:space="preserve"> Gần như không thể đảo ngược và để lại dấu ấn lâu dài. Cần suy nghĩ cực kỳ cẩn trọng và di chuyển chậm rãi.</w:t>
+      </w:r>
+    </w:p>
+    <w:p>
+      <w:pPr>
+        <w:rPr/>
       </w:pPr>
       <w:r>
         <w:rPr>
@@ -4184,6 +4746,98 @@
     </w:lvl>
   </w:abstractNum>
   <w:abstractNum w:abstractNumId="6">
+    <w:lvl w:ilvl="0">
+      <w:start w:val="1"/>
+      <w:numFmt w:val="decimal"/>
+      <w:lvlText w:val="%1."/>
+      <w:lvlJc w:val="left"/>
+      <w:pPr>
+        <w:ind w:left="720" w:hanging="360"/>
+      </w:pPr>
+      <w:rPr/>
+    </w:lvl>
+    <w:lvl w:ilvl="1">
+      <w:start w:val="1"/>
+      <w:numFmt w:val="lowerLetter"/>
+      <w:lvlText w:val="%2."/>
+      <w:lvlJc w:val="left"/>
+      <w:pPr>
+        <w:ind w:left="1440" w:hanging="360"/>
+      </w:pPr>
+      <w:rPr/>
+    </w:lvl>
+    <w:lvl w:ilvl="2">
+      <w:start w:val="1"/>
+      <w:numFmt w:val="lowerRoman"/>
+      <w:lvlText w:val="%3."/>
+      <w:lvlJc w:val="left"/>
+      <w:pPr>
+        <w:ind w:left="2160" w:hanging="360"/>
+      </w:pPr>
+      <w:rPr/>
+    </w:lvl>
+    <w:lvl w:ilvl="3">
+      <w:start w:val="1"/>
+      <w:numFmt w:val="decimal"/>
+      <w:lvlText w:val="%4."/>
+      <w:lvlJc w:val="left"/>
+      <w:pPr>
+        <w:ind w:left="2880" w:hanging="360"/>
+      </w:pPr>
+      <w:rPr/>
+    </w:lvl>
+    <w:lvl w:ilvl="4">
+      <w:start w:val="1"/>
+      <w:numFmt w:val="lowerLetter"/>
+      <w:lvlText w:val="%5."/>
+      <w:lvlJc w:val="left"/>
+      <w:pPr>
+        <w:ind w:left="3600" w:hanging="360"/>
+      </w:pPr>
+      <w:rPr/>
+    </w:lvl>
+    <w:lvl w:ilvl="5">
+      <w:start w:val="1"/>
+      <w:numFmt w:val="lowerRoman"/>
+      <w:lvlText w:val="%6."/>
+      <w:lvlJc w:val="left"/>
+      <w:pPr>
+        <w:ind w:left="4320" w:hanging="360"/>
+      </w:pPr>
+      <w:rPr/>
+    </w:lvl>
+    <w:lvl w:ilvl="6">
+      <w:start w:val="1"/>
+      <w:numFmt w:val="decimal"/>
+      <w:lvlText w:val="%7."/>
+      <w:lvlJc w:val="left"/>
+      <w:pPr>
+        <w:ind w:left="5040" w:hanging="360"/>
+      </w:pPr>
+      <w:rPr/>
+    </w:lvl>
+    <w:lvl w:ilvl="7">
+      <w:start w:val="1"/>
+      <w:numFmt w:val="lowerLetter"/>
+      <w:lvlText w:val="%8."/>
+      <w:lvlJc w:val="left"/>
+      <w:pPr>
+        <w:ind w:left="5760" w:hanging="360"/>
+      </w:pPr>
+      <w:rPr/>
+    </w:lvl>
+    <w:lvl w:ilvl="8">
+      <w:start w:val="1"/>
+      <w:numFmt w:val="lowerRoman"/>
+      <w:lvlText w:val="%9."/>
+      <w:lvlJc w:val="left"/>
+      <w:pPr>
+        <w:ind w:left="6480" w:hanging="360"/>
+      </w:pPr>
+      <w:rPr/>
+    </w:lvl>
+  </w:abstractNum>
+  <w:abstractNum w:abstractNumId="7">
     <w:lvl w:ilvl="0">
       <w:start w:val="1"/>
       <w:numFmt w:val="bullet"/>
@@ -4401,7 +5055,7 @@
       </w:rPr>
     </w:lvl>
   </w:abstractNum>
-  <w:abstractNum w:abstractNumId="7">
+  <w:abstractNum w:abstractNumId="8">
     <w:lvl w:ilvl="0">
       <w:start w:val="1"/>
       <w:numFmt w:val="bullet"/>
@@ -4511,7 +5165,7 @@
       </w:rPr>
     </w:lvl>
   </w:abstractNum>
-  <w:abstractNum w:abstractNumId="8">
+  <w:abstractNum w:abstractNumId="9">
     <w:lvl w:ilvl="0">
       <w:start w:val="1"/>
       <w:numFmt w:val="bullet"/>
@@ -4626,6 +5280,9 @@
   </w:num>
   <w:num w:numId="8">
     <w:abstractNumId w:val="8"/>
+  </w:num>
+  <w:num w:numId="9">
+    <w:abstractNumId w:val="9"/>
   </w:num>
 </w:numbering>
 </file>

--- a/shared/book-reviews/data.docx
+++ b/shared/book-reviews/data.docx
@@ -41,7 +41,7 @@
           <w:pgNumType w:start="1"/>
         </w:sectPr>
       </w:pPr>
-      <w:bookmarkStart w:colFirst="0" w:colLast="0" w:name="_qhnlzolhbim2" w:id="0"/>
+      <w:bookmarkStart w:colFirst="0" w:colLast="0" w:name="_51bge8okoixi" w:id="0"/>
       <w:bookmarkEnd w:id="0"/>
       <w:r>
         <w:rPr>
@@ -273,7 +273,7 @@
       <w:pPr>
         <w:numPr>
           <w:ilvl w:val="0"/>
-          <w:numId w:val="8"/>
+          <w:numId w:val="11"/>
         </w:numPr>
         <w:ind w:left="720" w:hanging="360"/>
       </w:pPr>
@@ -310,7 +310,7 @@
       <w:pPr>
         <w:numPr>
           <w:ilvl w:val="1"/>
-          <w:numId w:val="8"/>
+          <w:numId w:val="11"/>
         </w:numPr>
         <w:ind w:left="1440" w:hanging="360"/>
       </w:pPr>
@@ -319,6 +319,775 @@
           <w:rtl w:val="0"/>
         </w:rPr>
         <w:t xml:space="preserve">Các sóng chậm, đồng bộ trong giấc ngủ sâu mở ra khả năng giao tiếp giữa các vùng não xa, giúp chuyển giao các gói ký ức (kinh nghiệm gần đây) từ nơi lưu trữ ngắn hạn (dễ bị phá vỡ) đến một vị trí lưu trữ dài hạn (an toàn hơn). NREM chịu trách nhiệm lưu trữ và củng cố dữ liệu thô của sự kiện và kỹ năng mới.</w:t>
+      </w:r>
+    </w:p>
+    <w:p>
+      <w:pPr>
+        <w:numPr>
+          <w:ilvl w:val="0"/>
+          <w:numId w:val="11"/>
+        </w:numPr>
+        <w:ind w:left="720" w:hanging="360"/>
+      </w:pPr>
+      <w:r>
+        <w:rPr>
+          <w:b w:val="1"/>
+          <w:bCs w:val="1"/>
+          <w:rtl w:val="0"/>
+        </w:rPr>
+        <w:t xml:space="preserve">Giấc ngủ REM (Giấc ngủ mơ):</w:t>
+      </w:r>
+      <w:r>
+        <w:rPr>
+          <w:rtl w:val="0"/>
+        </w:rPr>
+        <w:t xml:space="preserve"> Đây là trạng thái </w:t>
+      </w:r>
+      <w:r>
+        <w:rPr>
+          <w:b w:val="1"/>
+          <w:bCs w:val="1"/>
+          <w:rtl w:val="0"/>
+        </w:rPr>
+        <w:t xml:space="preserve">Tích hợp (Integration)</w:t>
+      </w:r>
+      <w:r>
+        <w:rPr>
+          <w:rtl w:val="0"/>
+        </w:rPr>
+        <w:t xml:space="preserve">.</w:t>
+      </w:r>
+    </w:p>
+    <w:p>
+      <w:pPr>
+        <w:numPr>
+          <w:ilvl w:val="1"/>
+          <w:numId w:val="11"/>
+        </w:numPr>
+        <w:ind w:left="1440" w:hanging="360"/>
+      </w:pPr>
+      <w:r>
+        <w:rPr>
+          <w:rtl w:val="0"/>
+        </w:rPr>
+        <w:t xml:space="preserve">Mặc dù cổng cảm giác của đồi thị mở ra như khi thức, nhưng thay vì các cảm giác bên ngoài, REM lại cho phép tín hiệu cảm xúc, động lực và ký ức (quá khứ và hiện tại) được chiếu lên vỏ não thị giác, thính giác và vận động. Mỗi đêm, REM đưa bạn vào một "rạp hát phi lý" của các chủ đề tự truyện mang tính liên tưởng cao.</w:t>
+      </w:r>
+    </w:p>
+    <w:p>
+      <w:pPr>
+        <w:numPr>
+          <w:ilvl w:val="1"/>
+          <w:numId w:val="11"/>
+        </w:numPr>
+        <w:ind w:left="1440" w:hanging="360"/>
+      </w:pPr>
+      <w:r>
+        <w:rPr>
+          <w:rtl w:val="0"/>
+        </w:rPr>
+        <w:t xml:space="preserve">REM kết nối các dữ liệu thô này với nhau, với mọi kinh nghiệm trong quá khứ, nhằm xây dựng một mô hình thế giới ngày càng chính xác, mang lại những hiểu biết đổi mới và khả năng giải quyết vấn đề.</w:t>
+      </w:r>
+    </w:p>
+    <w:p>
+      <w:pPr>
+        <w:pStyle w:val="Heading2"/>
+        <w:rPr/>
+      </w:pPr>
+      <w:r>
+        <w:rPr>
+          <w:rtl w:val="0"/>
+        </w:rPr>
+        <w:t xml:space="preserve">4. Khoa học về Giấc ngủ và Nhịp sinh học</w:t>
+      </w:r>
+    </w:p>
+    <w:p>
+      <w:pPr>
+        <w:pStyle w:val="Heading3"/>
+        <w:rPr/>
+      </w:pPr>
+      <w:r>
+        <w:rPr>
+          <w:rtl w:val="0"/>
+        </w:rPr>
+        <w:t xml:space="preserve">Nhịp sinh học (Chronotype)</w:t>
+      </w:r>
+    </w:p>
+    <w:p>
+      <w:pPr>
+        <w:rPr/>
+      </w:pPr>
+      <w:r>
+        <w:rPr>
+          <w:rtl w:val="0"/>
+        </w:rPr>
+        <w:t xml:space="preserve">Mặc dù mọi người đều có nhịp sinh học 24 giờ không đổi, nhưng điểm đỉnh và đáy về sự tỉnh táo lại khác nhau đáng kể giữa các cá nhân. Đây được gọi là Chronotype, và nó bị ảnh hưởng mạnh mẽ bởi gen di truyền.</w:t>
+      </w:r>
+    </w:p>
+    <w:p>
+      <w:pPr>
+        <w:numPr>
+          <w:ilvl w:val="0"/>
+          <w:numId w:val="1"/>
+        </w:numPr>
+        <w:ind w:left="720" w:hanging="360"/>
+      </w:pPr>
+      <w:r>
+        <w:rPr>
+          <w:b w:val="1"/>
+          <w:bCs w:val="1"/>
+          <w:rtl w:val="0"/>
+        </w:rPr>
+        <w:t xml:space="preserve">"Kiểu người buổi sáng" (Larks):</w:t>
+      </w:r>
+      <w:r>
+        <w:rPr>
+          <w:rtl w:val="0"/>
+        </w:rPr>
+        <w:t xml:space="preserve"> Chiếm khoảng 40% dân số. Họ đạt đỉnh tỉnh táo sớm trong ngày và cảm thấy buồn ngủ sớm vào ban đêm.</w:t>
+      </w:r>
+    </w:p>
+    <w:p>
+      <w:pPr>
+        <w:numPr>
+          <w:ilvl w:val="0"/>
+          <w:numId w:val="1"/>
+        </w:numPr>
+        <w:ind w:left="720" w:hanging="360"/>
+      </w:pPr>
+      <w:r>
+        <w:rPr>
+          <w:b w:val="1"/>
+          <w:bCs w:val="1"/>
+          <w:rtl w:val="0"/>
+        </w:rPr>
+        <w:t xml:space="preserve">"Kiểu người buổi tối" (Owls):</w:t>
+      </w:r>
+      <w:r>
+        <w:rPr>
+          <w:rtl w:val="0"/>
+        </w:rPr>
+        <w:t xml:space="preserve"> Chiếm khoảng 30% dân số. Họ thích đi ngủ muộn và thức dậy muộn vào sáng hoặc chiều hôm sau.</w:t>
+      </w:r>
+    </w:p>
+    <w:p>
+      <w:pPr>
+        <w:rPr/>
+      </w:pPr>
+      <w:r>
+        <w:rPr>
+          <w:rtl w:val="0"/>
+        </w:rPr>
+        <w:t xml:space="preserve">Điều quan trọng là kiểu cú đêm không phải là một sự lựa chọn. Họ bị ràng buộc vào lịch trình ngủ trễ do lập trình DNA không thể tránh khỏi. Do đó, việc chỉ trích kiểu người này là lười biếng, thiếu nỗ lực là một sai lầm.</w:t>
+      </w:r>
+    </w:p>
+    <w:p>
+      <w:pPr>
+        <w:pStyle w:val="Heading3"/>
+        <w:rPr/>
+      </w:pPr>
+      <w:r>
+        <w:rPr>
+          <w:rtl w:val="0"/>
+        </w:rPr>
+        <w:t xml:space="preserve">Ngủ Hai Pha (Biphasic Sleep)</w:t>
+      </w:r>
+    </w:p>
+    <w:p>
+      <w:pPr>
+        <w:rPr/>
+      </w:pPr>
+      <w:r>
+        <w:rPr>
+          <w:rtl w:val="0"/>
+        </w:rPr>
+        <w:t xml:space="preserve">Con người hiện đại không ngủ theo cách tự nhiên. Hầu hết người lớn ở các nước phát triển ngủ theo mô hình đơn pha (monophasic) – một giấc ngủ dài duy nhất vào ban đêm.</w:t>
+      </w:r>
+    </w:p>
+    <w:p>
+      <w:pPr>
+        <w:rPr/>
+      </w:pPr>
+      <w:r>
+        <w:rPr>
+          <w:rtl w:val="0"/>
+        </w:rPr>
+        <w:t xml:space="preserve">Tuy nhiên, các nền văn hóa không bị ảnh hưởng bởi điện (như bộ lạc Gabra hay người San) thường ngủ theo mô hình hai pha (biphasic) – một giấc ngủ đêm dài (khoảng 7 giờ) và một giấc ngủ trưa ngắn 30-60 phút.</w:t>
+      </w:r>
+    </w:p>
+    <w:p>
+      <w:pPr>
+        <w:rPr/>
+      </w:pPr>
+      <w:r>
+        <w:rPr>
+          <w:rtl w:val="0"/>
+        </w:rPr>
+        <w:t xml:space="preserve">Việc ngủ hai pha mang tính sinh học sâu sắc. Tất cả mọi người đều có một đợt giảm tỉnh táo theo gen vào giữa buổi chiều, được gọi là </w:t>
+      </w:r>
+      <w:r>
+        <w:rPr>
+          <w:b w:val="1"/>
+          <w:bCs w:val="1"/>
+          <w:rtl w:val="0"/>
+        </w:rPr>
+        <w:t xml:space="preserve">post-prandial alertness dip</w:t>
+      </w:r>
+      <w:r>
+        <w:rPr>
+          <w:rtl w:val="0"/>
+        </w:rPr>
+        <w:t xml:space="preserve"> (sự sụt giảm tỉnh táo sau bữa ăn). Sự sụt giảm này là một phần tự nhiên của nhịp sống hàng ngày, ủng hộ một giấc ngủ ngắn vào buổi chiều thay vì làm việc.</w:t>
+      </w:r>
+    </w:p>
+    <w:p>
+      <w:pPr>
+        <w:pStyle w:val="Heading3"/>
+        <w:rPr/>
+      </w:pPr>
+      <w:r>
+        <w:rPr>
+          <w:rtl w:val="0"/>
+        </w:rPr>
+        <w:t xml:space="preserve">Tác động của Caffeine</w:t>
+      </w:r>
+    </w:p>
+    <w:p>
+      <w:pPr>
+        <w:rPr/>
+      </w:pPr>
+      <w:r>
+        <w:rPr>
+          <w:rtl w:val="0"/>
+        </w:rPr>
+        <w:t xml:space="preserve">Caffeine là một trong những nguyên nhân phổ biến nhất gây khó ngủ.</w:t>
+      </w:r>
+    </w:p>
+    <w:p>
+      <w:pPr>
+        <w:numPr>
+          <w:ilvl w:val="0"/>
+          <w:numId w:val="10"/>
+        </w:numPr>
+        <w:ind w:left="720" w:hanging="360"/>
+      </w:pPr>
+      <w:r>
+        <w:rPr>
+          <w:b w:val="1"/>
+          <w:bCs w:val="1"/>
+          <w:rtl w:val="0"/>
+        </w:rPr>
+        <w:t xml:space="preserve">Thời gian bán hủy dài:</w:t>
+      </w:r>
+      <w:r>
+        <w:rPr>
+          <w:rtl w:val="0"/>
+        </w:rPr>
+        <w:t xml:space="preserve"> Caffeine có thời gian bán hủy trung bình từ </w:t>
+      </w:r>
+      <w:r>
+        <w:rPr>
+          <w:b w:val="1"/>
+          <w:bCs w:val="1"/>
+          <w:rtl w:val="0"/>
+        </w:rPr>
+        <w:t xml:space="preserve">năm đến bảy giờ</w:t>
+      </w:r>
+      <w:r>
+        <w:rPr>
+          <w:rtl w:val="0"/>
+        </w:rPr>
+        <w:t xml:space="preserve">. Nếu bạn uống một tách cà phê lúc 7:30 tối, thì đến 1:30 sáng, 50% lượng caffeine đó vẫn còn hoạt động trong não.</w:t>
+      </w:r>
+    </w:p>
+    <w:p>
+      <w:pPr>
+        <w:numPr>
+          <w:ilvl w:val="0"/>
+          <w:numId w:val="10"/>
+        </w:numPr>
+        <w:ind w:left="720" w:hanging="360"/>
+      </w:pPr>
+      <w:r>
+        <w:rPr>
+          <w:b w:val="1"/>
+          <w:bCs w:val="1"/>
+          <w:rtl w:val="0"/>
+        </w:rPr>
+        <w:t xml:space="preserve">Decaf vẫn chứa Caffeine:</w:t>
+      </w:r>
+      <w:r>
+        <w:rPr>
+          <w:rtl w:val="0"/>
+        </w:rPr>
+        <w:t xml:space="preserve"> Một tách cà phê decaf thường chứa 15 đến 30% lượng caffeine của một tách thông thường. Uống 3-4 tách decaf vào buổi tối có thể gây hại cho giấc ngủ tương đương với một tách cà phê thường.</w:t>
+      </w:r>
+    </w:p>
+    <w:p>
+      <w:pPr>
+        <w:numPr>
+          <w:ilvl w:val="0"/>
+          <w:numId w:val="10"/>
+        </w:numPr>
+        <w:ind w:left="720" w:hanging="360"/>
+      </w:pPr>
+      <w:r>
+        <w:rPr>
+          <w:b w:val="1"/>
+          <w:bCs w:val="1"/>
+          <w:rtl w:val="0"/>
+        </w:rPr>
+        <w:t xml:space="preserve">Ảnh hưởng của tuổi tác:</w:t>
+      </w:r>
+      <w:r>
+        <w:rPr>
+          <w:rtl w:val="0"/>
+        </w:rPr>
+        <w:t xml:space="preserve"> Quá trình loại bỏ caffeine khỏi cơ thể chậm lại khi chúng ta già đi, khiến người lớn tuổi nhạy cảm hơn với tác động gây rối loạn giấc ngủ của caffeine.</w:t>
+      </w:r>
+    </w:p>
+    <w:p>
+      <w:pPr>
+        <w:pStyle w:val="Heading2"/>
+        <w:rPr/>
+      </w:pPr>
+      <w:r>
+        <w:rPr>
+          <w:rtl w:val="0"/>
+        </w:rPr>
+        <w:t xml:space="preserve">5. Giấc Ngủ và Sự Phát Triển Con Người</w:t>
+      </w:r>
+    </w:p>
+    <w:p>
+      <w:pPr>
+        <w:pStyle w:val="Heading3"/>
+        <w:rPr/>
+      </w:pPr>
+      <w:r>
+        <w:rPr>
+          <w:rtl w:val="0"/>
+        </w:rPr>
+        <w:t xml:space="preserve">Giấc Ngủ REM: Chìa Khóa Cảm Xúc và Sáng Tạo</w:t>
+      </w:r>
+    </w:p>
+    <w:p>
+      <w:pPr>
+        <w:rPr/>
+      </w:pPr>
+      <w:r>
+        <w:rPr>
+          <w:rtl w:val="0"/>
+        </w:rPr>
+        <w:t xml:space="preserve">Giấc ngủ REM mang lại hai đóng góp tiến hóa quan trọng:</w:t>
+      </w:r>
+    </w:p>
+    <w:p>
+      <w:pPr>
+        <w:numPr>
+          <w:ilvl w:val="0"/>
+          <w:numId w:val="2"/>
+        </w:numPr>
+        <w:ind w:left="720" w:hanging="360"/>
+      </w:pPr>
+      <w:r>
+        <w:rPr>
+          <w:b w:val="1"/>
+          <w:bCs w:val="1"/>
+          <w:rtl w:val="0"/>
+        </w:rPr>
+        <w:t xml:space="preserve">Trí tuệ Cảm xúc (Emotional IQ):</w:t>
+      </w:r>
+      <w:r>
+        <w:rPr>
+          <w:rtl w:val="0"/>
+        </w:rPr>
+        <w:t xml:space="preserve"> REM giúp tạo điều kiện cho sự nhận biết và thấu hiểu chính xác, từ đó cho phép chúng ta đưa ra những quyết định và hành động thông minh hơn. Khả năng điều chỉnh cảm xúc hàng ngày phụ thuộc vào việc có đủ giấc ngủ REM.</w:t>
+      </w:r>
+    </w:p>
+    <w:p>
+      <w:pPr>
+        <w:numPr>
+          <w:ilvl w:val="0"/>
+          <w:numId w:val="2"/>
+        </w:numPr>
+        <w:ind w:left="720" w:hanging="360"/>
+      </w:pPr>
+      <w:r>
+        <w:rPr>
+          <w:b w:val="1"/>
+          <w:bCs w:val="1"/>
+          <w:rtl w:val="0"/>
+        </w:rPr>
+        <w:t xml:space="preserve">Sáng tạo:</w:t>
+      </w:r>
+      <w:r>
+        <w:rPr>
+          <w:rtl w:val="0"/>
+        </w:rPr>
+        <w:t xml:space="preserve"> REM là giai đoạn lấy những ký ức mới và kết nối chúng với toàn bộ kinh nghiệm trong quá khứ, tạo ra những hiểu biết sáng tạo mới. Điều này giúp xây dựng các mạng lưới liên kết thông tin rộng lớn và mang lại giải pháp mới cho các vấn đề.</w:t>
+      </w:r>
+    </w:p>
+    <w:p>
+      <w:pPr>
+        <w:pStyle w:val="Heading3"/>
+        <w:rPr/>
+      </w:pPr>
+      <w:r>
+        <w:rPr>
+          <w:rtl w:val="0"/>
+        </w:rPr>
+        <w:t xml:space="preserve">Giấc Ngủ và Sự Phát Triển của Trẻ em</w:t>
+      </w:r>
+    </w:p>
+    <w:p>
+      <w:pPr>
+        <w:numPr>
+          <w:ilvl w:val="0"/>
+          <w:numId w:val="2"/>
+        </w:numPr>
+        <w:ind w:left="720" w:hanging="360"/>
+      </w:pPr>
+      <w:r>
+        <w:rPr>
+          <w:b w:val="1"/>
+          <w:bCs w:val="1"/>
+          <w:rtl w:val="0"/>
+        </w:rPr>
+        <w:t xml:space="preserve">Vai trò của REM ở trẻ sơ sinh:</w:t>
+      </w:r>
+      <w:r>
+        <w:rPr>
+          <w:rtl w:val="0"/>
+        </w:rPr>
+        <w:t xml:space="preserve"> Giấc ngủ REM chiếm ưu thế trong giai đoạn đầu đời vì đây là giai đoạn bộ não đang được xây dựng mạnh mẽ nhất. Thiếu hụt REM có thể dẫn đến một bộ não kém phát triển.</w:t>
+      </w:r>
+    </w:p>
+    <w:p>
+      <w:pPr>
+        <w:numPr>
+          <w:ilvl w:val="0"/>
+          <w:numId w:val="2"/>
+        </w:numPr>
+        <w:ind w:left="720" w:hanging="360"/>
+      </w:pPr>
+      <w:r>
+        <w:rPr>
+          <w:b w:val="1"/>
+          <w:bCs w:val="1"/>
+          <w:rtl w:val="0"/>
+        </w:rPr>
+        <w:t xml:space="preserve">Liên kết với Tự kỷ (ASD):</w:t>
+      </w:r>
+      <w:r>
+        <w:rPr>
+          <w:rtl w:val="0"/>
+        </w:rPr>
+        <w:t xml:space="preserve"> Thiếu hụt giấc ngủ REM được liên kết gần đây với </w:t>
+      </w:r>
+      <w:r>
+        <w:rPr>
+          <w:b w:val="1"/>
+          <w:bCs w:val="1"/>
+          <w:rtl w:val="0"/>
+        </w:rPr>
+        <w:t xml:space="preserve">Rối loạn Phổ Tự kỷ (ASD)</w:t>
+      </w:r>
+      <w:r>
+        <w:rPr>
+          <w:rtl w:val="0"/>
+        </w:rPr>
+        <w:t xml:space="preserve">. Tự kỷ liên quan đến sự bất thường trong việc hình thành và số lượng khớp thần kinh (synapses), dẫn đến sự kết nối thần kinh không phù hợp. Trẻ em tự kỷ cũng có nhịp sinh học yếu hơn và nồng độ melatonin ít biến động hơn so với trẻ không mắc tự kỷ.</w:t>
+      </w:r>
+    </w:p>
+    <w:p>
+      <w:pPr>
+        <w:pStyle w:val="Heading3"/>
+        <w:rPr/>
+      </w:pPr>
+      <w:r>
+        <w:rPr>
+          <w:rtl w:val="0"/>
+        </w:rPr>
+        <w:t xml:space="preserve">Giấc Ngủ và Tuổi Vị Thành Niên</w:t>
+      </w:r>
+    </w:p>
+    <w:p>
+      <w:pPr>
+        <w:numPr>
+          <w:ilvl w:val="0"/>
+          <w:numId w:val="2"/>
+        </w:numPr>
+        <w:ind w:left="720" w:hanging="360"/>
+      </w:pPr>
+      <w:r>
+        <w:rPr>
+          <w:b w:val="1"/>
+          <w:bCs w:val="1"/>
+          <w:rtl w:val="0"/>
+        </w:rPr>
+        <w:t xml:space="preserve">Giai đoạn "Tinh giản" (Pruning):</w:t>
+      </w:r>
+      <w:r>
+        <w:rPr>
+          <w:rtl w:val="0"/>
+        </w:rPr>
+        <w:t xml:space="preserve"> Trong giai đoạn cuối thời thơ ấu và tuổi vị thành niên, mục tiêu của bộ não chuyển từ việc xây dựng kết nối (REM) sang </w:t>
+      </w:r>
+      <w:r>
+        <w:rPr>
+          <w:b w:val="1"/>
+          <w:bCs w:val="1"/>
+          <w:rtl w:val="0"/>
+        </w:rPr>
+        <w:t xml:space="preserve">tinh giản</w:t>
+      </w:r>
+      <w:r>
+        <w:rPr>
+          <w:rtl w:val="0"/>
+        </w:rPr>
+        <w:t xml:space="preserve"> (pruning) các kết nối thừa thãi để đạt hiệu quả và tính trưởng thành. Vai trò này thuộc về giấc ngủ </w:t>
+      </w:r>
+      <w:r>
+        <w:rPr>
+          <w:b w:val="1"/>
+          <w:bCs w:val="1"/>
+          <w:rtl w:val="0"/>
+        </w:rPr>
+        <w:t xml:space="preserve">NREM sóng chậm sâu</w:t>
+      </w:r>
+      <w:r>
+        <w:rPr>
+          <w:rtl w:val="0"/>
+        </w:rPr>
+        <w:t xml:space="preserve">. Giấc ngủ sâu giúp hoàn thiện quá trình trưởng thành thần kinh ở thùy trán, giúp các thiếu niên đạt đến tư duy và khả năng lý luận trưởng thành.</w:t>
+      </w:r>
+    </w:p>
+    <w:p>
+      <w:pPr>
+        <w:numPr>
+          <w:ilvl w:val="0"/>
+          <w:numId w:val="2"/>
+        </w:numPr>
+        <w:ind w:left="720" w:hanging="360"/>
+      </w:pPr>
+      <w:r>
+        <w:rPr>
+          <w:b w:val="1"/>
+          <w:bCs w:val="1"/>
+          <w:rtl w:val="0"/>
+        </w:rPr>
+        <w:t xml:space="preserve">Sự dịch chuyển Nhịp sinh học:</w:t>
+      </w:r>
+      <w:r>
+        <w:rPr>
+          <w:rtl w:val="0"/>
+        </w:rPr>
+        <w:t xml:space="preserve"> Khi một cá nhân đạt đến 16 tuổi, nhịp sinh học của họ đã trải qua một sự thay đổi mạnh mẽ về pha, khiến nồng độ melatonin (chỉ thị của bóng tối và giấc ngủ) đến chậm hơn nhiều giờ.</w:t>
+      </w:r>
+    </w:p>
+    <w:p>
+      <w:pPr>
+        <w:numPr>
+          <w:ilvl w:val="1"/>
+          <w:numId w:val="2"/>
+        </w:numPr>
+        <w:ind w:left="1440" w:hanging="360"/>
+      </w:pPr>
+      <w:r>
+        <w:rPr>
+          <w:rtl w:val="0"/>
+        </w:rPr>
+        <w:t xml:space="preserve">Yêu cầu một thiếu niên đi ngủ lúc 10 giờ tối là tương đương với việc yêu cầu cha mẹ họ ngủ lúc 7 hoặc 8 giờ tối.</w:t>
+      </w:r>
+    </w:p>
+    <w:p>
+      <w:pPr>
+        <w:numPr>
+          <w:ilvl w:val="1"/>
+          <w:numId w:val="2"/>
+        </w:numPr>
+        <w:ind w:left="1440" w:hanging="360"/>
+      </w:pPr>
+      <w:r>
+        <w:rPr>
+          <w:rtl w:val="0"/>
+        </w:rPr>
+        <w:t xml:space="preserve">Tương tự, bắt họ dậy lúc 7 giờ sáng hôm sau cũng giống như yêu cầu cha mẹ họ thức dậy lúc 4 hoặc 5 giờ sáng.</w:t>
+      </w:r>
+    </w:p>
+    <w:p>
+      <w:pPr>
+        <w:numPr>
+          <w:ilvl w:val="1"/>
+          <w:numId w:val="2"/>
+        </w:numPr>
+        <w:ind w:left="1440" w:hanging="360"/>
+      </w:pPr>
+      <w:r>
+        <w:rPr>
+          <w:rtl w:val="0"/>
+        </w:rPr>
+        <w:t xml:space="preserve">Đây là một quy luật sinh học không thể thương lượng hay thay đổi bằng ý chí.</w:t>
+      </w:r>
+    </w:p>
+    <w:p>
+      <w:pPr>
+        <w:pStyle w:val="Heading2"/>
+        <w:rPr/>
+      </w:pPr>
+      <w:r>
+        <w:rPr>
+          <w:rtl w:val="0"/>
+        </w:rPr>
+        <w:t xml:space="preserve">6. Insight: Sự thay đổi của bản thân</w:t>
+      </w:r>
+    </w:p>
+    <w:p>
+      <w:pPr>
+        <w:rPr/>
+      </w:pPr>
+      <w:r>
+        <w:rPr>
+          <w:rtl w:val="0"/>
+        </w:rPr>
+        <w:t xml:space="preserve">Cuốn sách còn mang lại những cái nhìn sâu sắc về sự phát triển cá nhân, một phần được hỗ trợ bởi chức năng tổ chức và tích hợp của giấc ngủ:</w:t>
+      </w:r>
+    </w:p>
+    <w:p>
+      <w:pPr>
+        <w:numPr>
+          <w:ilvl w:val="0"/>
+          <w:numId w:val="18"/>
+        </w:numPr>
+        <w:ind w:left="720" w:hanging="360"/>
+      </w:pPr>
+      <w:r>
+        <w:rPr>
+          <w:b w:val="1"/>
+          <w:bCs w:val="1"/>
+          <w:rtl w:val="0"/>
+        </w:rPr>
+        <w:t xml:space="preserve">Bản thân là một thực thể linh hoạt:</w:t>
+      </w:r>
+      <w:r>
+        <w:rPr>
+          <w:rtl w:val="0"/>
+        </w:rPr>
+        <w:t xml:space="preserve"> Chúng ta có xu hướng nhận ra rằng mong muốn và động lực của mình đã thay đổi rất nhiều trong quá khứ (ví dụ: kiểu tóc cũ), nhưng lại tin rằng chúng sẽ không thay đổi nhiều trong tương lai. Đây là một nhận định sai lầm.</w:t>
+      </w:r>
+    </w:p>
+    <w:p>
+      <w:pPr>
+        <w:numPr>
+          <w:ilvl w:val="0"/>
+          <w:numId w:val="18"/>
+        </w:numPr>
+        <w:ind w:left="720" w:hanging="360"/>
+      </w:pPr>
+      <w:r>
+        <w:rPr>
+          <w:b w:val="1"/>
+          <w:bCs w:val="1"/>
+          <w:rtl w:val="0"/>
+        </w:rPr>
+        <w:t xml:space="preserve">Sự thay đổi không ngừng:</w:t>
+      </w:r>
+      <w:r>
+        <w:rPr>
+          <w:rtl w:val="0"/>
+        </w:rPr>
+        <w:t xml:space="preserve"> Các nhà tâm lý học đã nhận thấy các phẩm chất được cho là bất biến, như giá trị cốt lõi (thú vui, an ninh, thành công, trung thực), sở thích cho kỳ nghỉ, âm nhạc, sở thích và thậm chí bạn bè, đều biến đổi đáng kể theo thời gian.</w:t>
+      </w:r>
+    </w:p>
+    <w:p>
+      <w:pPr>
+        <w:numPr>
+          <w:ilvl w:val="0"/>
+          <w:numId w:val="18"/>
+        </w:numPr>
+        <w:ind w:left="720" w:hanging="360"/>
+      </w:pPr>
+      <w:r>
+        <w:rPr>
+          <w:b w:val="1"/>
+          <w:bCs w:val="1"/>
+          <w:rtl w:val="0"/>
+        </w:rPr>
+        <w:t xml:space="preserve">Quy luật thay đổi:</w:t>
+      </w:r>
+      <w:r>
+        <w:rPr>
+          <w:rtl w:val="0"/>
+        </w:rPr>
+        <w:t xml:space="preserve"> Người lớn tuổi thường trở nên dễ chịu hơn, tận tâm hơn, ổn định hơn về mặt cảm xúc và ít lo lắng hơn, nhưng lại ít cởi mở với trải nghiệm hơn.</w:t>
+      </w:r>
+    </w:p>
+    <w:p>
+      <w:pPr>
+        <w:numPr>
+          <w:ilvl w:val="0"/>
+          <w:numId w:val="18"/>
+        </w:numPr>
+        <w:ind w:left="720" w:hanging="360"/>
+      </w:pPr>
+      <w:r>
+        <w:rPr>
+          <w:b w:val="1"/>
+          <w:bCs w:val="1"/>
+          <w:rtl w:val="0"/>
+        </w:rPr>
+        <w:t xml:space="preserve">Chiến lược phát triển:</w:t>
+      </w:r>
+      <w:r>
+        <w:rPr>
+          <w:rtl w:val="0"/>
+        </w:rPr>
+        <w:t xml:space="preserve"> Vì tính cách thay đổi nhiều hơn chúng ta mong đợi, chúng ta không nên đặt ra các mục tiêu dài hạn quá cứng nhắc. Thay vì cố gắng tìm ra câu trả lời "Tôi thực sự muốn trở thành ai?" (một câu trả lời cứng nhắc), tốt hơn hết là trở thành một nhà khoa học của chính mình, đặt ra các câu hỏi nhỏ có thể kiểm chứng được: "Tôi nên bắt đầu khám phá bản thân nào trong số các khả năng của tôi ngay bây giờ? Làm thế nào tôi có thể làm điều đó?".</w:t>
+      </w:r>
+    </w:p>
+    <w:p>
+      <w:pPr>
+        <w:numPr>
+          <w:ilvl w:val="0"/>
+          <w:numId w:val="18"/>
+        </w:numPr>
+        <w:ind w:left="720" w:hanging="360"/>
+      </w:pPr>
+      <w:r>
+        <w:rPr>
+          <w:b w:val="1"/>
+          <w:bCs w:val="1"/>
+          <w:rtl w:val="0"/>
+        </w:rPr>
+        <w:t xml:space="preserve">Phương pháp "Thử nghiệm và học hỏi":</w:t>
+      </w:r>
+      <w:r>
+        <w:rPr>
+          <w:rtl w:val="0"/>
+        </w:rPr>
+        <w:t xml:space="preserve"> Thay vì lập một kế hoạch lớn ("plan-and-implement"), hãy tìm các thử nghiệm có thể được thực hiện nhanh chóng ("test-and-learn").</w:t>
+      </w:r>
+    </w:p>
+    <w:p>
+      <w:pPr>
+        <w:pStyle w:val="Heading2"/>
+        <w:rPr/>
+      </w:pPr>
+      <w:r>
+        <w:rPr>
+          <w:rtl w:val="0"/>
+        </w:rPr>
+        <w:t xml:space="preserve">7. Những câu hỏi khoa học được trả lời</w:t>
+      </w:r>
+    </w:p>
+    <w:p>
+      <w:pPr>
+        <w:rPr/>
+      </w:pPr>
+      <w:r>
+        <w:rPr>
+          <w:rtl w:val="0"/>
+        </w:rPr>
+        <w:t xml:space="preserve">Cuốn sách sẽ trả lời cho những câu hỏi về cách để có một giấc ngủ hợp lý:</w:t>
       </w:r>
     </w:p>
     <w:p>
@@ -331,815 +1100,46 @@
       </w:pPr>
       <w:r>
         <w:rPr>
-          <w:b w:val="1"/>
-          <w:bCs w:val="1"/>
-          <w:rtl w:val="0"/>
-        </w:rPr>
-        <w:t xml:space="preserve">Giấc ngủ REM (Giấc ngủ mơ):</w:t>
-      </w:r>
-      <w:r>
-        <w:rPr>
-          <w:rtl w:val="0"/>
-        </w:rPr>
-        <w:t xml:space="preserve"> Đây là trạng thái </w:t>
-      </w:r>
-      <w:r>
-        <w:rPr>
-          <w:b w:val="1"/>
-          <w:bCs w:val="1"/>
-          <w:rtl w:val="0"/>
-        </w:rPr>
-        <w:t xml:space="preserve">Tích hợp (Integration)</w:t>
-      </w:r>
-      <w:r>
-        <w:rPr>
-          <w:rtl w:val="0"/>
-        </w:rPr>
-        <w:t xml:space="preserve">.</w:t>
+          <w:rtl w:val="0"/>
+        </w:rPr>
+        <w:t xml:space="preserve">Phải chăng cứ ngủ 8 tiếng một ngày là đủ?</w:t>
       </w:r>
     </w:p>
     <w:p>
       <w:pPr>
         <w:numPr>
-          <w:ilvl w:val="1"/>
+          <w:ilvl w:val="0"/>
           <w:numId w:val="8"/>
         </w:numPr>
-        <w:ind w:left="1440" w:hanging="360"/>
-      </w:pPr>
-      <w:r>
-        <w:rPr>
-          <w:rtl w:val="0"/>
-        </w:rPr>
-        <w:t xml:space="preserve">Mặc dù cổng cảm giác của đồi thị mở ra như khi thức, nhưng thay vì các cảm giác bên ngoài, REM lại cho phép tín hiệu cảm xúc, động lực và ký ức (quá khứ và hiện tại) được chiếu lên vỏ não thị giác, thính giác và vận động. Mỗi đêm, REM đưa bạn vào một "rạp hát phi lý" của các chủ đề tự truyện mang tính liên tưởng cao.</w:t>
+        <w:ind w:left="720" w:hanging="360"/>
+      </w:pPr>
+      <w:r>
+        <w:rPr>
+          <w:rtl w:val="0"/>
+        </w:rPr>
+        <w:t xml:space="preserve">Thời điểm nào đi ngủ là tốt nhất?</w:t>
       </w:r>
     </w:p>
     <w:p>
       <w:pPr>
         <w:numPr>
-          <w:ilvl w:val="1"/>
+          <w:ilvl w:val="0"/>
           <w:numId w:val="8"/>
         </w:numPr>
-        <w:ind w:left="1440" w:hanging="360"/>
-      </w:pPr>
-      <w:r>
-        <w:rPr>
-          <w:rtl w:val="0"/>
-        </w:rPr>
-        <w:t xml:space="preserve">REM kết nối các dữ liệu thô này với nhau, với mọi kinh nghiệm trong quá khứ, nhằm xây dựng một mô hình thế giới ngày càng chính xác, mang lại những hiểu biết đổi mới và khả năng giải quyết vấn đề.</w:t>
-      </w:r>
-    </w:p>
-    <w:p>
-      <w:pPr>
-        <w:pStyle w:val="Heading2"/>
-        <w:rPr/>
-      </w:pPr>
-      <w:r>
-        <w:rPr>
-          <w:rtl w:val="0"/>
-        </w:rPr>
-        <w:t xml:space="preserve">4. Khoa học về Giấc ngủ và Nhịp sinh học</w:t>
-      </w:r>
-    </w:p>
-    <w:p>
-      <w:pPr>
-        <w:pStyle w:val="Heading3"/>
-        <w:rPr/>
-      </w:pPr>
-      <w:r>
-        <w:rPr>
-          <w:rtl w:val="0"/>
-        </w:rPr>
-        <w:t xml:space="preserve">Nhịp sinh học (Chronotype)</w:t>
-      </w:r>
-    </w:p>
-    <w:p>
-      <w:pPr>
-        <w:rPr/>
-      </w:pPr>
-      <w:r>
-        <w:rPr>
-          <w:rtl w:val="0"/>
-        </w:rPr>
-        <w:t xml:space="preserve">Mặc dù mọi người đều có nhịp sinh học 24 giờ không đổi, nhưng điểm đỉnh và đáy về sự tỉnh táo lại khác nhau đáng kể giữa các cá nhân. Đây được gọi là Chronotype, và nó bị ảnh hưởng mạnh mẽ bởi gen di truyền.</w:t>
+        <w:ind w:left="720" w:hanging="360"/>
+      </w:pPr>
+      <w:r>
+        <w:rPr>
+          <w:rtl w:val="0"/>
+        </w:rPr>
+        <w:t xml:space="preserve">Có nên ngủ trưa không?</w:t>
       </w:r>
     </w:p>
     <w:p>
       <w:pPr>
         <w:numPr>
           <w:ilvl w:val="0"/>
-          <w:numId w:val="1"/>
-        </w:numPr>
-        <w:ind w:left="720" w:hanging="360"/>
-      </w:pPr>
-      <w:r>
-        <w:rPr>
-          <w:b w:val="1"/>
-          <w:bCs w:val="1"/>
-          <w:rtl w:val="0"/>
-        </w:rPr>
-        <w:t xml:space="preserve">"Kiểu người buổi sáng" (Larks):</w:t>
-      </w:r>
-      <w:r>
-        <w:rPr>
-          <w:rtl w:val="0"/>
-        </w:rPr>
-        <w:t xml:space="preserve"> Chiếm khoảng 40% dân số. Họ đạt đỉnh tỉnh táo sớm trong ngày và cảm thấy buồn ngủ sớm vào ban đêm.</w:t>
-      </w:r>
-    </w:p>
-    <w:p>
-      <w:pPr>
-        <w:numPr>
-          <w:ilvl w:val="0"/>
-          <w:numId w:val="1"/>
-        </w:numPr>
-        <w:ind w:left="720" w:hanging="360"/>
-      </w:pPr>
-      <w:r>
-        <w:rPr>
-          <w:b w:val="1"/>
-          <w:bCs w:val="1"/>
-          <w:rtl w:val="0"/>
-        </w:rPr>
-        <w:t xml:space="preserve">"Kiểu người buổi tối" (Owls):</w:t>
-      </w:r>
-      <w:r>
-        <w:rPr>
-          <w:rtl w:val="0"/>
-        </w:rPr>
-        <w:t xml:space="preserve"> Chiếm khoảng 30% dân số. Họ thích đi ngủ muộn và thức dậy muộn vào sáng hoặc chiều hôm sau.</w:t>
-      </w:r>
-    </w:p>
-    <w:p>
-      <w:pPr>
-        <w:rPr/>
-      </w:pPr>
-      <w:r>
-        <w:rPr>
-          <w:rtl w:val="0"/>
-        </w:rPr>
-        <w:t xml:space="preserve">Điều quan trọng là kiểu cú đêm không phải là một sự lựa chọn. Họ bị ràng buộc vào lịch trình ngủ trễ do lập trình DNA không thể tránh khỏi. Do đó, việc chỉ trích kiểu người này là lười biếng, thiếu nỗ lực là một sai lầm.</w:t>
-      </w:r>
-    </w:p>
-    <w:p>
-      <w:pPr>
-        <w:pStyle w:val="Heading3"/>
-        <w:rPr/>
-      </w:pPr>
-      <w:r>
-        <w:rPr>
-          <w:rtl w:val="0"/>
-        </w:rPr>
-        <w:t xml:space="preserve">Ngủ Hai Pha (Biphasic Sleep)</w:t>
-      </w:r>
-    </w:p>
-    <w:p>
-      <w:pPr>
-        <w:rPr/>
-      </w:pPr>
-      <w:r>
-        <w:rPr>
-          <w:rtl w:val="0"/>
-        </w:rPr>
-        <w:t xml:space="preserve">Con người hiện đại không ngủ theo cách tự nhiên. Hầu hết người lớn ở các nước phát triển ngủ theo mô hình đơn pha (monophasic) – một giấc ngủ dài duy nhất vào ban đêm.</w:t>
-      </w:r>
-    </w:p>
-    <w:p>
-      <w:pPr>
-        <w:rPr/>
-      </w:pPr>
-      <w:r>
-        <w:rPr>
-          <w:rtl w:val="0"/>
-        </w:rPr>
-        <w:t xml:space="preserve">Tuy nhiên, các nền văn hóa không bị ảnh hưởng bởi điện (như bộ lạc Gabra hay người San) thường ngủ theo mô hình hai pha (biphasic) – một giấc ngủ đêm dài (khoảng 7 giờ) và một giấc ngủ trưa ngắn 30-60 phút.</w:t>
-      </w:r>
-    </w:p>
-    <w:p>
-      <w:pPr>
-        <w:rPr/>
-      </w:pPr>
-      <w:r>
-        <w:rPr>
-          <w:rtl w:val="0"/>
-        </w:rPr>
-        <w:t xml:space="preserve">Việc ngủ hai pha mang tính sinh học sâu sắc. Tất cả mọi người đều có một đợt giảm tỉnh táo theo gen vào giữa buổi chiều, được gọi là </w:t>
-      </w:r>
-      <w:r>
-        <w:rPr>
-          <w:b w:val="1"/>
-          <w:bCs w:val="1"/>
-          <w:rtl w:val="0"/>
-        </w:rPr>
-        <w:t xml:space="preserve">post-prandial alertness dip</w:t>
-      </w:r>
-      <w:r>
-        <w:rPr>
-          <w:rtl w:val="0"/>
-        </w:rPr>
-        <w:t xml:space="preserve"> (sự sụt giảm tỉnh táo sau bữa ăn). Sự sụt giảm này là một phần tự nhiên của nhịp sống hàng ngày, ủng hộ một giấc ngủ ngắn vào buổi chiều thay vì làm việc.</w:t>
-      </w:r>
-    </w:p>
-    <w:p>
-      <w:pPr>
-        <w:pStyle w:val="Heading3"/>
-        <w:rPr/>
-      </w:pPr>
-      <w:r>
-        <w:rPr>
-          <w:rtl w:val="0"/>
-        </w:rPr>
-        <w:t xml:space="preserve">Tác động của Caffeine</w:t>
-      </w:r>
-    </w:p>
-    <w:p>
-      <w:pPr>
-        <w:rPr/>
-      </w:pPr>
-      <w:r>
-        <w:rPr>
-          <w:rtl w:val="0"/>
-        </w:rPr>
-        <w:t xml:space="preserve">Caffeine là một trong những nguyên nhân phổ biến nhất gây khó ngủ.</w:t>
-      </w:r>
-    </w:p>
-    <w:p>
-      <w:pPr>
-        <w:numPr>
-          <w:ilvl w:val="0"/>
-          <w:numId w:val="7"/>
-        </w:numPr>
-        <w:ind w:left="720" w:hanging="360"/>
-      </w:pPr>
-      <w:r>
-        <w:rPr>
-          <w:b w:val="1"/>
-          <w:bCs w:val="1"/>
-          <w:rtl w:val="0"/>
-        </w:rPr>
-        <w:t xml:space="preserve">Thời gian bán hủy dài:</w:t>
-      </w:r>
-      <w:r>
-        <w:rPr>
-          <w:rtl w:val="0"/>
-        </w:rPr>
-        <w:t xml:space="preserve"> Caffeine có thời gian bán hủy trung bình từ </w:t>
-      </w:r>
-      <w:r>
-        <w:rPr>
-          <w:b w:val="1"/>
-          <w:bCs w:val="1"/>
-          <w:rtl w:val="0"/>
-        </w:rPr>
-        <w:t xml:space="preserve">năm đến bảy giờ</w:t>
-      </w:r>
-      <w:r>
-        <w:rPr>
-          <w:rtl w:val="0"/>
-        </w:rPr>
-        <w:t xml:space="preserve">. Nếu bạn uống một tách cà phê lúc 7:30 tối, thì đến 1:30 sáng, 50% lượng caffeine đó vẫn còn hoạt động trong não.</w:t>
-      </w:r>
-    </w:p>
-    <w:p>
-      <w:pPr>
-        <w:numPr>
-          <w:ilvl w:val="0"/>
-          <w:numId w:val="7"/>
-        </w:numPr>
-        <w:ind w:left="720" w:hanging="360"/>
-      </w:pPr>
-      <w:r>
-        <w:rPr>
-          <w:b w:val="1"/>
-          <w:bCs w:val="1"/>
-          <w:rtl w:val="0"/>
-        </w:rPr>
-        <w:t xml:space="preserve">Decaf vẫn chứa Caffeine:</w:t>
-      </w:r>
-      <w:r>
-        <w:rPr>
-          <w:rtl w:val="0"/>
-        </w:rPr>
-        <w:t xml:space="preserve"> Một tách cà phê decaf thường chứa 15 đến 30% lượng caffeine của một tách thông thường. Uống 3-4 tách decaf vào buổi tối có thể gây hại cho giấc ngủ tương đương với một tách cà phê thường.</w:t>
-      </w:r>
-    </w:p>
-    <w:p>
-      <w:pPr>
-        <w:numPr>
-          <w:ilvl w:val="0"/>
-          <w:numId w:val="7"/>
-        </w:numPr>
-        <w:ind w:left="720" w:hanging="360"/>
-      </w:pPr>
-      <w:r>
-        <w:rPr>
-          <w:b w:val="1"/>
-          <w:bCs w:val="1"/>
-          <w:rtl w:val="0"/>
-        </w:rPr>
-        <w:t xml:space="preserve">Ảnh hưởng của tuổi tác:</w:t>
-      </w:r>
-      <w:r>
-        <w:rPr>
-          <w:rtl w:val="0"/>
-        </w:rPr>
-        <w:t xml:space="preserve"> Quá trình loại bỏ caffeine khỏi cơ thể chậm lại khi chúng ta già đi, khiến người lớn tuổi nhạy cảm hơn với tác động gây rối loạn giấc ngủ của caffeine.</w:t>
-      </w:r>
-    </w:p>
-    <w:p>
-      <w:pPr>
-        <w:pStyle w:val="Heading2"/>
-        <w:rPr/>
-      </w:pPr>
-      <w:r>
-        <w:rPr>
-          <w:rtl w:val="0"/>
-        </w:rPr>
-        <w:t xml:space="preserve">5. Giấc Ngủ và Sự Phát Triển Con Người</w:t>
-      </w:r>
-    </w:p>
-    <w:p>
-      <w:pPr>
-        <w:pStyle w:val="Heading3"/>
-        <w:rPr/>
-      </w:pPr>
-      <w:r>
-        <w:rPr>
-          <w:rtl w:val="0"/>
-        </w:rPr>
-        <w:t xml:space="preserve">Giấc Ngủ REM: Chìa Khóa Cảm Xúc và Sáng Tạo</w:t>
-      </w:r>
-    </w:p>
-    <w:p>
-      <w:pPr>
-        <w:rPr/>
-      </w:pPr>
-      <w:r>
-        <w:rPr>
-          <w:rtl w:val="0"/>
-        </w:rPr>
-        <w:t xml:space="preserve">Giấc ngủ REM mang lại hai đóng góp tiến hóa quan trọng:</w:t>
-      </w:r>
-    </w:p>
-    <w:p>
-      <w:pPr>
-        <w:numPr>
-          <w:ilvl w:val="0"/>
-          <w:numId w:val="2"/>
-        </w:numPr>
-        <w:ind w:left="720" w:hanging="360"/>
-      </w:pPr>
-      <w:r>
-        <w:rPr>
-          <w:b w:val="1"/>
-          <w:bCs w:val="1"/>
-          <w:rtl w:val="0"/>
-        </w:rPr>
-        <w:t xml:space="preserve">Trí tuệ Cảm xúc (Emotional IQ):</w:t>
-      </w:r>
-      <w:r>
-        <w:rPr>
-          <w:rtl w:val="0"/>
-        </w:rPr>
-        <w:t xml:space="preserve"> REM giúp tạo điều kiện cho sự nhận biết và thấu hiểu chính xác, từ đó cho phép chúng ta đưa ra những quyết định và hành động thông minh hơn. Khả năng điều chỉnh cảm xúc hàng ngày phụ thuộc vào việc có đủ giấc ngủ REM.</w:t>
-      </w:r>
-    </w:p>
-    <w:p>
-      <w:pPr>
-        <w:numPr>
-          <w:ilvl w:val="0"/>
-          <w:numId w:val="2"/>
-        </w:numPr>
-        <w:ind w:left="720" w:hanging="360"/>
-      </w:pPr>
-      <w:r>
-        <w:rPr>
-          <w:b w:val="1"/>
-          <w:bCs w:val="1"/>
-          <w:rtl w:val="0"/>
-        </w:rPr>
-        <w:t xml:space="preserve">Sáng tạo:</w:t>
-      </w:r>
-      <w:r>
-        <w:rPr>
-          <w:rtl w:val="0"/>
-        </w:rPr>
-        <w:t xml:space="preserve"> REM là giai đoạn lấy những ký ức mới và kết nối chúng với toàn bộ kinh nghiệm trong quá khứ, tạo ra những hiểu biết sáng tạo mới. Điều này giúp xây dựng các mạng lưới liên kết thông tin rộng lớn và mang lại giải pháp mới cho các vấn đề.</w:t>
-      </w:r>
-    </w:p>
-    <w:p>
-      <w:pPr>
-        <w:pStyle w:val="Heading3"/>
-        <w:rPr/>
-      </w:pPr>
-      <w:r>
-        <w:rPr>
-          <w:rtl w:val="0"/>
-        </w:rPr>
-        <w:t xml:space="preserve">Giấc Ngủ và Sự Phát Triển của Trẻ em</w:t>
-      </w:r>
-    </w:p>
-    <w:p>
-      <w:pPr>
-        <w:numPr>
-          <w:ilvl w:val="0"/>
-          <w:numId w:val="2"/>
-        </w:numPr>
-        <w:ind w:left="720" w:hanging="360"/>
-      </w:pPr>
-      <w:r>
-        <w:rPr>
-          <w:b w:val="1"/>
-          <w:bCs w:val="1"/>
-          <w:rtl w:val="0"/>
-        </w:rPr>
-        <w:t xml:space="preserve">Vai trò của REM ở trẻ sơ sinh:</w:t>
-      </w:r>
-      <w:r>
-        <w:rPr>
-          <w:rtl w:val="0"/>
-        </w:rPr>
-        <w:t xml:space="preserve"> Giấc ngủ REM chiếm ưu thế trong giai đoạn đầu đời vì đây là giai đoạn bộ não đang được xây dựng mạnh mẽ nhất. Thiếu hụt REM có thể dẫn đến một bộ não kém phát triển.</w:t>
-      </w:r>
-    </w:p>
-    <w:p>
-      <w:pPr>
-        <w:numPr>
-          <w:ilvl w:val="0"/>
-          <w:numId w:val="2"/>
-        </w:numPr>
-        <w:ind w:left="720" w:hanging="360"/>
-      </w:pPr>
-      <w:r>
-        <w:rPr>
-          <w:b w:val="1"/>
-          <w:bCs w:val="1"/>
-          <w:rtl w:val="0"/>
-        </w:rPr>
-        <w:t xml:space="preserve">Liên kết với Tự kỷ (ASD):</w:t>
-      </w:r>
-      <w:r>
-        <w:rPr>
-          <w:rtl w:val="0"/>
-        </w:rPr>
-        <w:t xml:space="preserve"> Thiếu hụt giấc ngủ REM được liên kết gần đây với </w:t>
-      </w:r>
-      <w:r>
-        <w:rPr>
-          <w:b w:val="1"/>
-          <w:bCs w:val="1"/>
-          <w:rtl w:val="0"/>
-        </w:rPr>
-        <w:t xml:space="preserve">Rối loạn Phổ Tự kỷ (ASD)</w:t>
-      </w:r>
-      <w:r>
-        <w:rPr>
-          <w:rtl w:val="0"/>
-        </w:rPr>
-        <w:t xml:space="preserve">. Tự kỷ liên quan đến sự bất thường trong việc hình thành và số lượng khớp thần kinh (synapses), dẫn đến sự kết nối thần kinh không phù hợp. Trẻ em tự kỷ cũng có nhịp sinh học yếu hơn và nồng độ melatonin ít biến động hơn so với trẻ không mắc tự kỷ.</w:t>
-      </w:r>
-    </w:p>
-    <w:p>
-      <w:pPr>
-        <w:pStyle w:val="Heading3"/>
-        <w:rPr/>
-      </w:pPr>
-      <w:r>
-        <w:rPr>
-          <w:rtl w:val="0"/>
-        </w:rPr>
-        <w:t xml:space="preserve">Giấc Ngủ và Tuổi Vị Thành Niên</w:t>
-      </w:r>
-    </w:p>
-    <w:p>
-      <w:pPr>
-        <w:numPr>
-          <w:ilvl w:val="0"/>
-          <w:numId w:val="2"/>
-        </w:numPr>
-        <w:ind w:left="720" w:hanging="360"/>
-      </w:pPr>
-      <w:r>
-        <w:rPr>
-          <w:b w:val="1"/>
-          <w:bCs w:val="1"/>
-          <w:rtl w:val="0"/>
-        </w:rPr>
-        <w:t xml:space="preserve">Giai đoạn "Tinh giản" (Pruning):</w:t>
-      </w:r>
-      <w:r>
-        <w:rPr>
-          <w:rtl w:val="0"/>
-        </w:rPr>
-        <w:t xml:space="preserve"> Trong giai đoạn cuối thời thơ ấu và tuổi vị thành niên, mục tiêu của bộ não chuyển từ việc xây dựng kết nối (REM) sang </w:t>
-      </w:r>
-      <w:r>
-        <w:rPr>
-          <w:b w:val="1"/>
-          <w:bCs w:val="1"/>
-          <w:rtl w:val="0"/>
-        </w:rPr>
-        <w:t xml:space="preserve">tinh giản</w:t>
-      </w:r>
-      <w:r>
-        <w:rPr>
-          <w:rtl w:val="0"/>
-        </w:rPr>
-        <w:t xml:space="preserve"> (pruning) các kết nối thừa thãi để đạt hiệu quả và tính trưởng thành. Vai trò này thuộc về giấc ngủ </w:t>
-      </w:r>
-      <w:r>
-        <w:rPr>
-          <w:b w:val="1"/>
-          <w:bCs w:val="1"/>
-          <w:rtl w:val="0"/>
-        </w:rPr>
-        <w:t xml:space="preserve">NREM sóng chậm sâu</w:t>
-      </w:r>
-      <w:r>
-        <w:rPr>
-          <w:rtl w:val="0"/>
-        </w:rPr>
-        <w:t xml:space="preserve">. Giấc ngủ sâu giúp hoàn thiện quá trình trưởng thành thần kinh ở thùy trán, giúp các thiếu niên đạt đến tư duy và khả năng lý luận trưởng thành.</w:t>
-      </w:r>
-    </w:p>
-    <w:p>
-      <w:pPr>
-        <w:numPr>
-          <w:ilvl w:val="0"/>
-          <w:numId w:val="2"/>
-        </w:numPr>
-        <w:ind w:left="720" w:hanging="360"/>
-      </w:pPr>
-      <w:r>
-        <w:rPr>
-          <w:b w:val="1"/>
-          <w:bCs w:val="1"/>
-          <w:rtl w:val="0"/>
-        </w:rPr>
-        <w:t xml:space="preserve">Sự dịch chuyển Nhịp sinh học:</w:t>
-      </w:r>
-      <w:r>
-        <w:rPr>
-          <w:rtl w:val="0"/>
-        </w:rPr>
-        <w:t xml:space="preserve"> Khi một cá nhân đạt đến 16 tuổi, nhịp sinh học của họ đã trải qua một sự thay đổi mạnh mẽ về pha, khiến nồng độ melatonin (chỉ thị của bóng tối và giấc ngủ) đến chậm hơn nhiều giờ.</w:t>
-      </w:r>
-    </w:p>
-    <w:p>
-      <w:pPr>
-        <w:numPr>
-          <w:ilvl w:val="1"/>
-          <w:numId w:val="2"/>
-        </w:numPr>
-        <w:ind w:left="1440" w:hanging="360"/>
-      </w:pPr>
-      <w:r>
-        <w:rPr>
-          <w:rtl w:val="0"/>
-        </w:rPr>
-        <w:t xml:space="preserve">Yêu cầu một thiếu niên đi ngủ lúc 10 giờ tối là tương đương với việc yêu cầu cha mẹ họ ngủ lúc 7 hoặc 8 giờ tối.</w:t>
-      </w:r>
-    </w:p>
-    <w:p>
-      <w:pPr>
-        <w:numPr>
-          <w:ilvl w:val="1"/>
-          <w:numId w:val="2"/>
-        </w:numPr>
-        <w:ind w:left="1440" w:hanging="360"/>
-      </w:pPr>
-      <w:r>
-        <w:rPr>
-          <w:rtl w:val="0"/>
-        </w:rPr>
-        <w:t xml:space="preserve">Tương tự, bắt họ dậy lúc 7 giờ sáng hôm sau cũng giống như yêu cầu cha mẹ họ thức dậy lúc 4 hoặc 5 giờ sáng.</w:t>
-      </w:r>
-    </w:p>
-    <w:p>
-      <w:pPr>
-        <w:numPr>
-          <w:ilvl w:val="1"/>
-          <w:numId w:val="2"/>
-        </w:numPr>
-        <w:ind w:left="1440" w:hanging="360"/>
-      </w:pPr>
-      <w:r>
-        <w:rPr>
-          <w:rtl w:val="0"/>
-        </w:rPr>
-        <w:t xml:space="preserve">Đây là một quy luật sinh học không thể thương lượng hay thay đổi bằng ý chí.</w:t>
-      </w:r>
-    </w:p>
-    <w:p>
-      <w:pPr>
-        <w:pStyle w:val="Heading2"/>
-        <w:rPr/>
-      </w:pPr>
-      <w:r>
-        <w:rPr>
-          <w:rtl w:val="0"/>
-        </w:rPr>
-        <w:t xml:space="preserve">6. Insight: Sự thay đổi của bản thân</w:t>
-      </w:r>
-    </w:p>
-    <w:p>
-      <w:pPr>
-        <w:rPr/>
-      </w:pPr>
-      <w:r>
-        <w:rPr>
-          <w:rtl w:val="0"/>
-        </w:rPr>
-        <w:t xml:space="preserve">Cuốn sách còn mang lại những cái nhìn sâu sắc về sự phát triển cá nhân, một phần được hỗ trợ bởi chức năng tổ chức và tích hợp của giấc ngủ:</w:t>
-      </w:r>
-    </w:p>
-    <w:p>
-      <w:pPr>
-        <w:numPr>
-          <w:ilvl w:val="0"/>
-          <w:numId w:val="12"/>
-        </w:numPr>
-        <w:ind w:left="720" w:hanging="360"/>
-      </w:pPr>
-      <w:r>
-        <w:rPr>
-          <w:b w:val="1"/>
-          <w:bCs w:val="1"/>
-          <w:rtl w:val="0"/>
-        </w:rPr>
-        <w:t xml:space="preserve">Bản thân là một thực thể linh hoạt:</w:t>
-      </w:r>
-      <w:r>
-        <w:rPr>
-          <w:rtl w:val="0"/>
-        </w:rPr>
-        <w:t xml:space="preserve"> Chúng ta có xu hướng nhận ra rằng mong muốn và động lực của mình đã thay đổi rất nhiều trong quá khứ (ví dụ: kiểu tóc cũ), nhưng lại tin rằng chúng sẽ không thay đổi nhiều trong tương lai. Đây là một nhận định sai lầm.</w:t>
-      </w:r>
-    </w:p>
-    <w:p>
-      <w:pPr>
-        <w:numPr>
-          <w:ilvl w:val="0"/>
-          <w:numId w:val="12"/>
-        </w:numPr>
-        <w:ind w:left="720" w:hanging="360"/>
-      </w:pPr>
-      <w:r>
-        <w:rPr>
-          <w:b w:val="1"/>
-          <w:bCs w:val="1"/>
-          <w:rtl w:val="0"/>
-        </w:rPr>
-        <w:t xml:space="preserve">Sự thay đổi không ngừng:</w:t>
-      </w:r>
-      <w:r>
-        <w:rPr>
-          <w:rtl w:val="0"/>
-        </w:rPr>
-        <w:t xml:space="preserve"> Các nhà tâm lý học đã nhận thấy các phẩm chất được cho là bất biến, như giá trị cốt lõi (thú vui, an ninh, thành công, trung thực), sở thích cho kỳ nghỉ, âm nhạc, sở thích và thậm chí bạn bè, đều biến đổi đáng kể theo thời gian.</w:t>
-      </w:r>
-    </w:p>
-    <w:p>
-      <w:pPr>
-        <w:numPr>
-          <w:ilvl w:val="0"/>
-          <w:numId w:val="12"/>
-        </w:numPr>
-        <w:ind w:left="720" w:hanging="360"/>
-      </w:pPr>
-      <w:r>
-        <w:rPr>
-          <w:b w:val="1"/>
-          <w:bCs w:val="1"/>
-          <w:rtl w:val="0"/>
-        </w:rPr>
-        <w:t xml:space="preserve">Quy luật thay đổi:</w:t>
-      </w:r>
-      <w:r>
-        <w:rPr>
-          <w:rtl w:val="0"/>
-        </w:rPr>
-        <w:t xml:space="preserve"> Người lớn tuổi thường trở nên dễ chịu hơn, tận tâm hơn, ổn định hơn về mặt cảm xúc và ít lo lắng hơn, nhưng lại ít cởi mở với trải nghiệm hơn.</w:t>
-      </w:r>
-    </w:p>
-    <w:p>
-      <w:pPr>
-        <w:numPr>
-          <w:ilvl w:val="0"/>
-          <w:numId w:val="12"/>
-        </w:numPr>
-        <w:ind w:left="720" w:hanging="360"/>
-      </w:pPr>
-      <w:r>
-        <w:rPr>
-          <w:b w:val="1"/>
-          <w:bCs w:val="1"/>
-          <w:rtl w:val="0"/>
-        </w:rPr>
-        <w:t xml:space="preserve">Chiến lược phát triển:</w:t>
-      </w:r>
-      <w:r>
-        <w:rPr>
-          <w:rtl w:val="0"/>
-        </w:rPr>
-        <w:t xml:space="preserve"> Vì tính cách thay đổi nhiều hơn chúng ta mong đợi, chúng ta không nên đặt ra các mục tiêu dài hạn quá cứng nhắc. Thay vì cố gắng tìm ra câu trả lời "Tôi thực sự muốn trở thành ai?" (một câu trả lời cứng nhắc), tốt hơn hết là trở thành một nhà khoa học của chính mình, đặt ra các câu hỏi nhỏ có thể kiểm chứng được: "Tôi nên bắt đầu khám phá bản thân nào trong số các khả năng của tôi ngay bây giờ? Làm thế nào tôi có thể làm điều đó?".</w:t>
-      </w:r>
-    </w:p>
-    <w:p>
-      <w:pPr>
-        <w:numPr>
-          <w:ilvl w:val="0"/>
-          <w:numId w:val="12"/>
-        </w:numPr>
-        <w:ind w:left="720" w:hanging="360"/>
-      </w:pPr>
-      <w:r>
-        <w:rPr>
-          <w:b w:val="1"/>
-          <w:bCs w:val="1"/>
-          <w:rtl w:val="0"/>
-        </w:rPr>
-        <w:t xml:space="preserve">Phương pháp "Thử nghiệm và học hỏi":</w:t>
-      </w:r>
-      <w:r>
-        <w:rPr>
-          <w:rtl w:val="0"/>
-        </w:rPr>
-        <w:t xml:space="preserve"> Thay vì lập một kế hoạch lớn ("plan-and-implement"), hãy tìm các thử nghiệm có thể được thực hiện nhanh chóng ("test-and-learn").</w:t>
-      </w:r>
-    </w:p>
-    <w:p>
-      <w:pPr>
-        <w:pStyle w:val="Heading2"/>
-        <w:rPr/>
-      </w:pPr>
-      <w:r>
-        <w:rPr>
-          <w:rtl w:val="0"/>
-        </w:rPr>
-        <w:t xml:space="preserve">7. Những câu hỏi khoa học được trả lời</w:t>
-      </w:r>
-    </w:p>
-    <w:p>
-      <w:pPr>
-        <w:rPr/>
-      </w:pPr>
-      <w:r>
-        <w:rPr>
-          <w:rtl w:val="0"/>
-        </w:rPr>
-        <w:t xml:space="preserve">Cuốn sách sẽ trả lời cho những câu hỏi về cách để có một giấc ngủ hợp lý:</w:t>
-      </w:r>
-    </w:p>
-    <w:p>
-      <w:pPr>
-        <w:numPr>
-          <w:ilvl w:val="0"/>
-          <w:numId w:val="5"/>
-        </w:numPr>
-        <w:ind w:left="720" w:hanging="360"/>
-      </w:pPr>
-      <w:r>
-        <w:rPr>
-          <w:rtl w:val="0"/>
-        </w:rPr>
-        <w:t xml:space="preserve">Phải chăng cứ ngủ 8 tiếng một ngày là đủ?</w:t>
-      </w:r>
-    </w:p>
-    <w:p>
-      <w:pPr>
-        <w:numPr>
-          <w:ilvl w:val="0"/>
-          <w:numId w:val="5"/>
-        </w:numPr>
-        <w:ind w:left="720" w:hanging="360"/>
-      </w:pPr>
-      <w:r>
-        <w:rPr>
-          <w:rtl w:val="0"/>
-        </w:rPr>
-        <w:t xml:space="preserve">Thời điểm nào đi ngủ là tốt nhất?</w:t>
-      </w:r>
-    </w:p>
-    <w:p>
-      <w:pPr>
-        <w:numPr>
-          <w:ilvl w:val="0"/>
-          <w:numId w:val="5"/>
-        </w:numPr>
-        <w:ind w:left="720" w:hanging="360"/>
-      </w:pPr>
-      <w:r>
-        <w:rPr>
-          <w:rtl w:val="0"/>
-        </w:rPr>
-        <w:t xml:space="preserve">Có nên ngủ trưa không?</w:t>
-      </w:r>
-    </w:p>
-    <w:p>
-      <w:pPr>
-        <w:numPr>
-          <w:ilvl w:val="0"/>
-          <w:numId w:val="5"/>
+          <w:numId w:val="8"/>
         </w:numPr>
         <w:ind w:left="720" w:hanging="360"/>
       </w:pPr>
@@ -1274,7 +1274,7 @@
           <w:pgNumType w:start="1"/>
         </w:sectPr>
       </w:pPr>
-      <w:bookmarkStart w:colFirst="0" w:colLast="0" w:name="_yuvsluqvw8vk" w:id="1"/>
+      <w:bookmarkStart w:colFirst="0" w:colLast="0" w:name="_2xkiel6e5i60" w:id="1"/>
       <w:bookmarkEnd w:id="1"/>
       <w:r>
         <w:rPr>
@@ -1505,7 +1505,7 @@
       <w:pPr>
         <w:numPr>
           <w:ilvl w:val="0"/>
-          <w:numId w:val="10"/>
+          <w:numId w:val="15"/>
         </w:numPr>
         <w:spacing w:line="300" w:lineRule="auto"/>
         <w:ind w:left="720" w:hanging="360"/>
@@ -1525,7 +1525,7 @@
       <w:pPr>
         <w:numPr>
           <w:ilvl w:val="0"/>
-          <w:numId w:val="10"/>
+          <w:numId w:val="15"/>
         </w:numPr>
         <w:spacing w:line="300" w:lineRule="auto"/>
         <w:ind w:left="720" w:hanging="360"/>
@@ -1545,7 +1545,7 @@
       <w:pPr>
         <w:numPr>
           <w:ilvl w:val="0"/>
-          <w:numId w:val="10"/>
+          <w:numId w:val="15"/>
         </w:numPr>
         <w:spacing w:line="300" w:lineRule="auto"/>
         <w:ind w:left="720" w:hanging="360"/>
@@ -1869,7 +1869,7 @@
           <w:pgNumType w:start="1"/>
         </w:sectPr>
       </w:pPr>
-      <w:bookmarkStart w:colFirst="0" w:colLast="0" w:name="_52ipdwjphv6y" w:id="7"/>
+      <w:bookmarkStart w:colFirst="0" w:colLast="0" w:name="_p6mi29va7dr1" w:id="7"/>
       <w:bookmarkEnd w:id="7"/>
       <w:r>
         <w:rPr>
@@ -2170,7 +2170,7 @@
           <w:rFonts w:ascii="Lora" w:cs="Lora" w:eastAsia="Lora" w:hAnsi="Lora"/>
         </w:rPr>
       </w:pPr>
-      <w:bookmarkStart w:colFirst="0" w:colLast="0" w:name="_of9qkoqefjcn" w:id="8"/>
+      <w:bookmarkStart w:colFirst="0" w:colLast="0" w:name="_p5o3hp4gvq90" w:id="8"/>
       <w:bookmarkEnd w:id="8"/>
       <w:r>
         <w:rPr>
@@ -2240,7 +2240,7 @@
           <w:pgNumType w:start="1"/>
         </w:sectPr>
       </w:pPr>
-      <w:bookmarkStart w:colFirst="0" w:colLast="0" w:name="_1twc0vedts62" w:id="9"/>
+      <w:bookmarkStart w:colFirst="0" w:colLast="0" w:name="_be8q3n8sdjap" w:id="9"/>
       <w:bookmarkEnd w:id="9"/>
       <w:r>
         <w:rPr>
@@ -2288,7 +2288,7 @@
       <w:pPr>
         <w:numPr>
           <w:ilvl w:val="0"/>
-          <w:numId w:val="11"/>
+          <w:numId w:val="17"/>
         </w:numPr>
         <w:ind w:left="720" w:hanging="360"/>
         <w:rPr>
@@ -2307,7 +2307,7 @@
       <w:pPr>
         <w:numPr>
           <w:ilvl w:val="1"/>
-          <w:numId w:val="11"/>
+          <w:numId w:val="17"/>
         </w:numPr>
         <w:ind w:left="1440" w:hanging="360"/>
         <w:rPr>
@@ -2326,7 +2326,7 @@
       <w:pPr>
         <w:numPr>
           <w:ilvl w:val="1"/>
-          <w:numId w:val="11"/>
+          <w:numId w:val="17"/>
         </w:numPr>
         <w:ind w:left="1440" w:hanging="360"/>
         <w:rPr>
@@ -2345,7 +2345,7 @@
       <w:pPr>
         <w:numPr>
           <w:ilvl w:val="0"/>
-          <w:numId w:val="11"/>
+          <w:numId w:val="17"/>
         </w:numPr>
         <w:ind w:left="720" w:hanging="360"/>
         <w:rPr>
@@ -2364,7 +2364,7 @@
       <w:pPr>
         <w:numPr>
           <w:ilvl w:val="1"/>
-          <w:numId w:val="11"/>
+          <w:numId w:val="17"/>
         </w:numPr>
         <w:ind w:left="1440" w:hanging="360"/>
         <w:rPr>
@@ -2383,7 +2383,7 @@
       <w:pPr>
         <w:numPr>
           <w:ilvl w:val="1"/>
-          <w:numId w:val="11"/>
+          <w:numId w:val="17"/>
         </w:numPr>
         <w:ind w:left="1440" w:hanging="360"/>
         <w:rPr>
@@ -2402,7 +2402,7 @@
       <w:pPr>
         <w:numPr>
           <w:ilvl w:val="0"/>
-          <w:numId w:val="11"/>
+          <w:numId w:val="17"/>
         </w:numPr>
         <w:ind w:left="720" w:hanging="360"/>
         <w:rPr>
@@ -2421,7 +2421,7 @@
       <w:pPr>
         <w:numPr>
           <w:ilvl w:val="1"/>
-          <w:numId w:val="11"/>
+          <w:numId w:val="17"/>
         </w:numPr>
         <w:ind w:left="1440" w:hanging="360"/>
         <w:rPr>
@@ -2440,7 +2440,7 @@
       <w:pPr>
         <w:numPr>
           <w:ilvl w:val="0"/>
-          <w:numId w:val="11"/>
+          <w:numId w:val="17"/>
         </w:numPr>
         <w:ind w:left="720" w:hanging="360"/>
         <w:rPr>
@@ -2459,7 +2459,7 @@
       <w:pPr>
         <w:numPr>
           <w:ilvl w:val="1"/>
-          <w:numId w:val="11"/>
+          <w:numId w:val="17"/>
         </w:numPr>
         <w:ind w:left="1440" w:hanging="360"/>
         <w:rPr>
@@ -2508,7 +2508,7 @@
           <w:pgNumType w:start="1"/>
         </w:sectPr>
       </w:pPr>
-      <w:bookmarkStart w:colFirst="0" w:colLast="0" w:name="_ljtas3ox2stx" w:id="11"/>
+      <w:bookmarkStart w:colFirst="0" w:colLast="0" w:name="_un586zfl1m6e" w:id="11"/>
       <w:bookmarkEnd w:id="11"/>
       <w:r>
         <w:rPr>
@@ -3004,7 +3004,7 @@
           <w:rFonts w:ascii="Lora" w:cs="Lora" w:eastAsia="Lora" w:hAnsi="Lora"/>
         </w:rPr>
       </w:pPr>
-      <w:bookmarkStart w:colFirst="0" w:colLast="0" w:name="_ptugbs72ir1g" w:id="12"/>
+      <w:bookmarkStart w:colFirst="0" w:colLast="0" w:name="_np6dz28pu41m" w:id="12"/>
       <w:bookmarkEnd w:id="12"/>
       <w:r>
         <w:rPr>
@@ -3100,7 +3100,7 @@
           <w:pgNumType w:start="1"/>
         </w:sectPr>
       </w:pPr>
-      <w:bookmarkStart w:colFirst="0" w:colLast="0" w:name="_b6fnd4agdmpj" w:id="13"/>
+      <w:bookmarkStart w:colFirst="0" w:colLast="0" w:name="_v9wokwcapyfq" w:id="13"/>
       <w:bookmarkEnd w:id="13"/>
       <w:r>
         <w:rPr>
@@ -3192,7 +3192,7 @@
           <w:pgNumType w:start="1"/>
         </w:sectPr>
       </w:pPr>
-      <w:bookmarkStart w:colFirst="0" w:colLast="0" w:name="_xylqv6pvyl0d" w:id="15"/>
+      <w:bookmarkStart w:colFirst="0" w:colLast="0" w:name="_pnahbykzm354" w:id="15"/>
       <w:bookmarkEnd w:id="15"/>
       <w:r>
         <w:rPr>
@@ -3395,7 +3395,7 @@
           <w:rFonts w:ascii="Lora" w:cs="Lora" w:eastAsia="Lora" w:hAnsi="Lora"/>
         </w:rPr>
       </w:pPr>
-      <w:bookmarkStart w:colFirst="0" w:colLast="0" w:name="_sux6vhmnhv3i" w:id="16"/>
+      <w:bookmarkStart w:colFirst="0" w:colLast="0" w:name="_9masxugq6a1r" w:id="16"/>
       <w:bookmarkEnd w:id="16"/>
       <w:r>
         <w:rPr>
@@ -3481,7 +3481,7 @@
           <w:pgNumType w:start="1"/>
         </w:sectPr>
       </w:pPr>
-      <w:bookmarkStart w:colFirst="0" w:colLast="0" w:name="_j4wt2j8bzfp4" w:id="17"/>
+      <w:bookmarkStart w:colFirst="0" w:colLast="0" w:name="_h6jtcj9szpwx" w:id="17"/>
       <w:bookmarkEnd w:id="17"/>
       <w:r>
         <w:rPr>
@@ -4294,7 +4294,7 @@
       <w:pPr>
         <w:numPr>
           <w:ilvl w:val="0"/>
-          <w:numId w:val="9"/>
+          <w:numId w:val="12"/>
         </w:numPr>
         <w:spacing w:line="300" w:lineRule="auto"/>
         <w:ind w:left="720" w:hanging="360"/>
@@ -4332,7 +4332,7 @@
       <w:pPr>
         <w:numPr>
           <w:ilvl w:val="0"/>
-          <w:numId w:val="9"/>
+          <w:numId w:val="12"/>
         </w:numPr>
         <w:spacing w:line="300" w:lineRule="auto"/>
         <w:ind w:left="720" w:hanging="360"/>
@@ -4370,7 +4370,7 @@
       <w:pPr>
         <w:numPr>
           <w:ilvl w:val="0"/>
-          <w:numId w:val="9"/>
+          <w:numId w:val="12"/>
         </w:numPr>
         <w:spacing w:line="300" w:lineRule="auto"/>
         <w:ind w:left="720" w:hanging="360"/>
@@ -4457,7 +4457,7 @@
           <w:pgNumType w:start="1"/>
         </w:sectPr>
       </w:pPr>
-      <w:bookmarkStart w:colFirst="0" w:colLast="0" w:name="_igxaukiaf1g1" w:id="26"/>
+      <w:bookmarkStart w:colFirst="0" w:colLast="0" w:name="_r7ys9w857ar5" w:id="26"/>
       <w:bookmarkEnd w:id="26"/>
       <w:r>
         <w:rPr>
@@ -4645,7 +4645,7 @@
       <w:pPr>
         <w:numPr>
           <w:ilvl w:val="0"/>
-          <w:numId w:val="6"/>
+          <w:numId w:val="9"/>
         </w:numPr>
         <w:spacing w:after="200" w:line="300" w:lineRule="auto"/>
         <w:ind w:left="720" w:hanging="360"/>
@@ -4677,6 +4677,1575 @@
           <w:rtl w:val="0"/>
         </w:rPr>
         <w:t xml:space="preserve"> Việc chủ động cố gắng nhớ lại thông tin, ngay cả khi thất bại, sẽ củng cố việc học sau này và giúp chuyển kiến thức vào trí nhớ dài hạn. Nếu việc tự kiểm tra quá dễ dàng, đó là dấu hiệu bạn chưa học được gì sâu sắc.</w:t>
+      </w:r>
+    </w:p>
+    <w:p>
+      <w:pPr>
+        <w:numPr>
+          <w:ilvl w:val="0"/>
+          <w:numId w:val="9"/>
+        </w:numPr>
+        <w:spacing w:after="200" w:line="300" w:lineRule="auto"/>
+        <w:ind w:left="720" w:hanging="360"/>
+        <w:rPr>
+          <w:rFonts w:ascii="Lora" w:cs="Lora" w:eastAsia="Lora" w:hAnsi="Lora"/>
+          <w:color w:val="2c3e50"/>
+          <w:sz w:val="24"/>
+          <w:szCs w:val="24"/>
+        </w:rPr>
+      </w:pPr>
+      <w:r>
+        <w:rPr>
+          <w:rFonts w:ascii="Andika" w:cs="Andika" w:eastAsia="Andika" w:hAnsi="Andika"/>
+          <w:b w:val="1"/>
+          <w:bCs w:val="1"/>
+          <w:color w:val="2c3e50"/>
+          <w:sz w:val="24"/>
+          <w:szCs w:val="24"/>
+          <w:rtl w:val="0"/>
+        </w:rPr>
+        <w:t xml:space="preserve">Học Xen Kẽ (Interleaving):</w:t>
+      </w:r>
+      <w:r>
+        <w:rPr>
+          <w:rFonts w:ascii="Lora" w:cs="Lora" w:eastAsia="Lora" w:hAnsi="Lora"/>
+          <w:color w:val="2c3e50"/>
+          <w:sz w:val="24"/>
+          <w:szCs w:val="24"/>
+          <w:rtl w:val="0"/>
+        </w:rPr>
+        <w:t xml:space="preserve"> Học các dạng bài tập khác nhau một cách xen kẽ (thay vì học theo khối) giúp người học rèn luyện khả năng phân biệt các loại vấn đề và chọn chiến lược giải quyết thích hợp.</w:t>
+      </w:r>
+    </w:p>
+    <w:p>
+      <w:pPr>
+        <w:spacing w:after="200" w:line="300" w:lineRule="auto"/>
+        <w:rPr>
+          <w:rFonts w:ascii="Lora" w:cs="Lora" w:eastAsia="Lora" w:hAnsi="Lora"/>
+          <w:color w:val="2c3e50"/>
+          <w:sz w:val="24"/>
+          <w:szCs w:val="24"/>
+        </w:rPr>
+      </w:pPr>
+      <w:r>
+        <w:rPr>
+          <w:rFonts w:ascii="Lora" w:cs="Lora" w:eastAsia="Lora" w:hAnsi="Lora"/>
+          <w:color w:val="2c3e50"/>
+          <w:sz w:val="24"/>
+          <w:szCs w:val="24"/>
+          <w:rtl w:val="0"/>
+        </w:rPr>
+        <w:t xml:space="preserve">Cần lưu ý rằng việc học sâu cho các kỹ năng phức tạp diễn ra chậm hơn, nhưng lợi thế mà nó mang lại sẽ bền vững hơn so với một khởi đầu nhanh chóng và nông cạn.</w:t>
+      </w:r>
+    </w:p>
+    <w:p>
+      <w:pPr>
+        <w:pStyle w:val="Heading2"/>
+        <w:spacing w:after="200" w:lineRule="auto"/>
+        <w:rPr>
+          <w:rFonts w:ascii="Playfair Display" w:cs="Playfair Display" w:eastAsia="Playfair Display" w:hAnsi="Playfair Display"/>
+          <w:b w:val="1"/>
+          <w:bCs w:val="1"/>
+          <w:color w:val="34495e"/>
+          <w:sz w:val="36"/>
+          <w:szCs w:val="36"/>
+        </w:rPr>
+      </w:pPr>
+      <w:r>
+        <w:rPr>
+          <w:rFonts w:ascii="Andika" w:cs="Andika" w:eastAsia="Andika" w:hAnsi="Andika"/>
+          <w:b w:val="1"/>
+          <w:bCs w:val="1"/>
+          <w:color w:val="34495e"/>
+          <w:sz w:val="36"/>
+          <w:szCs w:val="36"/>
+          <w:rtl w:val="0"/>
+        </w:rPr>
+        <w:t xml:space="preserve">3. Chiến Lược Sự Nghiệp Linh Hoạt</w:t>
+      </w:r>
+    </w:p>
+    <w:p>
+      <w:pPr>
+        <w:pStyle w:val="Heading3"/>
+        <w:spacing w:after="200" w:before="280" w:lineRule="auto"/>
+        <w:rPr>
+          <w:rFonts w:ascii="Playfair Display" w:cs="Playfair Display" w:eastAsia="Playfair Display" w:hAnsi="Playfair Display"/>
+          <w:b w:val="1"/>
+          <w:bCs w:val="1"/>
+          <w:color w:val="455a64"/>
+        </w:rPr>
+      </w:pPr>
+      <w:bookmarkStart w:colFirst="0" w:colLast="0" w:name="_9fkdpyxmruk5" w:id="27"/>
+      <w:bookmarkEnd w:id="27"/>
+      <w:r>
+        <w:rPr>
+          <w:rFonts w:ascii="Andika" w:cs="Andika" w:eastAsia="Andika" w:hAnsi="Andika"/>
+          <w:b w:val="1"/>
+          <w:bCs w:val="1"/>
+          <w:color w:val="455a64"/>
+          <w:rtl w:val="0"/>
+        </w:rPr>
+        <w:t xml:space="preserve">Nhận Thức Sáng Suốt Về Việc "Từ Bỏ"</w:t>
+      </w:r>
+    </w:p>
+    <w:p>
+      <w:pPr>
+        <w:spacing w:after="200" w:line="300" w:lineRule="auto"/>
+        <w:rPr>
+          <w:rFonts w:ascii="Lora" w:cs="Lora" w:eastAsia="Lora" w:hAnsi="Lora"/>
+          <w:color w:val="2c3e50"/>
+          <w:sz w:val="24"/>
+          <w:szCs w:val="24"/>
+        </w:rPr>
+      </w:pPr>
+      <w:r>
+        <w:rPr>
+          <w:rFonts w:ascii="Lora" w:cs="Lora" w:eastAsia="Lora" w:hAnsi="Lora"/>
+          <w:color w:val="2c3e50"/>
+          <w:sz w:val="24"/>
+          <w:szCs w:val="24"/>
+          <w:rtl w:val="0"/>
+        </w:rPr>
+        <w:t xml:space="preserve">Người thành công nhanh chóng từ bỏ những kế hoạch không phù hợp. Điều quan trọng là phân biệt rõ ràng: đó không phải là thiếu kiên trì, mà là sự nhận thức sáng suốt rằng có một lựa chọn tốt hơn, phù hợp hơn đang chờ đợi.</w:t>
+      </w:r>
+    </w:p>
+    <w:p>
+      <w:pPr>
+        <w:pStyle w:val="Heading3"/>
+        <w:spacing w:after="200" w:before="280" w:lineRule="auto"/>
+        <w:rPr>
+          <w:rFonts w:ascii="Playfair Display" w:cs="Playfair Display" w:eastAsia="Playfair Display" w:hAnsi="Playfair Display"/>
+          <w:b w:val="1"/>
+          <w:bCs w:val="1"/>
+          <w:color w:val="455a64"/>
+        </w:rPr>
+      </w:pPr>
+      <w:bookmarkStart w:colFirst="0" w:colLast="0" w:name="_weuxwz4q4ict" w:id="28"/>
+      <w:bookmarkEnd w:id="28"/>
+      <w:r>
+        <w:rPr>
+          <w:rFonts w:ascii="Playfair Display" w:cs="Playfair Display" w:eastAsia="Playfair Display" w:hAnsi="Playfair Display"/>
+          <w:b w:val="1"/>
+          <w:bCs w:val="1"/>
+          <w:color w:val="455a64"/>
+          <w:rtl w:val="0"/>
+        </w:rPr>
+        <w:t xml:space="preserve">Lập Kế Hoạch Ngắn Hạn và Con Đường Sự Nghiệp Quanh Co</w:t>
+      </w:r>
+    </w:p>
+    <w:p>
+      <w:pPr>
+        <w:spacing w:after="200" w:line="300" w:lineRule="auto"/>
+        <w:rPr>
+          <w:rFonts w:ascii="Lora" w:cs="Lora" w:eastAsia="Lora" w:hAnsi="Lora"/>
+          <w:color w:val="2c3e50"/>
+          <w:sz w:val="24"/>
+          <w:szCs w:val="24"/>
+        </w:rPr>
+      </w:pPr>
+      <w:r>
+        <w:rPr>
+          <w:rFonts w:ascii="Lora" w:cs="Lora" w:eastAsia="Lora" w:hAnsi="Lora"/>
+          <w:color w:val="2c3e50"/>
+          <w:sz w:val="24"/>
+          <w:szCs w:val="24"/>
+          <w:rtl w:val="0"/>
+        </w:rPr>
+        <w:t xml:space="preserve">Trong nền kinh tế tri thức, kỹ năng tư duy khái niệm rộng được đánh giá cao và mang lại cho nhân viên quyền kiểm soát lớn hơn đối with con đường sự nghiệp của họ. Chiến lược chung của họ là "lập kế hoạch ngắn hạn" – tập trung vào việc tìm kiếm sự phù hợp nhất với động lực và cơ hội hiện tại, thay vì cố bám vào một tầm nhìn dài hạn cứng nhắc.</w:t>
+      </w:r>
+    </w:p>
+    <w:p>
+      <w:pPr>
+        <w:spacing w:after="200" w:line="300" w:lineRule="auto"/>
+        <w:rPr>
+          <w:rFonts w:ascii="Lora" w:cs="Lora" w:eastAsia="Lora" w:hAnsi="Lora"/>
+          <w:color w:val="2c3e50"/>
+          <w:sz w:val="24"/>
+          <w:szCs w:val="24"/>
+        </w:rPr>
+      </w:pPr>
+      <w:r>
+        <w:rPr>
+          <w:rFonts w:ascii="Lora" w:cs="Lora" w:eastAsia="Lora" w:hAnsi="Lora"/>
+          <w:color w:val="2c3e50"/>
+          <w:sz w:val="24"/>
+          <w:szCs w:val="24"/>
+          <w:rtl w:val="0"/>
+        </w:rPr>
+        <w:t xml:space="preserve">Hầu hết những người đạt thành tựu lớn đều theo đuổi những con đường sự nghiệp phức tạp và quanh co. Nghiên cứu cho thấy, việc rời khỏi con đường ban đầu không hề rủi ro như người ta vẫn cảnh báo; thực tế, đây chính là </w:t>
+      </w:r>
+      <w:r>
+        <w:rPr>
+          <w:rFonts w:ascii="Andika" w:cs="Andika" w:eastAsia="Andika" w:hAnsi="Andika"/>
+          <w:b w:val="1"/>
+          <w:bCs w:val="1"/>
+          <w:color w:val="2c3e50"/>
+          <w:sz w:val="24"/>
+          <w:szCs w:val="24"/>
+          <w:rtl w:val="0"/>
+        </w:rPr>
+        <w:t xml:space="preserve">chuẩn mực</w:t>
+      </w:r>
+      <w:r>
+        <w:rPr>
+          <w:rFonts w:ascii="Lora" w:cs="Lora" w:eastAsia="Lora" w:hAnsi="Lora"/>
+          <w:color w:val="2c3e50"/>
+          <w:sz w:val="24"/>
+          <w:szCs w:val="24"/>
+          <w:rtl w:val="0"/>
+        </w:rPr>
+        <w:t xml:space="preserve"> đối với những người đa năng thành công.</w:t>
+      </w:r>
+    </w:p>
+    <w:p>
+      <w:pPr>
+        <w:spacing w:after="200" w:line="300" w:lineRule="auto"/>
+        <w:rPr>
+          <w:rFonts w:ascii="Lora" w:cs="Lora" w:eastAsia="Lora" w:hAnsi="Lora"/>
+          <w:color w:val="2c3e50"/>
+          <w:sz w:val="24"/>
+          <w:szCs w:val="24"/>
+        </w:rPr>
+        <w:sectPr>
+          <w:type w:val="nextPage"/>
+          <w:pgSz w:h="15840" w:w="12240" w:orient="portrait"/>
+          <w:pgMar w:bottom="1440" w:top="1440" w:left="1440" w:right="1440" w:header="720" w:footer="720"/>
+          <w:pgNumType w:start="1"/>
+        </w:sectPr>
+      </w:pPr>
+      <w:r>
+        <w:rPr>
+          <w:rtl w:val="0"/>
+        </w:rPr>
+      </w:r>
+    </w:p>
+    <w:p>
+      <w:pPr>
+        <w:pStyle w:val="Title"/>
+        <w:keepNext w:val="0"/>
+        <w:keepLines w:val="0"/>
+        <w:pageBreakBefore w:val="0"/>
+        <w:widowControl w:val="0"/>
+        <w:pBdr>
+          <w:top w:space="0" w:sz="0" w:val="nil"/>
+          <w:left w:space="0" w:sz="0" w:val="nil"/>
+          <w:bottom w:space="0" w:sz="0" w:val="nil"/>
+          <w:right w:space="0" w:sz="0" w:val="nil"/>
+          <w:between w:space="0" w:sz="0" w:val="nil"/>
+        </w:pBdr>
+        <w:shd w:fill="auto" w:val="clear"/>
+        <w:spacing w:after="0" w:before="0" w:line="276" w:lineRule="auto"/>
+        <w:ind w:left="0" w:right="0" w:firstLine="0"/>
+        <w:jc w:val="left"/>
+        <w:rPr>
+          <w:rFonts w:ascii="Lora" w:cs="Lora" w:eastAsia="Lora" w:hAnsi="Lora"/>
+          <w:color w:val="2c3e50"/>
+          <w:sz w:val="24"/>
+          <w:szCs w:val="24"/>
+        </w:rPr>
+        <w:sectPr>
+          <w:type w:val="nextPage"/>
+          <w:pgSz w:h="15840" w:w="12240" w:orient="portrait"/>
+          <w:pgMar w:bottom="1440" w:top="1440" w:left="1440" w:right="1440" w:header="720" w:footer="720"/>
+          <w:pgNumType w:start="1"/>
+        </w:sectPr>
+      </w:pPr>
+      <w:bookmarkStart w:colFirst="0" w:colLast="0" w:name="_bbnrdixajvk8" w:id="29"/>
+      <w:bookmarkEnd w:id="29"/>
+      <w:r>
+        <w:rPr>
+          <w:rFonts w:ascii="SimSun" w:cs="SimSun" w:eastAsia="SimSun" w:hAnsi="SimSun"/>
+          <w:b w:val="1"/>
+          <w:bCs w:val="1"/>
+          <w:i w:val="0"/>
+          <w:iCs w:val="0"/>
+          <w:smallCaps w:val="0"/>
+          <w:strike w:val="0"/>
+          <w:color w:val="1a252f"/>
+          <w:sz w:val="64"/>
+          <w:szCs w:val="64"/>
+          <w:u w:val="none"/>
+          <w:shd w:fill="auto" w:val="clear"/>
+          <w:vertAlign w:val="baseline"/>
+          <w:rtl w:val="0"/>
+        </w:rPr>
+        <w:t xml:space="preserve">若人へ贈る言葉</w:t>
+      </w:r>
+      <w:r>
+        <w:rPr>
+          <w:rtl w:val="0"/>
+        </w:rPr>
+      </w:r>
+    </w:p>
+    <w:p>
+      <w:pPr>
+        <w:pStyle w:val="Heading1"/>
+        <w:keepNext w:val="0"/>
+        <w:keepLines w:val="0"/>
+        <w:spacing w:before="480" w:line="300" w:lineRule="auto"/>
+        <w:rPr>
+          <w:rFonts w:ascii="Lora" w:cs="Lora" w:eastAsia="Lora" w:hAnsi="Lora"/>
+          <w:b w:val="1"/>
+          <w:bCs w:val="1"/>
+          <w:sz w:val="46"/>
+          <w:szCs w:val="46"/>
+        </w:rPr>
+      </w:pPr>
+      <w:bookmarkStart w:colFirst="0" w:colLast="0" w:name="_6gmqa33s01jt" w:id="30"/>
+      <w:bookmarkEnd w:id="30"/>
+      <w:r>
+        <w:rPr>
+          <w:rFonts w:ascii="SimSun" w:cs="SimSun" w:eastAsia="SimSun" w:hAnsi="SimSun"/>
+          <w:b w:val="1"/>
+          <w:bCs w:val="1"/>
+          <w:sz w:val="46"/>
+          <w:szCs w:val="46"/>
+          <w:rtl w:val="0"/>
+        </w:rPr>
+        <w:t xml:space="preserve">若人へ贈る言葉</w:t>
+      </w:r>
+    </w:p>
+    <w:p>
+      <w:pPr>
+        <w:pStyle w:val="Heading2"/>
+        <w:keepNext w:val="0"/>
+        <w:keepLines w:val="0"/>
+        <w:spacing w:after="80" w:line="300" w:lineRule="auto"/>
+        <w:rPr>
+          <w:rFonts w:ascii="Playfair Display" w:cs="Playfair Display" w:eastAsia="Playfair Display" w:hAnsi="Playfair Display"/>
+          <w:b w:val="1"/>
+          <w:bCs w:val="1"/>
+          <w:sz w:val="36"/>
+          <w:szCs w:val="36"/>
+        </w:rPr>
+      </w:pPr>
+      <w:bookmarkStart w:colFirst="0" w:colLast="0" w:name="_sja5xgchtgrv" w:id="31"/>
+      <w:bookmarkEnd w:id="31"/>
+      <w:r>
+        <w:rPr>
+          <w:rFonts w:ascii="Arial Unicode MS" w:cs="Arial Unicode MS" w:eastAsia="Arial Unicode MS" w:hAnsi="Arial Unicode MS"/>
+          <w:b w:val="1"/>
+          <w:bCs w:val="1"/>
+          <w:sz w:val="36"/>
+          <w:szCs w:val="36"/>
+          <w:rtl w:val="0"/>
+        </w:rPr>
+        <w:t xml:space="preserve">『若人へ贈る言葉』要約：成功と成長のための哲学</w:t>
+      </w:r>
+    </w:p>
+    <w:p>
+      <w:pPr>
+        <w:spacing w:line="300" w:lineRule="auto"/>
+        <w:rPr>
+          <w:rFonts w:ascii="Lora" w:cs="Lora" w:eastAsia="Lora" w:hAnsi="Lora"/>
+          <w:color w:val="2c3e50"/>
+          <w:sz w:val="24"/>
+          <w:szCs w:val="24"/>
+        </w:rPr>
+      </w:pPr>
+      <w:r>
+        <w:rPr>
+          <w:rFonts w:ascii="Andika" w:cs="Andika" w:eastAsia="Andika" w:hAnsi="Andika"/>
+          <w:color w:val="2c3e50"/>
+          <w:sz w:val="24"/>
+          <w:szCs w:val="24"/>
+          <w:rtl w:val="0"/>
+        </w:rPr>
+        <w:t xml:space="preserve">(Phần ghi chú bằng tiếng Việt ở cuối bài)</w:t>
+      </w:r>
+    </w:p>
+    <w:p>
+      <w:pPr>
+        <w:spacing w:after="240" w:before="240" w:line="300" w:lineRule="auto"/>
+        <w:rPr>
+          <w:rFonts w:ascii="Lora" w:cs="Lora" w:eastAsia="Lora" w:hAnsi="Lora"/>
+          <w:sz w:val="24"/>
+          <w:szCs w:val="24"/>
+        </w:rPr>
+      </w:pPr>
+      <w:r>
+        <w:rPr>
+          <w:rFonts w:ascii="SimSun" w:cs="SimSun" w:eastAsia="SimSun" w:hAnsi="SimSun"/>
+          <w:sz w:val="24"/>
+          <w:szCs w:val="24"/>
+          <w:rtl w:val="0"/>
+        </w:rPr>
+        <w:t xml:space="preserve">本書は、マブチモーターの経営を通じて培われた「何のために働くのか」「いかに困難を乗り越えるか」という人生の指針を若者へ伝えています。</w:t>
+      </w:r>
+    </w:p>
+    <w:p>
+      <w:pPr>
+        <w:pStyle w:val="Heading3"/>
+        <w:keepNext w:val="0"/>
+        <w:keepLines w:val="0"/>
+        <w:spacing w:before="280" w:line="300" w:lineRule="auto"/>
+        <w:rPr>
+          <w:rFonts w:ascii="Lora" w:cs="Lora" w:eastAsia="Lora" w:hAnsi="Lora"/>
+          <w:b w:val="1"/>
+          <w:bCs w:val="1"/>
+          <w:color w:val="000000"/>
+          <w:sz w:val="26"/>
+          <w:szCs w:val="26"/>
+        </w:rPr>
+      </w:pPr>
+      <w:bookmarkStart w:colFirst="0" w:colLast="0" w:name="_x8bhxp5ws3q9" w:id="32"/>
+      <w:bookmarkEnd w:id="32"/>
+      <w:r>
+        <w:rPr>
+          <w:rFonts w:ascii="SimSun" w:cs="SimSun" w:eastAsia="SimSun" w:hAnsi="SimSun"/>
+          <w:b w:val="1"/>
+          <w:bCs w:val="1"/>
+          <w:color w:val="000000"/>
+          <w:sz w:val="26"/>
+          <w:szCs w:val="26"/>
+          <w:rtl w:val="0"/>
+        </w:rPr>
+        <w:t xml:space="preserve">1. 働く目的と真の成功（利他心の重要性）</w:t>
+      </w:r>
+    </w:p>
+    <w:p>
+      <w:pPr>
+        <w:numPr>
+          <w:ilvl w:val="0"/>
+          <w:numId w:val="20"/>
+        </w:numPr>
+        <w:spacing w:after="0" w:afterAutospacing="0" w:before="240" w:line="300" w:lineRule="auto"/>
+        <w:ind w:left="720" w:hanging="360"/>
+        <w:rPr>
+          <w:rFonts w:ascii="Lora" w:cs="Lora" w:eastAsia="Lora" w:hAnsi="Lora"/>
+          <w:sz w:val="24"/>
+          <w:szCs w:val="24"/>
+        </w:rPr>
+      </w:pPr>
+      <w:r>
+        <w:rPr>
+          <w:rFonts w:ascii="Arial Unicode MS" w:cs="Arial Unicode MS" w:eastAsia="Arial Unicode MS" w:hAnsi="Arial Unicode MS"/>
+          <w:b w:val="1"/>
+          <w:bCs w:val="1"/>
+          <w:sz w:val="24"/>
+          <w:szCs w:val="24"/>
+          <w:rtl w:val="0"/>
+        </w:rPr>
+        <w:t xml:space="preserve">「金」を目的としない:</w:t>
+      </w:r>
+      <w:r>
+        <w:rPr>
+          <w:rFonts w:ascii="Arial Unicode MS" w:cs="Arial Unicode MS" w:eastAsia="Arial Unicode MS" w:hAnsi="Arial Unicode MS"/>
+          <w:sz w:val="24"/>
+          <w:szCs w:val="24"/>
+          <w:rtl w:val="0"/>
+        </w:rPr>
+        <w:t xml:space="preserve"> お金や名誉を目的化すると、成長が止まり、才能も衰えます。経営者であれば会社を危うくし、人生そのものが空虚になります。</w:t>
+      </w:r>
+    </w:p>
+    <w:p>
+      <w:pPr>
+        <w:numPr>
+          <w:ilvl w:val="0"/>
+          <w:numId w:val="20"/>
+        </w:numPr>
+        <w:spacing w:after="0" w:afterAutospacing="0" w:before="0" w:beforeAutospacing="0" w:line="300" w:lineRule="auto"/>
+        <w:ind w:left="720" w:hanging="360"/>
+        <w:rPr>
+          <w:rFonts w:ascii="Lora" w:cs="Lora" w:eastAsia="Lora" w:hAnsi="Lora"/>
+          <w:sz w:val="24"/>
+          <w:szCs w:val="24"/>
+        </w:rPr>
+      </w:pPr>
+      <w:r>
+        <w:rPr>
+          <w:rFonts w:ascii="SimSun" w:cs="SimSun" w:eastAsia="SimSun" w:hAnsi="SimSun"/>
+          <w:b w:val="1"/>
+          <w:bCs w:val="1"/>
+          <w:sz w:val="24"/>
+          <w:szCs w:val="24"/>
+          <w:rtl w:val="0"/>
+        </w:rPr>
+        <w:t xml:space="preserve">誰かの役に立つ人間になる:</w:t>
+      </w:r>
+      <w:r>
+        <w:rPr>
+          <w:rFonts w:ascii="SimSun" w:cs="SimSun" w:eastAsia="SimSun" w:hAnsi="SimSun"/>
+          <w:sz w:val="24"/>
+          <w:szCs w:val="24"/>
+          <w:rtl w:val="0"/>
+        </w:rPr>
+        <w:t xml:space="preserve"> 人間の能力のうち、精神的な能力には限界がありません。「なくてはならない人間」を目指し、他者のために尽くすことが悔いのない人生に繋がります。</w:t>
+      </w:r>
+    </w:p>
+    <w:p>
+      <w:pPr>
+        <w:numPr>
+          <w:ilvl w:val="0"/>
+          <w:numId w:val="20"/>
+        </w:numPr>
+        <w:spacing w:after="240" w:before="0" w:beforeAutospacing="0" w:line="300" w:lineRule="auto"/>
+        <w:ind w:left="720" w:hanging="360"/>
+        <w:rPr>
+          <w:rFonts w:ascii="Lora" w:cs="Lora" w:eastAsia="Lora" w:hAnsi="Lora"/>
+          <w:sz w:val="24"/>
+          <w:szCs w:val="24"/>
+        </w:rPr>
+      </w:pPr>
+      <w:r>
+        <w:rPr>
+          <w:rFonts w:ascii="Arial Unicode MS" w:cs="Arial Unicode MS" w:eastAsia="Arial Unicode MS" w:hAnsi="Arial Unicode MS"/>
+          <w:b w:val="1"/>
+          <w:bCs w:val="1"/>
+          <w:sz w:val="24"/>
+          <w:szCs w:val="24"/>
+          <w:rtl w:val="0"/>
+        </w:rPr>
+        <w:t xml:space="preserve">「好き」を原動力にする:</w:t>
+      </w:r>
+      <w:r>
+        <w:rPr>
+          <w:rFonts w:ascii="SimSun" w:cs="SimSun" w:eastAsia="SimSun" w:hAnsi="SimSun"/>
+          <w:sz w:val="24"/>
+          <w:szCs w:val="24"/>
+          <w:rtl w:val="0"/>
+        </w:rPr>
+        <w:t xml:space="preserve"> 自分が好きな仕事を選ぶことは最大のモチベーションになります。仕事は学校教育と異なり、困難な課題に挑むほど自己の価値と能力を高めてくれます。</w:t>
+      </w:r>
+    </w:p>
+    <w:p>
+      <w:pPr>
+        <w:pStyle w:val="Heading3"/>
+        <w:keepNext w:val="0"/>
+        <w:keepLines w:val="0"/>
+        <w:spacing w:before="280" w:line="300" w:lineRule="auto"/>
+        <w:rPr>
+          <w:rFonts w:ascii="Lora" w:cs="Lora" w:eastAsia="Lora" w:hAnsi="Lora"/>
+          <w:b w:val="1"/>
+          <w:bCs w:val="1"/>
+          <w:color w:val="000000"/>
+          <w:sz w:val="26"/>
+          <w:szCs w:val="26"/>
+        </w:rPr>
+      </w:pPr>
+      <w:bookmarkStart w:colFirst="0" w:colLast="0" w:name="_prfrxp1pw4vd" w:id="33"/>
+      <w:bookmarkEnd w:id="33"/>
+      <w:r>
+        <w:rPr>
+          <w:rFonts w:ascii="Arial Unicode MS" w:cs="Arial Unicode MS" w:eastAsia="Arial Unicode MS" w:hAnsi="Arial Unicode MS"/>
+          <w:b w:val="1"/>
+          <w:bCs w:val="1"/>
+          <w:color w:val="000000"/>
+          <w:sz w:val="26"/>
+          <w:szCs w:val="26"/>
+          <w:rtl w:val="0"/>
+        </w:rPr>
+        <w:t xml:space="preserve">2. 「知識」と「知恵」の違い</w:t>
+      </w:r>
+    </w:p>
+    <w:p>
+      <w:pPr>
+        <w:numPr>
+          <w:ilvl w:val="0"/>
+          <w:numId w:val="7"/>
+        </w:numPr>
+        <w:spacing w:after="0" w:afterAutospacing="0" w:before="240" w:line="300" w:lineRule="auto"/>
+        <w:ind w:left="720" w:hanging="360"/>
+        <w:rPr>
+          <w:rFonts w:ascii="Lora" w:cs="Lora" w:eastAsia="Lora" w:hAnsi="Lora"/>
+          <w:sz w:val="24"/>
+          <w:szCs w:val="24"/>
+        </w:rPr>
+      </w:pPr>
+      <w:r>
+        <w:rPr>
+          <w:rFonts w:ascii="SimSun" w:cs="SimSun" w:eastAsia="SimSun" w:hAnsi="SimSun"/>
+          <w:b w:val="1"/>
+          <w:bCs w:val="1"/>
+          <w:sz w:val="24"/>
+          <w:szCs w:val="24"/>
+          <w:rtl w:val="0"/>
+        </w:rPr>
+        <w:t xml:space="preserve">知恵は「配慮」から生まれる:</w:t>
+      </w:r>
+      <w:r>
+        <w:rPr>
+          <w:rFonts w:ascii="SimSun" w:cs="SimSun" w:eastAsia="SimSun" w:hAnsi="SimSun"/>
+          <w:sz w:val="24"/>
+          <w:szCs w:val="24"/>
+          <w:rtl w:val="0"/>
+        </w:rPr>
+        <w:t xml:space="preserve"> 知識は学校で学べますが、知恵は教わることができません。自分の利益だけを考えているうちは知恵は出ず、相手の喜びや幸せを心から願う「配慮」がある時に初めて湧き出てくるものです。</w:t>
+      </w:r>
+    </w:p>
+    <w:p>
+      <w:pPr>
+        <w:numPr>
+          <w:ilvl w:val="0"/>
+          <w:numId w:val="7"/>
+        </w:numPr>
+        <w:spacing w:after="240" w:before="0" w:beforeAutospacing="0" w:line="300" w:lineRule="auto"/>
+        <w:ind w:left="720" w:hanging="360"/>
+        <w:rPr>
+          <w:rFonts w:ascii="Lora" w:cs="Lora" w:eastAsia="Lora" w:hAnsi="Lora"/>
+          <w:sz w:val="24"/>
+          <w:szCs w:val="24"/>
+        </w:rPr>
+      </w:pPr>
+      <w:r>
+        <w:rPr>
+          <w:rFonts w:ascii="SimSun" w:cs="SimSun" w:eastAsia="SimSun" w:hAnsi="SimSun"/>
+          <w:b w:val="1"/>
+          <w:bCs w:val="1"/>
+          <w:sz w:val="24"/>
+          <w:szCs w:val="24"/>
+          <w:rtl w:val="0"/>
+        </w:rPr>
+        <w:t xml:space="preserve">顧客視点の徹底:</w:t>
+      </w:r>
+      <w:r>
+        <w:rPr>
+          <w:rFonts w:ascii="Arial Unicode MS" w:cs="Arial Unicode MS" w:eastAsia="Arial Unicode MS" w:hAnsi="Arial Unicode MS"/>
+          <w:sz w:val="24"/>
+          <w:szCs w:val="24"/>
+          <w:rtl w:val="0"/>
+        </w:rPr>
+        <w:t xml:space="preserve"> 「子供たちの笑顔のためにモーターの価格を下げたい」という純粋な願いが、設計変更や徹夜の努力を支え、結果として20円という低価格（成功）を実現させました。人のために行動することは、想像を超える動力と結果を生みます。</w:t>
+      </w:r>
+    </w:p>
+    <w:p>
+      <w:pPr>
+        <w:pStyle w:val="Heading3"/>
+        <w:keepNext w:val="0"/>
+        <w:keepLines w:val="0"/>
+        <w:spacing w:before="280" w:line="300" w:lineRule="auto"/>
+        <w:rPr>
+          <w:rFonts w:ascii="Lora" w:cs="Lora" w:eastAsia="Lora" w:hAnsi="Lora"/>
+          <w:b w:val="1"/>
+          <w:bCs w:val="1"/>
+          <w:color w:val="000000"/>
+          <w:sz w:val="26"/>
+          <w:szCs w:val="26"/>
+        </w:rPr>
+      </w:pPr>
+      <w:bookmarkStart w:colFirst="0" w:colLast="0" w:name="_up3wwujcr0d2" w:id="34"/>
+      <w:bookmarkEnd w:id="34"/>
+      <w:r>
+        <w:rPr>
+          <w:rFonts w:ascii="SimSun" w:cs="SimSun" w:eastAsia="SimSun" w:hAnsi="SimSun"/>
+          <w:b w:val="1"/>
+          <w:bCs w:val="1"/>
+          <w:color w:val="000000"/>
+          <w:sz w:val="26"/>
+          <w:szCs w:val="26"/>
+          <w:rtl w:val="0"/>
+        </w:rPr>
+        <w:t xml:space="preserve">3. 試練・困難との向き合い方</w:t>
+      </w:r>
+    </w:p>
+    <w:p>
+      <w:pPr>
+        <w:numPr>
+          <w:ilvl w:val="0"/>
+          <w:numId w:val="13"/>
+        </w:numPr>
+        <w:spacing w:after="0" w:afterAutospacing="0" w:before="240" w:line="300" w:lineRule="auto"/>
+        <w:ind w:left="720" w:hanging="360"/>
+        <w:rPr>
+          <w:rFonts w:ascii="Lora" w:cs="Lora" w:eastAsia="Lora" w:hAnsi="Lora"/>
+          <w:sz w:val="24"/>
+          <w:szCs w:val="24"/>
+        </w:rPr>
+      </w:pPr>
+      <w:r>
+        <w:rPr>
+          <w:rFonts w:ascii="SimSun" w:cs="SimSun" w:eastAsia="SimSun" w:hAnsi="SimSun"/>
+          <w:b w:val="1"/>
+          <w:bCs w:val="1"/>
+          <w:sz w:val="24"/>
+          <w:szCs w:val="24"/>
+          <w:rtl w:val="0"/>
+        </w:rPr>
+        <w:t xml:space="preserve">試練は「必然」であり「成長の機会」:</w:t>
+      </w:r>
+      <w:r>
+        <w:rPr>
+          <w:rFonts w:ascii="SimSun" w:cs="SimSun" w:eastAsia="SimSun" w:hAnsi="SimSun"/>
+          <w:sz w:val="24"/>
+          <w:szCs w:val="24"/>
+          <w:rtl w:val="0"/>
+        </w:rPr>
+        <w:t xml:space="preserve"> 困難は偶然起きるのではなく、過去の行動の結果（種）として現れます。それは神様が「真剣さ」を試している機会であり、逃げずに受け止めることで飛躍的な成長という「ご褒美」が得られます。</w:t>
+      </w:r>
+    </w:p>
+    <w:p>
+      <w:pPr>
+        <w:numPr>
+          <w:ilvl w:val="0"/>
+          <w:numId w:val="13"/>
+        </w:numPr>
+        <w:spacing w:after="0" w:afterAutospacing="0" w:before="0" w:beforeAutospacing="0" w:line="300" w:lineRule="auto"/>
+        <w:ind w:left="720" w:hanging="360"/>
+        <w:rPr>
+          <w:rFonts w:ascii="Lora" w:cs="Lora" w:eastAsia="Lora" w:hAnsi="Lora"/>
+          <w:sz w:val="24"/>
+          <w:szCs w:val="24"/>
+        </w:rPr>
+      </w:pPr>
+      <w:r>
+        <w:rPr>
+          <w:rFonts w:ascii="SimSun" w:cs="SimSun" w:eastAsia="SimSun" w:hAnsi="SimSun"/>
+          <w:b w:val="1"/>
+          <w:bCs w:val="1"/>
+          <w:sz w:val="24"/>
+          <w:szCs w:val="24"/>
+          <w:rtl w:val="0"/>
+        </w:rPr>
+        <w:t xml:space="preserve">純粋な好奇心（面白さ）が原動力:</w:t>
+      </w:r>
+      <w:r>
+        <w:rPr>
+          <w:rFonts w:ascii="Arial Unicode MS" w:cs="Arial Unicode MS" w:eastAsia="Arial Unicode MS" w:hAnsi="Arial Unicode MS"/>
+          <w:sz w:val="24"/>
+          <w:szCs w:val="24"/>
+          <w:rtl w:val="0"/>
+        </w:rPr>
+        <w:t xml:space="preserve"> 「お金のため」ではなく「面白いからやる」という熱中こそが、問題を解決し、本物のクオリティを生む原動力となります。</w:t>
+      </w:r>
+    </w:p>
+    <w:p>
+      <w:pPr>
+        <w:numPr>
+          <w:ilvl w:val="0"/>
+          <w:numId w:val="13"/>
+        </w:numPr>
+        <w:spacing w:after="240" w:before="0" w:beforeAutospacing="0" w:line="300" w:lineRule="auto"/>
+        <w:ind w:left="720" w:hanging="360"/>
+        <w:rPr>
+          <w:rFonts w:ascii="Lora" w:cs="Lora" w:eastAsia="Lora" w:hAnsi="Lora"/>
+          <w:sz w:val="24"/>
+          <w:szCs w:val="24"/>
+        </w:rPr>
+      </w:pPr>
+      <w:r>
+        <w:rPr>
+          <w:rFonts w:ascii="SimSun" w:cs="SimSun" w:eastAsia="SimSun" w:hAnsi="SimSun"/>
+          <w:b w:val="1"/>
+          <w:bCs w:val="1"/>
+          <w:sz w:val="24"/>
+          <w:szCs w:val="24"/>
+          <w:rtl w:val="0"/>
+        </w:rPr>
+        <w:t xml:space="preserve">失敗を成功に転換する:</w:t>
+      </w:r>
+      <w:r>
+        <w:rPr>
+          <w:rFonts w:ascii="SimSun" w:cs="SimSun" w:eastAsia="SimSun" w:hAnsi="SimSun"/>
+          <w:sz w:val="24"/>
+          <w:szCs w:val="24"/>
+          <w:rtl w:val="0"/>
+        </w:rPr>
+        <w:t xml:space="preserve"> 税関のクレームがきっかけで工程を簡略化しコストダウンに成功した例のように、課題を正しく把握し改善し続ける姿勢が、失敗を成功へと変えます。</w:t>
+      </w:r>
+    </w:p>
+    <w:p>
+      <w:pPr>
+        <w:pStyle w:val="Heading3"/>
+        <w:keepNext w:val="0"/>
+        <w:keepLines w:val="0"/>
+        <w:spacing w:before="280" w:line="300" w:lineRule="auto"/>
+        <w:rPr>
+          <w:rFonts w:ascii="Lora" w:cs="Lora" w:eastAsia="Lora" w:hAnsi="Lora"/>
+          <w:b w:val="1"/>
+          <w:bCs w:val="1"/>
+          <w:color w:val="000000"/>
+          <w:sz w:val="26"/>
+          <w:szCs w:val="26"/>
+        </w:rPr>
+      </w:pPr>
+      <w:bookmarkStart w:colFirst="0" w:colLast="0" w:name="_2pql3riy8izx" w:id="35"/>
+      <w:bookmarkEnd w:id="35"/>
+      <w:r>
+        <w:rPr>
+          <w:rFonts w:ascii="Arial Unicode MS" w:cs="Arial Unicode MS" w:eastAsia="Arial Unicode MS" w:hAnsi="Arial Unicode MS"/>
+          <w:b w:val="1"/>
+          <w:bCs w:val="1"/>
+          <w:color w:val="000000"/>
+          <w:sz w:val="26"/>
+          <w:szCs w:val="26"/>
+          <w:rtl w:val="0"/>
+        </w:rPr>
+        <w:t xml:space="preserve">4. リーダーシップと次世代への責任</w:t>
+      </w:r>
+    </w:p>
+    <w:p>
+      <w:pPr>
+        <w:numPr>
+          <w:ilvl w:val="0"/>
+          <w:numId w:val="19"/>
+        </w:numPr>
+        <w:spacing w:after="0" w:afterAutospacing="0" w:before="240" w:line="300" w:lineRule="auto"/>
+        <w:ind w:left="720" w:hanging="360"/>
+        <w:rPr>
+          <w:rFonts w:ascii="Lora" w:cs="Lora" w:eastAsia="Lora" w:hAnsi="Lora"/>
+          <w:sz w:val="24"/>
+          <w:szCs w:val="24"/>
+        </w:rPr>
+      </w:pPr>
+      <w:r>
+        <w:rPr>
+          <w:rFonts w:ascii="SimSun" w:cs="SimSun" w:eastAsia="SimSun" w:hAnsi="SimSun"/>
+          <w:b w:val="1"/>
+          <w:bCs w:val="1"/>
+          <w:sz w:val="24"/>
+          <w:szCs w:val="24"/>
+          <w:rtl w:val="0"/>
+        </w:rPr>
+        <w:t xml:space="preserve">愛と安心感の重要性:</w:t>
+      </w:r>
+      <w:r>
+        <w:rPr>
+          <w:rFonts w:ascii="SimSun" w:cs="SimSun" w:eastAsia="SimSun" w:hAnsi="SimSun"/>
+          <w:sz w:val="24"/>
+          <w:szCs w:val="24"/>
+          <w:rtl w:val="0"/>
+        </w:rPr>
+        <w:t xml:space="preserve"> 心が愛で満たされている人は、自然に他者に手を差し伸べられます。教育や育児において、安心感を与えることは「飢え」による過度な欲求を防ぐために不可欠です。</w:t>
+      </w:r>
+    </w:p>
+    <w:p>
+      <w:pPr>
+        <w:numPr>
+          <w:ilvl w:val="0"/>
+          <w:numId w:val="19"/>
+        </w:numPr>
+        <w:spacing w:after="240" w:before="0" w:beforeAutospacing="0" w:line="300" w:lineRule="auto"/>
+        <w:ind w:left="720" w:hanging="360"/>
+        <w:rPr>
+          <w:rFonts w:ascii="Lora" w:cs="Lora" w:eastAsia="Lora" w:hAnsi="Lora"/>
+          <w:sz w:val="24"/>
+          <w:szCs w:val="24"/>
+        </w:rPr>
+      </w:pPr>
+      <w:r>
+        <w:rPr>
+          <w:rFonts w:ascii="SimSun" w:cs="SimSun" w:eastAsia="SimSun" w:hAnsi="SimSun"/>
+          <w:b w:val="1"/>
+          <w:bCs w:val="1"/>
+          <w:sz w:val="24"/>
+          <w:szCs w:val="24"/>
+          <w:rtl w:val="0"/>
+        </w:rPr>
+        <w:t xml:space="preserve">目的を明確にする指導:</w:t>
+      </w:r>
+      <w:r>
+        <w:rPr>
+          <w:rFonts w:ascii="Arial Unicode MS" w:cs="Arial Unicode MS" w:eastAsia="Arial Unicode MS" w:hAnsi="Arial Unicode MS"/>
+          <w:sz w:val="24"/>
+          <w:szCs w:val="24"/>
+          <w:rtl w:val="0"/>
+        </w:rPr>
+        <w:t xml:space="preserve"> リーダーはただ指示を出すのではなく、仕事の「目的」を明確に伝えるべきです。部下に「もっと良い方法はないか」と考えさせることで、彼らは仕事を通じて鍛えられ、知恵が出るようになります。</w:t>
+      </w:r>
+    </w:p>
+    <w:p>
+      <w:pPr>
+        <w:pStyle w:val="Heading3"/>
+        <w:keepNext w:val="0"/>
+        <w:keepLines w:val="0"/>
+        <w:spacing w:before="280" w:line="300" w:lineRule="auto"/>
+        <w:rPr>
+          <w:rFonts w:ascii="Lora" w:cs="Lora" w:eastAsia="Lora" w:hAnsi="Lora"/>
+          <w:b w:val="1"/>
+          <w:bCs w:val="1"/>
+          <w:color w:val="000000"/>
+          <w:sz w:val="26"/>
+          <w:szCs w:val="26"/>
+        </w:rPr>
+      </w:pPr>
+      <w:bookmarkStart w:colFirst="0" w:colLast="0" w:name="_1hpju1ily02q" w:id="36"/>
+      <w:bookmarkEnd w:id="36"/>
+      <w:r>
+        <w:rPr>
+          <w:rFonts w:ascii="SimSun" w:cs="SimSun" w:eastAsia="SimSun" w:hAnsi="SimSun"/>
+          <w:b w:val="1"/>
+          <w:bCs w:val="1"/>
+          <w:color w:val="000000"/>
+          <w:sz w:val="26"/>
+          <w:szCs w:val="26"/>
+          <w:rtl w:val="0"/>
+        </w:rPr>
+        <w:t xml:space="preserve">5. 志を持って羽ばたくために</w:t>
+      </w:r>
+    </w:p>
+    <w:p>
+      <w:pPr>
+        <w:numPr>
+          <w:ilvl w:val="0"/>
+          <w:numId w:val="14"/>
+        </w:numPr>
+        <w:spacing w:after="0" w:afterAutospacing="0" w:before="240" w:line="300" w:lineRule="auto"/>
+        <w:ind w:left="720" w:hanging="360"/>
+        <w:rPr>
+          <w:rFonts w:ascii="Lora" w:cs="Lora" w:eastAsia="Lora" w:hAnsi="Lora"/>
+          <w:sz w:val="24"/>
+          <w:szCs w:val="24"/>
+        </w:rPr>
+      </w:pPr>
+      <w:r>
+        <w:rPr>
+          <w:rFonts w:ascii="SimSun" w:cs="SimSun" w:eastAsia="SimSun" w:hAnsi="SimSun"/>
+          <w:b w:val="1"/>
+          <w:bCs w:val="1"/>
+          <w:sz w:val="24"/>
+          <w:szCs w:val="24"/>
+          <w:rtl w:val="0"/>
+        </w:rPr>
+        <w:t xml:space="preserve">人類全体の幸福を願う:</w:t>
+      </w:r>
+      <w:r>
+        <w:rPr>
+          <w:rFonts w:ascii="SimSun" w:cs="SimSun" w:eastAsia="SimSun" w:hAnsi="SimSun"/>
+          <w:sz w:val="24"/>
+          <w:szCs w:val="24"/>
+          <w:rtl w:val="0"/>
+        </w:rPr>
+        <w:t xml:space="preserve"> 自分の国や組織の利益だけを考えるのではなく、人類全体の平和や発展のために「本当に必要なものは何か」を考えて行動することが、争いを防ぎ、真の発展をもたらします。</w:t>
+      </w:r>
+    </w:p>
+    <w:p>
+      <w:pPr>
+        <w:numPr>
+          <w:ilvl w:val="0"/>
+          <w:numId w:val="14"/>
+        </w:numPr>
+        <w:spacing w:after="240" w:before="0" w:beforeAutospacing="0" w:line="300" w:lineRule="auto"/>
+        <w:ind w:left="720" w:hanging="360"/>
+        <w:rPr>
+          <w:rFonts w:ascii="Lora" w:cs="Lora" w:eastAsia="Lora" w:hAnsi="Lora"/>
+          <w:sz w:val="24"/>
+          <w:szCs w:val="24"/>
+        </w:rPr>
+      </w:pPr>
+      <w:r>
+        <w:rPr>
+          <w:rFonts w:ascii="SimSun" w:cs="SimSun" w:eastAsia="SimSun" w:hAnsi="SimSun"/>
+          <w:b w:val="1"/>
+          <w:bCs w:val="1"/>
+          <w:sz w:val="24"/>
+          <w:szCs w:val="24"/>
+          <w:rtl w:val="0"/>
+        </w:rPr>
+        <w:t xml:space="preserve">結び:</w:t>
+      </w:r>
+      <w:r>
+        <w:rPr>
+          <w:rFonts w:ascii="SimSun" w:cs="SimSun" w:eastAsia="SimSun" w:hAnsi="SimSun"/>
+          <w:sz w:val="24"/>
+          <w:szCs w:val="24"/>
+          <w:rtl w:val="0"/>
+        </w:rPr>
+        <w:t xml:space="preserve"> 人生を豊かにできるかどうかは、「他人を思いやる気持ち」</w:t>
+      </w:r>
+      <w:r>
+        <w:rPr>
+          <w:rFonts w:ascii="Arial Unicode MS" w:cs="Arial Unicode MS" w:eastAsia="Arial Unicode MS" w:hAnsi="Arial Unicode MS"/>
+          <w:b w:val="1"/>
+          <w:bCs w:val="1"/>
+          <w:sz w:val="24"/>
+          <w:szCs w:val="24"/>
+          <w:rtl w:val="0"/>
+        </w:rPr>
+        <w:t xml:space="preserve">を持ち、</w:t>
+      </w:r>
+      <w:r>
+        <w:rPr>
+          <w:rFonts w:ascii="Arial Unicode MS" w:cs="Arial Unicode MS" w:eastAsia="Arial Unicode MS" w:hAnsi="Arial Unicode MS"/>
+          <w:sz w:val="24"/>
+          <w:szCs w:val="24"/>
+          <w:rtl w:val="0"/>
+        </w:rPr>
+        <w:t xml:space="preserve">「困難に正面から立ち向かう姿勢」を持てるかどうかにかかっています。</w:t>
+      </w:r>
+    </w:p>
+    <w:p>
+      <w:pPr>
+        <w:spacing w:line="300" w:lineRule="auto"/>
+        <w:rPr>
+          <w:rFonts w:ascii="Lora" w:cs="Lora" w:eastAsia="Lora" w:hAnsi="Lora"/>
+          <w:sz w:val="24"/>
+          <w:szCs w:val="24"/>
+        </w:rPr>
+      </w:pPr>
+      <w:r>
+        <w:rPr>
+          <w:rtl w:val="0"/>
+        </w:rPr>
+      </w:r>
+    </w:p>
+    <w:p>
+      <w:pPr>
+        <w:pStyle w:val="Heading2"/>
+        <w:spacing w:after="80" w:line="300" w:lineRule="auto"/>
+        <w:rPr>
+          <w:rFonts w:ascii="Playfair Display" w:cs="Playfair Display" w:eastAsia="Playfair Display" w:hAnsi="Playfair Display"/>
+          <w:b w:val="1"/>
+          <w:bCs w:val="1"/>
+          <w:sz w:val="36"/>
+          <w:szCs w:val="36"/>
+        </w:rPr>
+      </w:pPr>
+      <w:bookmarkStart w:colFirst="0" w:colLast="0" w:name="_3sle1p8vpfk5" w:id="37"/>
+      <w:bookmarkEnd w:id="37"/>
+      <w:r>
+        <w:rPr>
+          <w:rFonts w:ascii="Andika" w:cs="Andika" w:eastAsia="Andika" w:hAnsi="Andika"/>
+          <w:b w:val="1"/>
+          <w:bCs w:val="1"/>
+          <w:sz w:val="36"/>
+          <w:szCs w:val="36"/>
+          <w:rtl w:val="0"/>
+        </w:rPr>
+        <w:t xml:space="preserve">Lời tặng cho thế hệ trẻ</w:t>
+      </w:r>
+    </w:p>
+    <w:p>
+      <w:pPr>
+        <w:pStyle w:val="Heading2"/>
+        <w:spacing w:after="80" w:line="300" w:lineRule="auto"/>
+        <w:rPr>
+          <w:rFonts w:ascii="Playfair Display" w:cs="Playfair Display" w:eastAsia="Playfair Display" w:hAnsi="Playfair Display"/>
+          <w:b w:val="1"/>
+          <w:bCs w:val="1"/>
+          <w:sz w:val="36"/>
+          <w:szCs w:val="36"/>
+        </w:rPr>
+      </w:pPr>
+      <w:bookmarkStart w:colFirst="0" w:colLast="0" w:name="_eibz0erunh4j" w:id="38"/>
+      <w:bookmarkEnd w:id="38"/>
+      <w:r>
+        <w:rPr>
+          <w:rFonts w:ascii="Playfair Display" w:cs="Playfair Display" w:eastAsia="Playfair Display" w:hAnsi="Playfair Display"/>
+          <w:b w:val="1"/>
+          <w:bCs w:val="1"/>
+          <w:sz w:val="36"/>
+          <w:szCs w:val="36"/>
+          <w:rtl w:val="0"/>
+        </w:rPr>
+        <w:t xml:space="preserve">"Lời tặng cho thế hệ trẻ": Triết lý để thành công và trưởng thành</w:t>
+      </w:r>
+    </w:p>
+    <w:p>
+      <w:pPr>
+        <w:spacing w:after="240" w:before="240" w:line="300" w:lineRule="auto"/>
+        <w:rPr>
+          <w:rFonts w:ascii="Lora" w:cs="Lora" w:eastAsia="Lora" w:hAnsi="Lora"/>
+          <w:sz w:val="24"/>
+          <w:szCs w:val="24"/>
+        </w:rPr>
+      </w:pPr>
+      <w:r>
+        <w:rPr>
+          <w:rFonts w:ascii="Lora" w:cs="Lora" w:eastAsia="Lora" w:hAnsi="Lora"/>
+          <w:sz w:val="24"/>
+          <w:szCs w:val="24"/>
+          <w:rtl w:val="0"/>
+        </w:rPr>
+        <w:t xml:space="preserve">Cuốn sách này truyền tải những kim chỉ nam cho cuộc sống mà tác giả đã đúc kết được qua quá trình điều hành Mabuchi Motor, chẳng hạn như "làm việc vì mục đích gì" hay "làm thế nào để vượt qua khó khăn" dành cho giới trẻ.</w:t>
+      </w:r>
+    </w:p>
+    <w:p>
+      <w:pPr>
+        <w:pStyle w:val="Heading3"/>
+        <w:spacing w:before="280" w:line="300" w:lineRule="auto"/>
+        <w:rPr>
+          <w:rFonts w:ascii="Playfair Display" w:cs="Playfair Display" w:eastAsia="Playfair Display" w:hAnsi="Playfair Display"/>
+          <w:b w:val="1"/>
+          <w:bCs w:val="1"/>
+          <w:color w:val="000000"/>
+        </w:rPr>
+      </w:pPr>
+      <w:r>
+        <w:rPr>
+          <w:rFonts w:ascii="Lora" w:cs="Lora" w:eastAsia="Lora" w:hAnsi="Lora"/>
+          <w:b w:val="1"/>
+          <w:bCs w:val="1"/>
+          <w:color w:val="000000"/>
+          <w:sz w:val="26"/>
+          <w:szCs w:val="26"/>
+          <w:rtl w:val="0"/>
+        </w:rPr>
+        <w:t xml:space="preserve">1. Mục đích làm việc và thành công thực sự (Tầm quan trọng của lòng vị tha)</w:t>
+      </w:r>
+      <w:r>
+        <w:rPr>
+          <w:rtl w:val="0"/>
+        </w:rPr>
+      </w:r>
+    </w:p>
+    <w:p>
+      <w:pPr>
+        <w:numPr>
+          <w:ilvl w:val="0"/>
+          <w:numId w:val="20"/>
+        </w:numPr>
+        <w:spacing w:after="0" w:afterAutospacing="0" w:before="240" w:line="300" w:lineRule="auto"/>
+        <w:ind w:left="720" w:hanging="360"/>
+        <w:rPr>
+          <w:rFonts w:ascii="Lora" w:cs="Lora" w:eastAsia="Lora" w:hAnsi="Lora"/>
+          <w:sz w:val="24"/>
+          <w:szCs w:val="24"/>
+        </w:rPr>
+      </w:pPr>
+      <w:r>
+        <w:rPr>
+          <w:rFonts w:ascii="Lora" w:cs="Lora" w:eastAsia="Lora" w:hAnsi="Lora"/>
+          <w:b w:val="1"/>
+          <w:bCs w:val="1"/>
+          <w:sz w:val="24"/>
+          <w:szCs w:val="24"/>
+          <w:rtl w:val="0"/>
+        </w:rPr>
+        <w:t xml:space="preserve">Không lấy "tiền" làm mục đích:</w:t>
+      </w:r>
+      <w:r>
+        <w:rPr>
+          <w:rFonts w:ascii="Lora" w:cs="Lora" w:eastAsia="Lora" w:hAnsi="Lora"/>
+          <w:sz w:val="24"/>
+          <w:szCs w:val="24"/>
+          <w:rtl w:val="0"/>
+        </w:rPr>
+        <w:t xml:space="preserve"> Khi coi tiền bạc hay danh vọng là mục đích, sự trưởng thành sẽ dừng lại và tài năng cũng thui chột. Nếu là người điều hành, bạn sẽ làm nguy hại đến công ty và chính cuộc đời bạn sẽ trở nên trống rỗng.</w:t>
+      </w:r>
+    </w:p>
+    <w:p>
+      <w:pPr>
+        <w:numPr>
+          <w:ilvl w:val="0"/>
+          <w:numId w:val="20"/>
+        </w:numPr>
+        <w:spacing w:after="0" w:afterAutospacing="0" w:before="0" w:beforeAutospacing="0" w:line="300" w:lineRule="auto"/>
+        <w:ind w:left="720" w:hanging="360"/>
+        <w:rPr>
+          <w:rFonts w:ascii="Lora" w:cs="Lora" w:eastAsia="Lora" w:hAnsi="Lora"/>
+          <w:sz w:val="24"/>
+          <w:szCs w:val="24"/>
+        </w:rPr>
+      </w:pPr>
+      <w:r>
+        <w:rPr>
+          <w:rFonts w:ascii="Lora" w:cs="Lora" w:eastAsia="Lora" w:hAnsi="Lora"/>
+          <w:b w:val="1"/>
+          <w:bCs w:val="1"/>
+          <w:sz w:val="24"/>
+          <w:szCs w:val="24"/>
+          <w:rtl w:val="0"/>
+        </w:rPr>
+        <w:t xml:space="preserve">Trở thành người có ích cho ai đó:</w:t>
+      </w:r>
+      <w:r>
+        <w:rPr>
+          <w:rFonts w:ascii="Lora" w:cs="Lora" w:eastAsia="Lora" w:hAnsi="Lora"/>
+          <w:sz w:val="24"/>
+          <w:szCs w:val="24"/>
+          <w:rtl w:val="0"/>
+        </w:rPr>
+        <w:t xml:space="preserve"> Trong các năng lực của con người, năng lực tinh thần là không có giới hạn. Hãy hướng tới mục tiêu trở thành một "người không thể thiếu" và cống hiến cho người khác, điều đó sẽ dẫn đến một cuộc đời không hối tiếc.</w:t>
+      </w:r>
+    </w:p>
+    <w:p>
+      <w:pPr>
+        <w:numPr>
+          <w:ilvl w:val="0"/>
+          <w:numId w:val="20"/>
+        </w:numPr>
+        <w:spacing w:after="240" w:before="0" w:beforeAutospacing="0" w:line="300" w:lineRule="auto"/>
+        <w:ind w:left="720" w:hanging="360"/>
+        <w:rPr>
+          <w:rFonts w:ascii="Lora" w:cs="Lora" w:eastAsia="Lora" w:hAnsi="Lora"/>
+          <w:sz w:val="24"/>
+          <w:szCs w:val="24"/>
+        </w:rPr>
+      </w:pPr>
+      <w:r>
+        <w:rPr>
+          <w:rFonts w:ascii="Lora" w:cs="Lora" w:eastAsia="Lora" w:hAnsi="Lora"/>
+          <w:b w:val="1"/>
+          <w:bCs w:val="1"/>
+          <w:sz w:val="24"/>
+          <w:szCs w:val="24"/>
+          <w:rtl w:val="0"/>
+        </w:rPr>
+        <w:t xml:space="preserve">Lấy "sự yêu thích" làm động lực:</w:t>
+      </w:r>
+      <w:r>
+        <w:rPr>
+          <w:rFonts w:ascii="Lora" w:cs="Lora" w:eastAsia="Lora" w:hAnsi="Lora"/>
+          <w:sz w:val="24"/>
+          <w:szCs w:val="24"/>
+          <w:rtl w:val="0"/>
+        </w:rPr>
+        <w:t xml:space="preserve"> Chọn công việc mình yêu thích là động lực lớn nhất. Công việc khác với giáo dục ở trường học, càng đối mặt với những thử thách khó khăn, giá trị và năng lực của bản thân càng được nâng cao.</w:t>
+      </w:r>
+    </w:p>
+    <w:p>
+      <w:pPr>
+        <w:pStyle w:val="Heading3"/>
+        <w:spacing w:before="280" w:line="300" w:lineRule="auto"/>
+        <w:rPr>
+          <w:rFonts w:ascii="Playfair Display" w:cs="Playfair Display" w:eastAsia="Playfair Display" w:hAnsi="Playfair Display"/>
+          <w:b w:val="1"/>
+          <w:bCs w:val="1"/>
+          <w:color w:val="000000"/>
+        </w:rPr>
+      </w:pPr>
+      <w:r>
+        <w:rPr>
+          <w:rFonts w:ascii="Andika" w:cs="Andika" w:eastAsia="Andika" w:hAnsi="Andika"/>
+          <w:b w:val="1"/>
+          <w:bCs w:val="1"/>
+          <w:color w:val="000000"/>
+          <w:sz w:val="26"/>
+          <w:szCs w:val="26"/>
+          <w:rtl w:val="0"/>
+        </w:rPr>
+        <w:t xml:space="preserve">2. Sự khác biệt giữa "kiến thức" và "trí tuệ"</w:t>
+      </w:r>
+      <w:r>
+        <w:rPr>
+          <w:rtl w:val="0"/>
+        </w:rPr>
+      </w:r>
+    </w:p>
+    <w:p>
+      <w:pPr>
+        <w:numPr>
+          <w:ilvl w:val="0"/>
+          <w:numId w:val="7"/>
+        </w:numPr>
+        <w:spacing w:after="0" w:afterAutospacing="0" w:before="240" w:line="300" w:lineRule="auto"/>
+        <w:ind w:left="720" w:hanging="360"/>
+        <w:rPr>
+          <w:rFonts w:ascii="Lora" w:cs="Lora" w:eastAsia="Lora" w:hAnsi="Lora"/>
+          <w:sz w:val="24"/>
+          <w:szCs w:val="24"/>
+        </w:rPr>
+      </w:pPr>
+      <w:r>
+        <w:rPr>
+          <w:rFonts w:ascii="Andika" w:cs="Andika" w:eastAsia="Andika" w:hAnsi="Andika"/>
+          <w:b w:val="1"/>
+          <w:bCs w:val="1"/>
+          <w:sz w:val="24"/>
+          <w:szCs w:val="24"/>
+          <w:rtl w:val="0"/>
+        </w:rPr>
+        <w:t xml:space="preserve">Trí tuệ sinh ra từ "sự quan tâm":</w:t>
+      </w:r>
+      <w:r>
+        <w:rPr>
+          <w:rFonts w:ascii="Lora" w:cs="Lora" w:eastAsia="Lora" w:hAnsi="Lora"/>
+          <w:sz w:val="24"/>
+          <w:szCs w:val="24"/>
+          <w:rtl w:val="0"/>
+        </w:rPr>
+        <w:t xml:space="preserve"> Kiến thức có thể học ở trường, nhưng trí tuệ thì không ai dạy được. Khi chỉ nghĩ đến lợi ích của bản thân, trí tuệ sẽ không xuất hiện; nó chỉ nảy sinh khi ta thực lòng mong cầu niềm vui và hạnh phúc của người khác.</w:t>
+      </w:r>
+    </w:p>
+    <w:p>
+      <w:pPr>
+        <w:numPr>
+          <w:ilvl w:val="0"/>
+          <w:numId w:val="7"/>
+        </w:numPr>
+        <w:spacing w:after="240" w:before="0" w:beforeAutospacing="0" w:line="300" w:lineRule="auto"/>
+        <w:ind w:left="720" w:hanging="360"/>
+        <w:rPr>
+          <w:rFonts w:ascii="Lora" w:cs="Lora" w:eastAsia="Lora" w:hAnsi="Lora"/>
+          <w:sz w:val="24"/>
+          <w:szCs w:val="24"/>
+        </w:rPr>
+      </w:pPr>
+      <w:r>
+        <w:rPr>
+          <w:rFonts w:ascii="Lora" w:cs="Lora" w:eastAsia="Lora" w:hAnsi="Lora"/>
+          <w:b w:val="1"/>
+          <w:bCs w:val="1"/>
+          <w:sz w:val="24"/>
+          <w:szCs w:val="24"/>
+          <w:rtl w:val="0"/>
+        </w:rPr>
+        <w:t xml:space="preserve">Triệt để đứng trên quan điểm của khách hàng:</w:t>
+      </w:r>
+      <w:r>
+        <w:rPr>
+          <w:rFonts w:ascii="Lora" w:cs="Lora" w:eastAsia="Lora" w:hAnsi="Lora"/>
+          <w:sz w:val="24"/>
+          <w:szCs w:val="24"/>
+          <w:rtl w:val="0"/>
+        </w:rPr>
+        <w:t xml:space="preserve"> Ước mong thuần khiết muốn hạ giá thành động cơ vì nụ cười của trẻ thơ đã thúc đẩy những nỗ lực thay đổi thiết kế và làm việc xuyên đêm, kết quả là đạt được mức giá thấp kỷ lục 20 yên (thành công). Hành động vì người khác tạo ra động lực và kết quả vượt xa trí tưởng tượng.</w:t>
+      </w:r>
+    </w:p>
+    <w:p>
+      <w:pPr>
+        <w:pStyle w:val="Heading3"/>
+        <w:spacing w:before="280" w:line="300" w:lineRule="auto"/>
+        <w:rPr>
+          <w:rFonts w:ascii="Playfair Display" w:cs="Playfair Display" w:eastAsia="Playfair Display" w:hAnsi="Playfair Display"/>
+          <w:b w:val="1"/>
+          <w:bCs w:val="1"/>
+          <w:color w:val="000000"/>
+        </w:rPr>
+      </w:pPr>
+      <w:bookmarkStart w:colFirst="0" w:colLast="0" w:name="_1xvawhl2iua6" w:id="39"/>
+      <w:bookmarkEnd w:id="39"/>
+      <w:r>
+        <w:rPr>
+          <w:rFonts w:ascii="Lora" w:cs="Lora" w:eastAsia="Lora" w:hAnsi="Lora"/>
+          <w:b w:val="1"/>
+          <w:bCs w:val="1"/>
+          <w:color w:val="000000"/>
+          <w:sz w:val="26"/>
+          <w:szCs w:val="26"/>
+          <w:rtl w:val="0"/>
+        </w:rPr>
+        <w:t xml:space="preserve">3. Cách đối diện với thử thách và khó khăn</w:t>
+      </w:r>
+      <w:r>
+        <w:rPr>
+          <w:rtl w:val="0"/>
+        </w:rPr>
+      </w:r>
+    </w:p>
+    <w:p>
+      <w:pPr>
+        <w:numPr>
+          <w:ilvl w:val="0"/>
+          <w:numId w:val="5"/>
+        </w:numPr>
+        <w:spacing w:after="0" w:afterAutospacing="0" w:before="240" w:line="300" w:lineRule="auto"/>
+        <w:ind w:left="720" w:hanging="360"/>
+        <w:rPr>
+          <w:rFonts w:ascii="Lora" w:cs="Lora" w:eastAsia="Lora" w:hAnsi="Lora"/>
+          <w:sz w:val="24"/>
+          <w:szCs w:val="24"/>
+        </w:rPr>
+      </w:pPr>
+      <w:r>
+        <w:rPr>
+          <w:rFonts w:ascii="Lora" w:cs="Lora" w:eastAsia="Lora" w:hAnsi="Lora"/>
+          <w:b w:val="1"/>
+          <w:bCs w:val="1"/>
+          <w:sz w:val="24"/>
+          <w:szCs w:val="24"/>
+          <w:rtl w:val="0"/>
+        </w:rPr>
+        <w:t xml:space="preserve">Thử thách là "tất yếu" và là "cơ hội để trưởng thành":</w:t>
+      </w:r>
+      <w:r>
+        <w:rPr>
+          <w:rFonts w:ascii="Lora" w:cs="Lora" w:eastAsia="Lora" w:hAnsi="Lora"/>
+          <w:sz w:val="24"/>
+          <w:szCs w:val="24"/>
+          <w:rtl w:val="0"/>
+        </w:rPr>
+        <w:t xml:space="preserve"> Khó khăn không xảy ra một cách ngẫu nhiên mà xuất hiện như là kết quả (hạt giống) của những hành động trong quá khứ. Đó là cơ hội để Chúa trời thử thách "sự nghiêm túc" của ta, và bằng cách chấp nhận nó mà không trốn tránh, ta sẽ nhận được "phần thưởng" là sự trưởng thành vượt bậc.</w:t>
+      </w:r>
+    </w:p>
+    <w:p>
+      <w:pPr>
+        <w:numPr>
+          <w:ilvl w:val="0"/>
+          <w:numId w:val="5"/>
+        </w:numPr>
+        <w:spacing w:after="0" w:afterAutospacing="0" w:before="0" w:beforeAutospacing="0" w:line="300" w:lineRule="auto"/>
+        <w:ind w:left="720" w:hanging="360"/>
+        <w:rPr>
+          <w:rFonts w:ascii="Lora" w:cs="Lora" w:eastAsia="Lora" w:hAnsi="Lora"/>
+          <w:sz w:val="24"/>
+          <w:szCs w:val="24"/>
+        </w:rPr>
+      </w:pPr>
+      <w:r>
+        <w:rPr>
+          <w:rFonts w:ascii="Lora" w:cs="Lora" w:eastAsia="Lora" w:hAnsi="Lora"/>
+          <w:b w:val="1"/>
+          <w:bCs w:val="1"/>
+          <w:sz w:val="24"/>
+          <w:szCs w:val="24"/>
+          <w:rtl w:val="0"/>
+        </w:rPr>
+        <w:t xml:space="preserve">Động lực đến từ sự tò mò thuần túy (niềm hứng thú):</w:t>
+      </w:r>
+      <w:r>
+        <w:rPr>
+          <w:rFonts w:ascii="Lora" w:cs="Lora" w:eastAsia="Lora" w:hAnsi="Lora"/>
+          <w:sz w:val="24"/>
+          <w:szCs w:val="24"/>
+          <w:rtl w:val="0"/>
+        </w:rPr>
+        <w:t xml:space="preserve"> Chính sự đam mê làm việc vì "thấy thú vị" chứ không phải "vì tiền" mới là động lực để giải quyết vấn đề và tạo ra chất lượng đích thực.</w:t>
+      </w:r>
+    </w:p>
+    <w:p>
+      <w:pPr>
+        <w:numPr>
+          <w:ilvl w:val="0"/>
+          <w:numId w:val="5"/>
+        </w:numPr>
+        <w:spacing w:after="240" w:before="0" w:beforeAutospacing="0" w:line="300" w:lineRule="auto"/>
+        <w:ind w:left="720" w:hanging="360"/>
+        <w:rPr>
+          <w:rFonts w:ascii="Lora" w:cs="Lora" w:eastAsia="Lora" w:hAnsi="Lora"/>
+          <w:sz w:val="24"/>
+          <w:szCs w:val="24"/>
+        </w:rPr>
+      </w:pPr>
+      <w:r>
+        <w:rPr>
+          <w:rFonts w:ascii="Andika" w:cs="Andika" w:eastAsia="Andika" w:hAnsi="Andika"/>
+          <w:b w:val="1"/>
+          <w:bCs w:val="1"/>
+          <w:sz w:val="24"/>
+          <w:szCs w:val="24"/>
+          <w:rtl w:val="0"/>
+        </w:rPr>
+        <w:t xml:space="preserve">Biến thất bại thành thành công:</w:t>
+      </w:r>
+      <w:r>
+        <w:rPr>
+          <w:rFonts w:ascii="Lora" w:cs="Lora" w:eastAsia="Lora" w:hAnsi="Lora"/>
+          <w:sz w:val="24"/>
+          <w:szCs w:val="24"/>
+          <w:rtl w:val="0"/>
+        </w:rPr>
+        <w:t xml:space="preserve"> Thái độ nắm bắt vấn đề chính xác và không ngừng cải tiến sẽ biến thất bại thành thành công, chẳng hạn như ví dụ về việc một khiếu nại từ hải quan đã trở thành động lực để đơn giản hóa quy trình và giảm chi phí.</w:t>
+      </w:r>
+    </w:p>
+    <w:p>
+      <w:pPr>
+        <w:pStyle w:val="Heading3"/>
+        <w:spacing w:before="280" w:line="300" w:lineRule="auto"/>
+        <w:rPr>
+          <w:rFonts w:ascii="Playfair Display" w:cs="Playfair Display" w:eastAsia="Playfair Display" w:hAnsi="Playfair Display"/>
+          <w:b w:val="1"/>
+          <w:bCs w:val="1"/>
+          <w:color w:val="000000"/>
+        </w:rPr>
+      </w:pPr>
+      <w:r>
+        <w:rPr>
+          <w:rFonts w:ascii="Lora" w:cs="Lora" w:eastAsia="Lora" w:hAnsi="Lora"/>
+          <w:b w:val="1"/>
+          <w:bCs w:val="1"/>
+          <w:color w:val="000000"/>
+          <w:sz w:val="26"/>
+          <w:szCs w:val="26"/>
+          <w:rtl w:val="0"/>
+        </w:rPr>
+        <w:t xml:space="preserve">4. Khả năng lãnh đạo và trách nhiệm với thế hệ sau</w:t>
+      </w:r>
+      <w:r>
+        <w:rPr>
+          <w:rtl w:val="0"/>
+        </w:rPr>
+      </w:r>
+    </w:p>
+    <w:p>
+      <w:pPr>
+        <w:numPr>
+          <w:ilvl w:val="0"/>
+          <w:numId w:val="16"/>
+        </w:numPr>
+        <w:spacing w:after="0" w:afterAutospacing="0" w:before="240" w:line="300" w:lineRule="auto"/>
+        <w:ind w:left="720" w:hanging="360"/>
+        <w:rPr>
+          <w:rFonts w:ascii="Lora" w:cs="Lora" w:eastAsia="Lora" w:hAnsi="Lora"/>
+          <w:sz w:val="24"/>
+          <w:szCs w:val="24"/>
+        </w:rPr>
+      </w:pPr>
+      <w:r>
+        <w:rPr>
+          <w:rFonts w:ascii="Andika" w:cs="Andika" w:eastAsia="Andika" w:hAnsi="Andika"/>
+          <w:b w:val="1"/>
+          <w:bCs w:val="1"/>
+          <w:sz w:val="24"/>
+          <w:szCs w:val="24"/>
+          <w:rtl w:val="0"/>
+        </w:rPr>
+        <w:t xml:space="preserve">Tầm quan trọng của tình yêu thương và cảm giác an toàn:</w:t>
+      </w:r>
+      <w:r>
+        <w:rPr>
+          <w:rFonts w:ascii="Lora" w:cs="Lora" w:eastAsia="Lora" w:hAnsi="Lora"/>
+          <w:sz w:val="24"/>
+          <w:szCs w:val="24"/>
+          <w:rtl w:val="0"/>
+        </w:rPr>
+        <w:t xml:space="preserve"> Những người có trái tim tràn đầy tình yêu thương sẽ tự nhiên giúp đỡ người khác. Trong giáo dục và nuôi dạy con cái, việc tạo ra cảm giác an toàn là điều thiết yếu để ngăn chặn những ham muốn thái quá do "đói khát" gây ra.</w:t>
+      </w:r>
+    </w:p>
+    <w:p>
+      <w:pPr>
+        <w:numPr>
+          <w:ilvl w:val="0"/>
+          <w:numId w:val="16"/>
+        </w:numPr>
+        <w:spacing w:after="240" w:before="0" w:beforeAutospacing="0" w:line="300" w:lineRule="auto"/>
+        <w:ind w:left="720" w:hanging="360"/>
+        <w:rPr>
+          <w:rFonts w:ascii="Lora" w:cs="Lora" w:eastAsia="Lora" w:hAnsi="Lora"/>
+          <w:sz w:val="24"/>
+          <w:szCs w:val="24"/>
+        </w:rPr>
+      </w:pPr>
+      <w:r>
+        <w:rPr>
+          <w:rFonts w:ascii="Lora" w:cs="Lora" w:eastAsia="Lora" w:hAnsi="Lora"/>
+          <w:b w:val="1"/>
+          <w:bCs w:val="1"/>
+          <w:sz w:val="24"/>
+          <w:szCs w:val="24"/>
+          <w:rtl w:val="0"/>
+        </w:rPr>
+        <w:t xml:space="preserve">Hướng dẫn bằng cách làm rõ mục đích:</w:t>
+      </w:r>
+      <w:r>
+        <w:rPr>
+          <w:rFonts w:ascii="Lora" w:cs="Lora" w:eastAsia="Lora" w:hAnsi="Lora"/>
+          <w:sz w:val="24"/>
+          <w:szCs w:val="24"/>
+          <w:rtl w:val="0"/>
+        </w:rPr>
+        <w:t xml:space="preserve"> Người lãnh đạo không chỉ đơn thuần ra lệnh mà còn phải truyền đạt rõ ràng "mục đích" của công việc. Việc khuyến khích cấp dưới suy nghĩ "Liệu có cách nào tốt hơn không?" sẽ giúp họ rèn luyện bản thân qua công việc và phát triển trí tuệ.</w:t>
+      </w:r>
+    </w:p>
+    <w:p>
+      <w:pPr>
+        <w:pStyle w:val="Heading3"/>
+        <w:spacing w:before="280" w:line="300" w:lineRule="auto"/>
+        <w:rPr>
+          <w:rFonts w:ascii="Playfair Display" w:cs="Playfair Display" w:eastAsia="Playfair Display" w:hAnsi="Playfair Display"/>
+          <w:b w:val="1"/>
+          <w:bCs w:val="1"/>
+          <w:color w:val="000000"/>
+        </w:rPr>
+      </w:pPr>
+      <w:bookmarkStart w:colFirst="0" w:colLast="0" w:name="_wv79whqw17ih" w:id="40"/>
+      <w:bookmarkEnd w:id="40"/>
+      <w:r>
+        <w:rPr>
+          <w:rFonts w:ascii="Lora" w:cs="Lora" w:eastAsia="Lora" w:hAnsi="Lora"/>
+          <w:b w:val="1"/>
+          <w:bCs w:val="1"/>
+          <w:color w:val="000000"/>
+          <w:sz w:val="26"/>
+          <w:szCs w:val="26"/>
+          <w:rtl w:val="0"/>
+        </w:rPr>
+        <w:t xml:space="preserve">5. Để mang theo hoài bão và bay xa</w:t>
+      </w:r>
+      <w:r>
+        <w:rPr>
+          <w:rtl w:val="0"/>
+        </w:rPr>
       </w:r>
     </w:p>
     <w:p>
@@ -4685,11 +6254,10 @@
           <w:ilvl w:val="0"/>
           <w:numId w:val="6"/>
         </w:numPr>
-        <w:spacing w:after="200" w:line="300" w:lineRule="auto"/>
+        <w:spacing w:after="0" w:afterAutospacing="0" w:before="240" w:line="300" w:lineRule="auto"/>
         <w:ind w:left="720" w:hanging="360"/>
         <w:rPr>
           <w:rFonts w:ascii="Lora" w:cs="Lora" w:eastAsia="Lora" w:hAnsi="Lora"/>
-          <w:color w:val="2c3e50"/>
           <w:sz w:val="24"/>
           <w:szCs w:val="24"/>
         </w:rPr>
@@ -4699,56 +6267,34 @@
           <w:rFonts w:ascii="Andika" w:cs="Andika" w:eastAsia="Andika" w:hAnsi="Andika"/>
           <w:b w:val="1"/>
           <w:bCs w:val="1"/>
-          <w:color w:val="2c3e50"/>
-          <w:sz w:val="24"/>
-          <w:szCs w:val="24"/>
-          <w:rtl w:val="0"/>
-        </w:rPr>
-        <w:t xml:space="preserve">Học Xen Kẽ (Interleaving):</w:t>
-      </w:r>
-      <w:r>
-        <w:rPr>
-          <w:rFonts w:ascii="Lora" w:cs="Lora" w:eastAsia="Lora" w:hAnsi="Lora"/>
-          <w:color w:val="2c3e50"/>
-          <w:sz w:val="24"/>
-          <w:szCs w:val="24"/>
-          <w:rtl w:val="0"/>
-        </w:rPr>
-        <w:t xml:space="preserve"> Học các dạng bài tập khác nhau một cách xen kẽ (thay vì học theo khối) giúp người học rèn luyện khả năng phân biệt các loại vấn đề và chọn chiến lược giải quyết thích hợp.</w:t>
-      </w:r>
-    </w:p>
-    <w:p>
-      <w:pPr>
-        <w:spacing w:after="200" w:line="300" w:lineRule="auto"/>
-        <w:rPr>
-          <w:rFonts w:ascii="Lora" w:cs="Lora" w:eastAsia="Lora" w:hAnsi="Lora"/>
-          <w:color w:val="2c3e50"/>
-          <w:sz w:val="24"/>
-          <w:szCs w:val="24"/>
-        </w:rPr>
-      </w:pPr>
-      <w:r>
-        <w:rPr>
-          <w:rFonts w:ascii="Lora" w:cs="Lora" w:eastAsia="Lora" w:hAnsi="Lora"/>
-          <w:color w:val="2c3e50"/>
-          <w:sz w:val="24"/>
-          <w:szCs w:val="24"/>
-          <w:rtl w:val="0"/>
-        </w:rPr>
-        <w:t xml:space="preserve">Cần lưu ý rằng việc học sâu cho các kỹ năng phức tạp diễn ra chậm hơn, nhưng lợi thế mà nó mang lại sẽ bền vững hơn so với một khởi đầu nhanh chóng và nông cạn.</w:t>
-      </w:r>
-    </w:p>
-    <w:p>
-      <w:pPr>
-        <w:pStyle w:val="Heading2"/>
-        <w:spacing w:after="200" w:lineRule="auto"/>
-        <w:rPr>
-          <w:rFonts w:ascii="Playfair Display" w:cs="Playfair Display" w:eastAsia="Playfair Display" w:hAnsi="Playfair Display"/>
-          <w:b w:val="1"/>
-          <w:bCs w:val="1"/>
-          <w:color w:val="34495e"/>
-          <w:sz w:val="36"/>
-          <w:szCs w:val="36"/>
+          <w:sz w:val="24"/>
+          <w:szCs w:val="24"/>
+          <w:rtl w:val="0"/>
+        </w:rPr>
+        <w:t xml:space="preserve">Mong muốn hạnh phúc cho toàn nhân loại:</w:t>
+      </w:r>
+      <w:r>
+        <w:rPr>
+          <w:rFonts w:ascii="Lora" w:cs="Lora" w:eastAsia="Lora" w:hAnsi="Lora"/>
+          <w:sz w:val="24"/>
+          <w:szCs w:val="24"/>
+          <w:rtl w:val="0"/>
+        </w:rPr>
+        <w:t xml:space="preserve"> Hành động bằng cách suy nghĩ về "điều gì thực sự cần thiết" cho hòa bình và phát triển của toàn nhân loại, chứ không chỉ nghĩ đến lợi ích của đất nước hay tổ chức của mình, sẽ ngăn chặn xung đột và mang lại sự phát triển đích thực.</w:t>
+      </w:r>
+    </w:p>
+    <w:p>
+      <w:pPr>
+        <w:numPr>
+          <w:ilvl w:val="0"/>
+          <w:numId w:val="6"/>
+        </w:numPr>
+        <w:spacing w:after="240" w:before="0" w:beforeAutospacing="0" w:line="300" w:lineRule="auto"/>
+        <w:ind w:left="720" w:hanging="360"/>
+        <w:rPr>
+          <w:rFonts w:ascii="Lora" w:cs="Lora" w:eastAsia="Lora" w:hAnsi="Lora"/>
+          <w:sz w:val="24"/>
+          <w:szCs w:val="24"/>
         </w:rPr>
       </w:pPr>
       <w:r>
@@ -4756,153 +6302,67 @@
           <w:rFonts w:ascii="Andika" w:cs="Andika" w:eastAsia="Andika" w:hAnsi="Andika"/>
           <w:b w:val="1"/>
           <w:bCs w:val="1"/>
-          <w:color w:val="34495e"/>
-          <w:sz w:val="36"/>
-          <w:szCs w:val="36"/>
-          <w:rtl w:val="0"/>
-        </w:rPr>
-        <w:t xml:space="preserve">3. Chiến Lược Sự Nghiệp Linh Hoạt</w:t>
-      </w:r>
-    </w:p>
-    <w:p>
-      <w:pPr>
-        <w:pStyle w:val="Heading3"/>
-        <w:spacing w:after="200" w:before="280" w:lineRule="auto"/>
-        <w:rPr>
-          <w:rFonts w:ascii="Playfair Display" w:cs="Playfair Display" w:eastAsia="Playfair Display" w:hAnsi="Playfair Display"/>
-          <w:b w:val="1"/>
-          <w:bCs w:val="1"/>
-          <w:color w:val="455a64"/>
-        </w:rPr>
-      </w:pPr>
-      <w:bookmarkStart w:colFirst="0" w:colLast="0" w:name="_2qiwyvivvmyl" w:id="27"/>
-      <w:bookmarkEnd w:id="27"/>
+          <w:sz w:val="24"/>
+          <w:szCs w:val="24"/>
+          <w:rtl w:val="0"/>
+        </w:rPr>
+        <w:t xml:space="preserve">Kết luận:</w:t>
+      </w:r>
+      <w:r>
+        <w:rPr>
+          <w:rFonts w:ascii="Lora" w:cs="Lora" w:eastAsia="Lora" w:hAnsi="Lora"/>
+          <w:sz w:val="24"/>
+          <w:szCs w:val="24"/>
+          <w:rtl w:val="0"/>
+        </w:rPr>
+        <w:t xml:space="preserve"> Việc có thể làm cho cuộc đời mình phong phú hay không phụ thuộc vào việc bạn có </w:t>
+      </w:r>
       <w:r>
         <w:rPr>
           <w:rFonts w:ascii="Andika" w:cs="Andika" w:eastAsia="Andika" w:hAnsi="Andika"/>
           <w:b w:val="1"/>
           <w:bCs w:val="1"/>
-          <w:color w:val="455a64"/>
-          <w:rtl w:val="0"/>
-        </w:rPr>
-        <w:t xml:space="preserve">Nhận Thức Sáng Suốt Về Việc "Từ Bỏ"</w:t>
-      </w:r>
-    </w:p>
-    <w:p>
-      <w:pPr>
-        <w:spacing w:after="200" w:line="300" w:lineRule="auto"/>
-        <w:rPr>
-          <w:rFonts w:ascii="Lora" w:cs="Lora" w:eastAsia="Lora" w:hAnsi="Lora"/>
-          <w:color w:val="2c3e50"/>
-          <w:sz w:val="24"/>
-          <w:szCs w:val="24"/>
-        </w:rPr>
-      </w:pPr>
-      <w:r>
-        <w:rPr>
-          <w:rFonts w:ascii="Lora" w:cs="Lora" w:eastAsia="Lora" w:hAnsi="Lora"/>
-          <w:color w:val="2c3e50"/>
-          <w:sz w:val="24"/>
-          <w:szCs w:val="24"/>
-          <w:rtl w:val="0"/>
-        </w:rPr>
-        <w:t xml:space="preserve">Người thành công nhanh chóng từ bỏ những kế hoạch không phù hợp. Điều quan trọng là phân biệt rõ ràng: đó không phải là thiếu kiên trì, mà là sự nhận thức sáng suốt rằng có một lựa chọn tốt hơn, phù hợp hơn đang chờ đợi.</w:t>
-      </w:r>
-    </w:p>
-    <w:p>
-      <w:pPr>
-        <w:pStyle w:val="Heading3"/>
-        <w:spacing w:after="200" w:before="280" w:lineRule="auto"/>
-        <w:rPr>
-          <w:rFonts w:ascii="Playfair Display" w:cs="Playfair Display" w:eastAsia="Playfair Display" w:hAnsi="Playfair Display"/>
-          <w:b w:val="1"/>
-          <w:bCs w:val="1"/>
-          <w:color w:val="455a64"/>
-        </w:rPr>
-      </w:pPr>
-      <w:bookmarkStart w:colFirst="0" w:colLast="0" w:name="_weuxwz4q4ict" w:id="28"/>
-      <w:bookmarkEnd w:id="28"/>
-      <w:r>
-        <w:rPr>
-          <w:rFonts w:ascii="Playfair Display" w:cs="Playfair Display" w:eastAsia="Playfair Display" w:hAnsi="Playfair Display"/>
-          <w:b w:val="1"/>
-          <w:bCs w:val="1"/>
-          <w:color w:val="455a64"/>
-          <w:rtl w:val="0"/>
-        </w:rPr>
-        <w:t xml:space="preserve">Lập Kế Hoạch Ngắn Hạn và Con Đường Sự Nghiệp Quanh Co</w:t>
-      </w:r>
-    </w:p>
-    <w:p>
-      <w:pPr>
-        <w:spacing w:after="200" w:line="300" w:lineRule="auto"/>
-        <w:rPr>
-          <w:rFonts w:ascii="Lora" w:cs="Lora" w:eastAsia="Lora" w:hAnsi="Lora"/>
-          <w:color w:val="2c3e50"/>
-          <w:sz w:val="24"/>
-          <w:szCs w:val="24"/>
-        </w:rPr>
-      </w:pPr>
-      <w:r>
-        <w:rPr>
-          <w:rFonts w:ascii="Lora" w:cs="Lora" w:eastAsia="Lora" w:hAnsi="Lora"/>
-          <w:color w:val="2c3e50"/>
-          <w:sz w:val="24"/>
-          <w:szCs w:val="24"/>
-          <w:rtl w:val="0"/>
-        </w:rPr>
-        <w:t xml:space="preserve">Trong nền kinh tế tri thức, kỹ năng tư duy khái niệm rộng được đánh giá cao và mang lại cho nhân viên quyền kiểm soát lớn hơn đối with con đường sự nghiệp của họ. Chiến lược chung của họ là "lập kế hoạch ngắn hạn" – tập trung vào việc tìm kiếm sự phù hợp nhất với động lực và cơ hội hiện tại, thay vì cố bám vào một tầm nhìn dài hạn cứng nhắc.</w:t>
-      </w:r>
-    </w:p>
-    <w:p>
-      <w:pPr>
-        <w:spacing w:after="200" w:line="300" w:lineRule="auto"/>
-        <w:rPr>
-          <w:rFonts w:ascii="Lora" w:cs="Lora" w:eastAsia="Lora" w:hAnsi="Lora"/>
-          <w:color w:val="2c3e50"/>
-          <w:sz w:val="24"/>
-          <w:szCs w:val="24"/>
-        </w:rPr>
-      </w:pPr>
-      <w:r>
-        <w:rPr>
-          <w:rFonts w:ascii="Lora" w:cs="Lora" w:eastAsia="Lora" w:hAnsi="Lora"/>
-          <w:color w:val="2c3e50"/>
-          <w:sz w:val="24"/>
-          <w:szCs w:val="24"/>
-          <w:rtl w:val="0"/>
-        </w:rPr>
-        <w:t xml:space="preserve">Hầu hết những người đạt thành tựu lớn đều theo đuổi những con đường sự nghiệp phức tạp và quanh co. Nghiên cứu cho thấy, việc rời khỏi con đường ban đầu không hề rủi ro như người ta vẫn cảnh báo; thực tế, đây chính là </w:t>
-      </w:r>
-      <w:r>
-        <w:rPr>
-          <w:rFonts w:ascii="Andika" w:cs="Andika" w:eastAsia="Andika" w:hAnsi="Andika"/>
-          <w:b w:val="1"/>
-          <w:bCs w:val="1"/>
-          <w:color w:val="2c3e50"/>
-          <w:sz w:val="24"/>
-          <w:szCs w:val="24"/>
-          <w:rtl w:val="0"/>
-        </w:rPr>
-        <w:t xml:space="preserve">chuẩn mực</w:t>
-      </w:r>
-      <w:r>
-        <w:rPr>
-          <w:rFonts w:ascii="Lora" w:cs="Lora" w:eastAsia="Lora" w:hAnsi="Lora"/>
-          <w:color w:val="2c3e50"/>
-          <w:sz w:val="24"/>
-          <w:szCs w:val="24"/>
-          <w:rtl w:val="0"/>
-        </w:rPr>
-        <w:t xml:space="preserve"> đối với những người đa năng thành công.</w:t>
-      </w:r>
-    </w:p>
-    <w:p>
-      <w:pPr>
-        <w:spacing w:after="200" w:line="300" w:lineRule="auto"/>
-        <w:rPr>
-          <w:rFonts w:ascii="Lora" w:cs="Lora" w:eastAsia="Lora" w:hAnsi="Lora"/>
-          <w:color w:val="2c3e50"/>
+          <w:sz w:val="24"/>
+          <w:szCs w:val="24"/>
+          <w:rtl w:val="0"/>
+        </w:rPr>
+        <w:t xml:space="preserve">"lòng thương người"</w:t>
+      </w:r>
+      <w:r>
+        <w:rPr>
+          <w:rFonts w:ascii="Lora" w:cs="Lora" w:eastAsia="Lora" w:hAnsi="Lora"/>
+          <w:sz w:val="24"/>
+          <w:szCs w:val="24"/>
+          <w:rtl w:val="0"/>
+        </w:rPr>
+        <w:t xml:space="preserve"> và </w:t>
+      </w:r>
+      <w:r>
+        <w:rPr>
+          <w:rFonts w:ascii="Lora" w:cs="Lora" w:eastAsia="Lora" w:hAnsi="Lora"/>
+          <w:b w:val="1"/>
+          <w:bCs w:val="1"/>
+          <w:sz w:val="24"/>
+          <w:szCs w:val="24"/>
+          <w:rtl w:val="0"/>
+        </w:rPr>
+        <w:t xml:space="preserve">"thái độ đối diện trực tiếp với khó khăn"</w:t>
+      </w:r>
+      <w:r>
+        <w:rPr>
+          <w:rFonts w:ascii="Lora" w:cs="Lora" w:eastAsia="Lora" w:hAnsi="Lora"/>
+          <w:sz w:val="24"/>
+          <w:szCs w:val="24"/>
+          <w:rtl w:val="0"/>
+        </w:rPr>
+        <w:t xml:space="preserve"> hay không.</w:t>
+      </w:r>
+    </w:p>
+    <w:p>
+      <w:pPr>
+        <w:spacing w:line="300" w:lineRule="auto"/>
+        <w:rPr>
+          <w:rFonts w:ascii="Lora" w:cs="Lora" w:eastAsia="Lora" w:hAnsi="Lora"/>
           <w:sz w:val="24"/>
           <w:szCs w:val="24"/>
         </w:rPr>
@@ -5504,7 +6964,9 @@
       <w:pPr>
         <w:ind w:left="720" w:hanging="360"/>
       </w:pPr>
-      <w:rPr/>
+      <w:rPr>
+        <w:u w:val="none"/>
+      </w:rPr>
     </w:lvl>
     <w:lvl w:ilvl="1">
       <w:start w:val="1"/>
@@ -5514,7 +6976,9 @@
       <w:pPr>
         <w:ind w:left="1440" w:hanging="360"/>
       </w:pPr>
-      <w:rPr/>
+      <w:rPr>
+        <w:u w:val="none"/>
+      </w:rPr>
     </w:lvl>
     <w:lvl w:ilvl="2">
       <w:start w:val="1"/>
@@ -5524,7 +6988,9 @@
       <w:pPr>
         <w:ind w:left="2160" w:hanging="360"/>
       </w:pPr>
-      <w:rPr/>
+      <w:rPr>
+        <w:u w:val="none"/>
+      </w:rPr>
     </w:lvl>
     <w:lvl w:ilvl="3">
       <w:start w:val="1"/>
@@ -5534,7 +7000,9 @@
       <w:pPr>
         <w:ind w:left="2880" w:hanging="360"/>
       </w:pPr>
-      <w:rPr/>
+      <w:rPr>
+        <w:u w:val="none"/>
+      </w:rPr>
     </w:lvl>
     <w:lvl w:ilvl="4">
       <w:start w:val="1"/>
@@ -5544,7 +7012,9 @@
       <w:pPr>
         <w:ind w:left="3600" w:hanging="360"/>
       </w:pPr>
-      <w:rPr/>
+      <w:rPr>
+        <w:u w:val="none"/>
+      </w:rPr>
     </w:lvl>
     <w:lvl w:ilvl="5">
       <w:start w:val="1"/>
@@ -5554,7 +7024,9 @@
       <w:pPr>
         <w:ind w:left="4320" w:hanging="360"/>
       </w:pPr>
-      <w:rPr/>
+      <w:rPr>
+        <w:u w:val="none"/>
+      </w:rPr>
     </w:lvl>
     <w:lvl w:ilvl="6">
       <w:start w:val="1"/>
@@ -5564,7 +7036,9 @@
       <w:pPr>
         <w:ind w:left="5040" w:hanging="360"/>
       </w:pPr>
-      <w:rPr/>
+      <w:rPr>
+        <w:u w:val="none"/>
+      </w:rPr>
     </w:lvl>
     <w:lvl w:ilvl="7">
       <w:start w:val="1"/>
@@ -5574,7 +7048,9 @@
       <w:pPr>
         <w:ind w:left="5760" w:hanging="360"/>
       </w:pPr>
-      <w:rPr/>
+      <w:rPr>
+        <w:u w:val="none"/>
+      </w:rPr>
     </w:lvl>
     <w:lvl w:ilvl="8">
       <w:start w:val="1"/>
@@ -5584,7 +7060,9 @@
       <w:pPr>
         <w:ind w:left="6480" w:hanging="360"/>
       </w:pPr>
-      <w:rPr/>
+      <w:rPr>
+        <w:u w:val="none"/>
+      </w:rPr>
     </w:lvl>
   </w:abstractNum>
   <w:abstractNum w:abstractNumId="8">
@@ -5682,6 +7160,282 @@
   <w:abstractNum w:abstractNumId="9">
     <w:lvl w:ilvl="0">
       <w:start w:val="1"/>
+      <w:numFmt w:val="bullet"/>
+      <w:lvlText w:val="●"/>
+      <w:lvlJc w:val="left"/>
+      <w:pPr>
+        <w:ind w:left="720" w:hanging="360"/>
+      </w:pPr>
+      <w:rPr/>
+    </w:lvl>
+    <w:lvl w:ilvl="1">
+      <w:start w:val="1"/>
+      <w:numFmt w:val="bullet"/>
+      <w:lvlText w:val="○"/>
+      <w:lvlJc w:val="left"/>
+      <w:pPr>
+        <w:ind w:left="1440" w:hanging="360"/>
+      </w:pPr>
+      <w:rPr/>
+    </w:lvl>
+    <w:lvl w:ilvl="2">
+      <w:start w:val="1"/>
+      <w:numFmt w:val="bullet"/>
+      <w:lvlText w:val="■"/>
+      <w:lvlJc w:val="left"/>
+      <w:pPr>
+        <w:ind w:left="2160" w:hanging="360"/>
+      </w:pPr>
+      <w:rPr/>
+    </w:lvl>
+    <w:lvl w:ilvl="3">
+      <w:start w:val="1"/>
+      <w:numFmt w:val="bullet"/>
+      <w:lvlText w:val="●"/>
+      <w:lvlJc w:val="left"/>
+      <w:pPr>
+        <w:ind w:left="2880" w:hanging="360"/>
+      </w:pPr>
+      <w:rPr/>
+    </w:lvl>
+    <w:lvl w:ilvl="4">
+      <w:start w:val="1"/>
+      <w:numFmt w:val="bullet"/>
+      <w:lvlText w:val="○"/>
+      <w:lvlJc w:val="left"/>
+      <w:pPr>
+        <w:ind w:left="3600" w:hanging="360"/>
+      </w:pPr>
+      <w:rPr/>
+    </w:lvl>
+    <w:lvl w:ilvl="5">
+      <w:start w:val="1"/>
+      <w:numFmt w:val="bullet"/>
+      <w:lvlText w:val="■"/>
+      <w:lvlJc w:val="left"/>
+      <w:pPr>
+        <w:ind w:left="4320" w:hanging="360"/>
+      </w:pPr>
+      <w:rPr/>
+    </w:lvl>
+    <w:lvl w:ilvl="6">
+      <w:start w:val="1"/>
+      <w:numFmt w:val="bullet"/>
+      <w:lvlText w:val="●"/>
+      <w:lvlJc w:val="left"/>
+      <w:pPr>
+        <w:ind w:left="5040" w:hanging="360"/>
+      </w:pPr>
+      <w:rPr/>
+    </w:lvl>
+    <w:lvl w:ilvl="7">
+      <w:start w:val="1"/>
+      <w:numFmt w:val="bullet"/>
+      <w:lvlText w:val="○"/>
+      <w:lvlJc w:val="left"/>
+      <w:pPr>
+        <w:ind w:left="5760" w:hanging="360"/>
+      </w:pPr>
+      <w:rPr/>
+    </w:lvl>
+    <w:lvl w:ilvl="8">
+      <w:start w:val="1"/>
+      <w:numFmt w:val="bullet"/>
+      <w:lvlText w:val="■"/>
+      <w:lvlJc w:val="left"/>
+      <w:pPr>
+        <w:ind w:left="6480" w:hanging="360"/>
+      </w:pPr>
+      <w:rPr/>
+    </w:lvl>
+  </w:abstractNum>
+  <w:abstractNum w:abstractNumId="10">
+    <w:lvl w:ilvl="0">
+      <w:start w:val="1"/>
+      <w:numFmt w:val="bullet"/>
+      <w:lvlText w:val="●"/>
+      <w:lvlJc w:val="left"/>
+      <w:pPr>
+        <w:ind w:left="720" w:hanging="360"/>
+      </w:pPr>
+      <w:rPr/>
+    </w:lvl>
+    <w:lvl w:ilvl="1">
+      <w:start w:val="1"/>
+      <w:numFmt w:val="bullet"/>
+      <w:lvlText w:val="○"/>
+      <w:lvlJc w:val="left"/>
+      <w:pPr>
+        <w:ind w:left="1440" w:hanging="360"/>
+      </w:pPr>
+      <w:rPr/>
+    </w:lvl>
+    <w:lvl w:ilvl="2">
+      <w:start w:val="1"/>
+      <w:numFmt w:val="bullet"/>
+      <w:lvlText w:val="■"/>
+      <w:lvlJc w:val="left"/>
+      <w:pPr>
+        <w:ind w:left="2160" w:hanging="360"/>
+      </w:pPr>
+      <w:rPr/>
+    </w:lvl>
+    <w:lvl w:ilvl="3">
+      <w:start w:val="1"/>
+      <w:numFmt w:val="bullet"/>
+      <w:lvlText w:val="●"/>
+      <w:lvlJc w:val="left"/>
+      <w:pPr>
+        <w:ind w:left="2880" w:hanging="360"/>
+      </w:pPr>
+      <w:rPr/>
+    </w:lvl>
+    <w:lvl w:ilvl="4">
+      <w:start w:val="1"/>
+      <w:numFmt w:val="bullet"/>
+      <w:lvlText w:val="○"/>
+      <w:lvlJc w:val="left"/>
+      <w:pPr>
+        <w:ind w:left="3600" w:hanging="360"/>
+      </w:pPr>
+      <w:rPr/>
+    </w:lvl>
+    <w:lvl w:ilvl="5">
+      <w:start w:val="1"/>
+      <w:numFmt w:val="bullet"/>
+      <w:lvlText w:val="■"/>
+      <w:lvlJc w:val="left"/>
+      <w:pPr>
+        <w:ind w:left="4320" w:hanging="360"/>
+      </w:pPr>
+      <w:rPr/>
+    </w:lvl>
+    <w:lvl w:ilvl="6">
+      <w:start w:val="1"/>
+      <w:numFmt w:val="bullet"/>
+      <w:lvlText w:val="●"/>
+      <w:lvlJc w:val="left"/>
+      <w:pPr>
+        <w:ind w:left="5040" w:hanging="360"/>
+      </w:pPr>
+      <w:rPr/>
+    </w:lvl>
+    <w:lvl w:ilvl="7">
+      <w:start w:val="1"/>
+      <w:numFmt w:val="bullet"/>
+      <w:lvlText w:val="○"/>
+      <w:lvlJc w:val="left"/>
+      <w:pPr>
+        <w:ind w:left="5760" w:hanging="360"/>
+      </w:pPr>
+      <w:rPr/>
+    </w:lvl>
+    <w:lvl w:ilvl="8">
+      <w:start w:val="1"/>
+      <w:numFmt w:val="bullet"/>
+      <w:lvlText w:val="■"/>
+      <w:lvlJc w:val="left"/>
+      <w:pPr>
+        <w:ind w:left="6480" w:hanging="360"/>
+      </w:pPr>
+      <w:rPr/>
+    </w:lvl>
+  </w:abstractNum>
+  <w:abstractNum w:abstractNumId="11">
+    <w:lvl w:ilvl="0">
+      <w:start w:val="1"/>
+      <w:numFmt w:val="bullet"/>
+      <w:lvlText w:val="●"/>
+      <w:lvlJc w:val="left"/>
+      <w:pPr>
+        <w:ind w:left="720" w:hanging="360"/>
+      </w:pPr>
+      <w:rPr/>
+    </w:lvl>
+    <w:lvl w:ilvl="1">
+      <w:start w:val="1"/>
+      <w:numFmt w:val="bullet"/>
+      <w:lvlText w:val="○"/>
+      <w:lvlJc w:val="left"/>
+      <w:pPr>
+        <w:ind w:left="1440" w:hanging="360"/>
+      </w:pPr>
+      <w:rPr/>
+    </w:lvl>
+    <w:lvl w:ilvl="2">
+      <w:start w:val="1"/>
+      <w:numFmt w:val="bullet"/>
+      <w:lvlText w:val="■"/>
+      <w:lvlJc w:val="left"/>
+      <w:pPr>
+        <w:ind w:left="2160" w:hanging="360"/>
+      </w:pPr>
+      <w:rPr/>
+    </w:lvl>
+    <w:lvl w:ilvl="3">
+      <w:start w:val="1"/>
+      <w:numFmt w:val="bullet"/>
+      <w:lvlText w:val="●"/>
+      <w:lvlJc w:val="left"/>
+      <w:pPr>
+        <w:ind w:left="2880" w:hanging="360"/>
+      </w:pPr>
+      <w:rPr/>
+    </w:lvl>
+    <w:lvl w:ilvl="4">
+      <w:start w:val="1"/>
+      <w:numFmt w:val="bullet"/>
+      <w:lvlText w:val="○"/>
+      <w:lvlJc w:val="left"/>
+      <w:pPr>
+        <w:ind w:left="3600" w:hanging="360"/>
+      </w:pPr>
+      <w:rPr/>
+    </w:lvl>
+    <w:lvl w:ilvl="5">
+      <w:start w:val="1"/>
+      <w:numFmt w:val="bullet"/>
+      <w:lvlText w:val="■"/>
+      <w:lvlJc w:val="left"/>
+      <w:pPr>
+        <w:ind w:left="4320" w:hanging="360"/>
+      </w:pPr>
+      <w:rPr/>
+    </w:lvl>
+    <w:lvl w:ilvl="6">
+      <w:start w:val="1"/>
+      <w:numFmt w:val="bullet"/>
+      <w:lvlText w:val="●"/>
+      <w:lvlJc w:val="left"/>
+      <w:pPr>
+        <w:ind w:left="5040" w:hanging="360"/>
+      </w:pPr>
+      <w:rPr/>
+    </w:lvl>
+    <w:lvl w:ilvl="7">
+      <w:start w:val="1"/>
+      <w:numFmt w:val="bullet"/>
+      <w:lvlText w:val="○"/>
+      <w:lvlJc w:val="left"/>
+      <w:pPr>
+        <w:ind w:left="5760" w:hanging="360"/>
+      </w:pPr>
+      <w:rPr/>
+    </w:lvl>
+    <w:lvl w:ilvl="8">
+      <w:start w:val="1"/>
+      <w:numFmt w:val="bullet"/>
+      <w:lvlText w:val="■"/>
+      <w:lvlJc w:val="left"/>
+      <w:pPr>
+        <w:ind w:left="6480" w:hanging="360"/>
+      </w:pPr>
+      <w:rPr/>
+    </w:lvl>
+  </w:abstractNum>
+  <w:abstractNum w:abstractNumId="12">
+    <w:lvl w:ilvl="0">
+      <w:start w:val="1"/>
       <w:numFmt w:val="decimal"/>
       <w:lvlText w:val="%1."/>
       <w:lvlJc w:val="left"/>
@@ -5771,7 +7525,227 @@
       <w:rPr/>
     </w:lvl>
   </w:abstractNum>
-  <w:abstractNum w:abstractNumId="10">
+  <w:abstractNum w:abstractNumId="13">
+    <w:lvl w:ilvl="0">
+      <w:start w:val="1"/>
+      <w:numFmt w:val="bullet"/>
+      <w:lvlText w:val="●"/>
+      <w:lvlJc w:val="left"/>
+      <w:pPr>
+        <w:ind w:left="720" w:hanging="360"/>
+      </w:pPr>
+      <w:rPr>
+        <w:u w:val="none"/>
+      </w:rPr>
+    </w:lvl>
+    <w:lvl w:ilvl="1">
+      <w:start w:val="1"/>
+      <w:numFmt w:val="bullet"/>
+      <w:lvlText w:val="○"/>
+      <w:lvlJc w:val="left"/>
+      <w:pPr>
+        <w:ind w:left="1440" w:hanging="360"/>
+      </w:pPr>
+      <w:rPr>
+        <w:u w:val="none"/>
+      </w:rPr>
+    </w:lvl>
+    <w:lvl w:ilvl="2">
+      <w:start w:val="1"/>
+      <w:numFmt w:val="bullet"/>
+      <w:lvlText w:val="■"/>
+      <w:lvlJc w:val="left"/>
+      <w:pPr>
+        <w:ind w:left="2160" w:hanging="360"/>
+      </w:pPr>
+      <w:rPr>
+        <w:u w:val="none"/>
+      </w:rPr>
+    </w:lvl>
+    <w:lvl w:ilvl="3">
+      <w:start w:val="1"/>
+      <w:numFmt w:val="bullet"/>
+      <w:lvlText w:val="●"/>
+      <w:lvlJc w:val="left"/>
+      <w:pPr>
+        <w:ind w:left="2880" w:hanging="360"/>
+      </w:pPr>
+      <w:rPr>
+        <w:u w:val="none"/>
+      </w:rPr>
+    </w:lvl>
+    <w:lvl w:ilvl="4">
+      <w:start w:val="1"/>
+      <w:numFmt w:val="bullet"/>
+      <w:lvlText w:val="○"/>
+      <w:lvlJc w:val="left"/>
+      <w:pPr>
+        <w:ind w:left="3600" w:hanging="360"/>
+      </w:pPr>
+      <w:rPr>
+        <w:u w:val="none"/>
+      </w:rPr>
+    </w:lvl>
+    <w:lvl w:ilvl="5">
+      <w:start w:val="1"/>
+      <w:numFmt w:val="bullet"/>
+      <w:lvlText w:val="■"/>
+      <w:lvlJc w:val="left"/>
+      <w:pPr>
+        <w:ind w:left="4320" w:hanging="360"/>
+      </w:pPr>
+      <w:rPr>
+        <w:u w:val="none"/>
+      </w:rPr>
+    </w:lvl>
+    <w:lvl w:ilvl="6">
+      <w:start w:val="1"/>
+      <w:numFmt w:val="bullet"/>
+      <w:lvlText w:val="●"/>
+      <w:lvlJc w:val="left"/>
+      <w:pPr>
+        <w:ind w:left="5040" w:hanging="360"/>
+      </w:pPr>
+      <w:rPr>
+        <w:u w:val="none"/>
+      </w:rPr>
+    </w:lvl>
+    <w:lvl w:ilvl="7">
+      <w:start w:val="1"/>
+      <w:numFmt w:val="bullet"/>
+      <w:lvlText w:val="○"/>
+      <w:lvlJc w:val="left"/>
+      <w:pPr>
+        <w:ind w:left="5760" w:hanging="360"/>
+      </w:pPr>
+      <w:rPr>
+        <w:u w:val="none"/>
+      </w:rPr>
+    </w:lvl>
+    <w:lvl w:ilvl="8">
+      <w:start w:val="1"/>
+      <w:numFmt w:val="bullet"/>
+      <w:lvlText w:val="■"/>
+      <w:lvlJc w:val="left"/>
+      <w:pPr>
+        <w:ind w:left="6480" w:hanging="360"/>
+      </w:pPr>
+      <w:rPr>
+        <w:u w:val="none"/>
+      </w:rPr>
+    </w:lvl>
+  </w:abstractNum>
+  <w:abstractNum w:abstractNumId="14">
+    <w:lvl w:ilvl="0">
+      <w:start w:val="1"/>
+      <w:numFmt w:val="bullet"/>
+      <w:lvlText w:val="●"/>
+      <w:lvlJc w:val="left"/>
+      <w:pPr>
+        <w:ind w:left="720" w:hanging="360"/>
+      </w:pPr>
+      <w:rPr>
+        <w:u w:val="none"/>
+      </w:rPr>
+    </w:lvl>
+    <w:lvl w:ilvl="1">
+      <w:start w:val="1"/>
+      <w:numFmt w:val="bullet"/>
+      <w:lvlText w:val="○"/>
+      <w:lvlJc w:val="left"/>
+      <w:pPr>
+        <w:ind w:left="1440" w:hanging="360"/>
+      </w:pPr>
+      <w:rPr>
+        <w:u w:val="none"/>
+      </w:rPr>
+    </w:lvl>
+    <w:lvl w:ilvl="2">
+      <w:start w:val="1"/>
+      <w:numFmt w:val="bullet"/>
+      <w:lvlText w:val="■"/>
+      <w:lvlJc w:val="left"/>
+      <w:pPr>
+        <w:ind w:left="2160" w:hanging="360"/>
+      </w:pPr>
+      <w:rPr>
+        <w:u w:val="none"/>
+      </w:rPr>
+    </w:lvl>
+    <w:lvl w:ilvl="3">
+      <w:start w:val="1"/>
+      <w:numFmt w:val="bullet"/>
+      <w:lvlText w:val="●"/>
+      <w:lvlJc w:val="left"/>
+      <w:pPr>
+        <w:ind w:left="2880" w:hanging="360"/>
+      </w:pPr>
+      <w:rPr>
+        <w:u w:val="none"/>
+      </w:rPr>
+    </w:lvl>
+    <w:lvl w:ilvl="4">
+      <w:start w:val="1"/>
+      <w:numFmt w:val="bullet"/>
+      <w:lvlText w:val="○"/>
+      <w:lvlJc w:val="left"/>
+      <w:pPr>
+        <w:ind w:left="3600" w:hanging="360"/>
+      </w:pPr>
+      <w:rPr>
+        <w:u w:val="none"/>
+      </w:rPr>
+    </w:lvl>
+    <w:lvl w:ilvl="5">
+      <w:start w:val="1"/>
+      <w:numFmt w:val="bullet"/>
+      <w:lvlText w:val="■"/>
+      <w:lvlJc w:val="left"/>
+      <w:pPr>
+        <w:ind w:left="4320" w:hanging="360"/>
+      </w:pPr>
+      <w:rPr>
+        <w:u w:val="none"/>
+      </w:rPr>
+    </w:lvl>
+    <w:lvl w:ilvl="6">
+      <w:start w:val="1"/>
+      <w:numFmt w:val="bullet"/>
+      <w:lvlText w:val="●"/>
+      <w:lvlJc w:val="left"/>
+      <w:pPr>
+        <w:ind w:left="5040" w:hanging="360"/>
+      </w:pPr>
+      <w:rPr>
+        <w:u w:val="none"/>
+      </w:rPr>
+    </w:lvl>
+    <w:lvl w:ilvl="7">
+      <w:start w:val="1"/>
+      <w:numFmt w:val="bullet"/>
+      <w:lvlText w:val="○"/>
+      <w:lvlJc w:val="left"/>
+      <w:pPr>
+        <w:ind w:left="5760" w:hanging="360"/>
+      </w:pPr>
+      <w:rPr>
+        <w:u w:val="none"/>
+      </w:rPr>
+    </w:lvl>
+    <w:lvl w:ilvl="8">
+      <w:start w:val="1"/>
+      <w:numFmt w:val="bullet"/>
+      <w:lvlText w:val="■"/>
+      <w:lvlJc w:val="left"/>
+      <w:pPr>
+        <w:ind w:left="6480" w:hanging="360"/>
+      </w:pPr>
+      <w:rPr>
+        <w:u w:val="none"/>
+      </w:rPr>
+    </w:lvl>
+  </w:abstractNum>
+  <w:abstractNum w:abstractNumId="15">
     <w:lvl w:ilvl="0">
       <w:start w:val="1"/>
       <w:numFmt w:val="bullet"/>
@@ -5989,7 +7963,99 @@
       </w:rPr>
     </w:lvl>
   </w:abstractNum>
-  <w:abstractNum w:abstractNumId="11">
+  <w:abstractNum w:abstractNumId="16">
+    <w:lvl w:ilvl="0">
+      <w:start w:val="1"/>
+      <w:numFmt w:val="bullet"/>
+      <w:lvlText w:val="●"/>
+      <w:lvlJc w:val="left"/>
+      <w:pPr>
+        <w:ind w:left="720" w:hanging="360"/>
+      </w:pPr>
+      <w:rPr/>
+    </w:lvl>
+    <w:lvl w:ilvl="1">
+      <w:start w:val="1"/>
+      <w:numFmt w:val="bullet"/>
+      <w:lvlText w:val="○"/>
+      <w:lvlJc w:val="left"/>
+      <w:pPr>
+        <w:ind w:left="1440" w:hanging="360"/>
+      </w:pPr>
+      <w:rPr/>
+    </w:lvl>
+    <w:lvl w:ilvl="2">
+      <w:start w:val="1"/>
+      <w:numFmt w:val="bullet"/>
+      <w:lvlText w:val="■"/>
+      <w:lvlJc w:val="left"/>
+      <w:pPr>
+        <w:ind w:left="2160" w:hanging="360"/>
+      </w:pPr>
+      <w:rPr/>
+    </w:lvl>
+    <w:lvl w:ilvl="3">
+      <w:start w:val="1"/>
+      <w:numFmt w:val="bullet"/>
+      <w:lvlText w:val="●"/>
+      <w:lvlJc w:val="left"/>
+      <w:pPr>
+        <w:ind w:left="2880" w:hanging="360"/>
+      </w:pPr>
+      <w:rPr/>
+    </w:lvl>
+    <w:lvl w:ilvl="4">
+      <w:start w:val="1"/>
+      <w:numFmt w:val="bullet"/>
+      <w:lvlText w:val="○"/>
+      <w:lvlJc w:val="left"/>
+      <w:pPr>
+        <w:ind w:left="3600" w:hanging="360"/>
+      </w:pPr>
+      <w:rPr/>
+    </w:lvl>
+    <w:lvl w:ilvl="5">
+      <w:start w:val="1"/>
+      <w:numFmt w:val="bullet"/>
+      <w:lvlText w:val="■"/>
+      <w:lvlJc w:val="left"/>
+      <w:pPr>
+        <w:ind w:left="4320" w:hanging="360"/>
+      </w:pPr>
+      <w:rPr/>
+    </w:lvl>
+    <w:lvl w:ilvl="6">
+      <w:start w:val="1"/>
+      <w:numFmt w:val="bullet"/>
+      <w:lvlText w:val="●"/>
+      <w:lvlJc w:val="left"/>
+      <w:pPr>
+        <w:ind w:left="5040" w:hanging="360"/>
+      </w:pPr>
+      <w:rPr/>
+    </w:lvl>
+    <w:lvl w:ilvl="7">
+      <w:start w:val="1"/>
+      <w:numFmt w:val="bullet"/>
+      <w:lvlText w:val="○"/>
+      <w:lvlJc w:val="left"/>
+      <w:pPr>
+        <w:ind w:left="5760" w:hanging="360"/>
+      </w:pPr>
+      <w:rPr/>
+    </w:lvl>
+    <w:lvl w:ilvl="8">
+      <w:start w:val="1"/>
+      <w:numFmt w:val="bullet"/>
+      <w:lvlText w:val="■"/>
+      <w:lvlJc w:val="left"/>
+      <w:pPr>
+        <w:ind w:left="6480" w:hanging="360"/>
+      </w:pPr>
+      <w:rPr/>
+    </w:lvl>
+  </w:abstractNum>
+  <w:abstractNum w:abstractNumId="17">
     <w:lvl w:ilvl="0">
       <w:start w:val="1"/>
       <w:numFmt w:val="bullet"/>
@@ -6099,7 +8165,7 @@
       </w:rPr>
     </w:lvl>
   </w:abstractNum>
-  <w:abstractNum w:abstractNumId="12">
+  <w:abstractNum w:abstractNumId="18">
     <w:lvl w:ilvl="0">
       <w:start w:val="1"/>
       <w:numFmt w:val="bullet"/>
@@ -6189,6 +8255,226 @@
         <w:ind w:left="6480" w:hanging="360"/>
       </w:pPr>
       <w:rPr/>
+    </w:lvl>
+  </w:abstractNum>
+  <w:abstractNum w:abstractNumId="19">
+    <w:lvl w:ilvl="0">
+      <w:start w:val="1"/>
+      <w:numFmt w:val="bullet"/>
+      <w:lvlText w:val="●"/>
+      <w:lvlJc w:val="left"/>
+      <w:pPr>
+        <w:ind w:left="720" w:hanging="360"/>
+      </w:pPr>
+      <w:rPr>
+        <w:u w:val="none"/>
+      </w:rPr>
+    </w:lvl>
+    <w:lvl w:ilvl="1">
+      <w:start w:val="1"/>
+      <w:numFmt w:val="bullet"/>
+      <w:lvlText w:val="○"/>
+      <w:lvlJc w:val="left"/>
+      <w:pPr>
+        <w:ind w:left="1440" w:hanging="360"/>
+      </w:pPr>
+      <w:rPr>
+        <w:u w:val="none"/>
+      </w:rPr>
+    </w:lvl>
+    <w:lvl w:ilvl="2">
+      <w:start w:val="1"/>
+      <w:numFmt w:val="bullet"/>
+      <w:lvlText w:val="■"/>
+      <w:lvlJc w:val="left"/>
+      <w:pPr>
+        <w:ind w:left="2160" w:hanging="360"/>
+      </w:pPr>
+      <w:rPr>
+        <w:u w:val="none"/>
+      </w:rPr>
+    </w:lvl>
+    <w:lvl w:ilvl="3">
+      <w:start w:val="1"/>
+      <w:numFmt w:val="bullet"/>
+      <w:lvlText w:val="●"/>
+      <w:lvlJc w:val="left"/>
+      <w:pPr>
+        <w:ind w:left="2880" w:hanging="360"/>
+      </w:pPr>
+      <w:rPr>
+        <w:u w:val="none"/>
+      </w:rPr>
+    </w:lvl>
+    <w:lvl w:ilvl="4">
+      <w:start w:val="1"/>
+      <w:numFmt w:val="bullet"/>
+      <w:lvlText w:val="○"/>
+      <w:lvlJc w:val="left"/>
+      <w:pPr>
+        <w:ind w:left="3600" w:hanging="360"/>
+      </w:pPr>
+      <w:rPr>
+        <w:u w:val="none"/>
+      </w:rPr>
+    </w:lvl>
+    <w:lvl w:ilvl="5">
+      <w:start w:val="1"/>
+      <w:numFmt w:val="bullet"/>
+      <w:lvlText w:val="■"/>
+      <w:lvlJc w:val="left"/>
+      <w:pPr>
+        <w:ind w:left="4320" w:hanging="360"/>
+      </w:pPr>
+      <w:rPr>
+        <w:u w:val="none"/>
+      </w:rPr>
+    </w:lvl>
+    <w:lvl w:ilvl="6">
+      <w:start w:val="1"/>
+      <w:numFmt w:val="bullet"/>
+      <w:lvlText w:val="●"/>
+      <w:lvlJc w:val="left"/>
+      <w:pPr>
+        <w:ind w:left="5040" w:hanging="360"/>
+      </w:pPr>
+      <w:rPr>
+        <w:u w:val="none"/>
+      </w:rPr>
+    </w:lvl>
+    <w:lvl w:ilvl="7">
+      <w:start w:val="1"/>
+      <w:numFmt w:val="bullet"/>
+      <w:lvlText w:val="○"/>
+      <w:lvlJc w:val="left"/>
+      <w:pPr>
+        <w:ind w:left="5760" w:hanging="360"/>
+      </w:pPr>
+      <w:rPr>
+        <w:u w:val="none"/>
+      </w:rPr>
+    </w:lvl>
+    <w:lvl w:ilvl="8">
+      <w:start w:val="1"/>
+      <w:numFmt w:val="bullet"/>
+      <w:lvlText w:val="■"/>
+      <w:lvlJc w:val="left"/>
+      <w:pPr>
+        <w:ind w:left="6480" w:hanging="360"/>
+      </w:pPr>
+      <w:rPr>
+        <w:u w:val="none"/>
+      </w:rPr>
+    </w:lvl>
+  </w:abstractNum>
+  <w:abstractNum w:abstractNumId="20">
+    <w:lvl w:ilvl="0">
+      <w:start w:val="1"/>
+      <w:numFmt w:val="bullet"/>
+      <w:lvlText w:val="●"/>
+      <w:lvlJc w:val="left"/>
+      <w:pPr>
+        <w:ind w:left="720" w:hanging="360"/>
+      </w:pPr>
+      <w:rPr>
+        <w:u w:val="none"/>
+      </w:rPr>
+    </w:lvl>
+    <w:lvl w:ilvl="1">
+      <w:start w:val="1"/>
+      <w:numFmt w:val="bullet"/>
+      <w:lvlText w:val="○"/>
+      <w:lvlJc w:val="left"/>
+      <w:pPr>
+        <w:ind w:left="1440" w:hanging="360"/>
+      </w:pPr>
+      <w:rPr>
+        <w:u w:val="none"/>
+      </w:rPr>
+    </w:lvl>
+    <w:lvl w:ilvl="2">
+      <w:start w:val="1"/>
+      <w:numFmt w:val="bullet"/>
+      <w:lvlText w:val="■"/>
+      <w:lvlJc w:val="left"/>
+      <w:pPr>
+        <w:ind w:left="2160" w:hanging="360"/>
+      </w:pPr>
+      <w:rPr>
+        <w:u w:val="none"/>
+      </w:rPr>
+    </w:lvl>
+    <w:lvl w:ilvl="3">
+      <w:start w:val="1"/>
+      <w:numFmt w:val="bullet"/>
+      <w:lvlText w:val="●"/>
+      <w:lvlJc w:val="left"/>
+      <w:pPr>
+        <w:ind w:left="2880" w:hanging="360"/>
+      </w:pPr>
+      <w:rPr>
+        <w:u w:val="none"/>
+      </w:rPr>
+    </w:lvl>
+    <w:lvl w:ilvl="4">
+      <w:start w:val="1"/>
+      <w:numFmt w:val="bullet"/>
+      <w:lvlText w:val="○"/>
+      <w:lvlJc w:val="left"/>
+      <w:pPr>
+        <w:ind w:left="3600" w:hanging="360"/>
+      </w:pPr>
+      <w:rPr>
+        <w:u w:val="none"/>
+      </w:rPr>
+    </w:lvl>
+    <w:lvl w:ilvl="5">
+      <w:start w:val="1"/>
+      <w:numFmt w:val="bullet"/>
+      <w:lvlText w:val="■"/>
+      <w:lvlJc w:val="left"/>
+      <w:pPr>
+        <w:ind w:left="4320" w:hanging="360"/>
+      </w:pPr>
+      <w:rPr>
+        <w:u w:val="none"/>
+      </w:rPr>
+    </w:lvl>
+    <w:lvl w:ilvl="6">
+      <w:start w:val="1"/>
+      <w:numFmt w:val="bullet"/>
+      <w:lvlText w:val="●"/>
+      <w:lvlJc w:val="left"/>
+      <w:pPr>
+        <w:ind w:left="5040" w:hanging="360"/>
+      </w:pPr>
+      <w:rPr>
+        <w:u w:val="none"/>
+      </w:rPr>
+    </w:lvl>
+    <w:lvl w:ilvl="7">
+      <w:start w:val="1"/>
+      <w:numFmt w:val="bullet"/>
+      <w:lvlText w:val="○"/>
+      <w:lvlJc w:val="left"/>
+      <w:pPr>
+        <w:ind w:left="5760" w:hanging="360"/>
+      </w:pPr>
+      <w:rPr>
+        <w:u w:val="none"/>
+      </w:rPr>
+    </w:lvl>
+    <w:lvl w:ilvl="8">
+      <w:start w:val="1"/>
+      <w:numFmt w:val="bullet"/>
+      <w:lvlText w:val="■"/>
+      <w:lvlJc w:val="left"/>
+      <w:pPr>
+        <w:ind w:left="6480" w:hanging="360"/>
+      </w:pPr>
+      <w:rPr>
+        <w:u w:val="none"/>
+      </w:rPr>
     </w:lvl>
   </w:abstractNum>
   <w:num w:numId="1">
@@ -6226,6 +8512,30 @@
   </w:num>
   <w:num w:numId="12">
     <w:abstractNumId w:val="12"/>
+  </w:num>
+  <w:num w:numId="13">
+    <w:abstractNumId w:val="13"/>
+  </w:num>
+  <w:num w:numId="14">
+    <w:abstractNumId w:val="14"/>
+  </w:num>
+  <w:num w:numId="15">
+    <w:abstractNumId w:val="15"/>
+  </w:num>
+  <w:num w:numId="16">
+    <w:abstractNumId w:val="16"/>
+  </w:num>
+  <w:num w:numId="17">
+    <w:abstractNumId w:val="17"/>
+  </w:num>
+  <w:num w:numId="18">
+    <w:abstractNumId w:val="18"/>
+  </w:num>
+  <w:num w:numId="19">
+    <w:abstractNumId w:val="19"/>
+  </w:num>
+  <w:num w:numId="20">
+    <w:abstractNumId w:val="20"/>
   </w:num>
 </w:numbering>
 </file>

--- a/shared/book-reviews/data.docx
+++ b/shared/book-reviews/data.docx
@@ -41,7 +41,7 @@
           <w:pgNumType w:start="1"/>
         </w:sectPr>
       </w:pPr>
-      <w:bookmarkStart w:colFirst="0" w:colLast="0" w:name="_5153eltgjf46" w:id="0"/>
+      <w:bookmarkStart w:colFirst="0" w:colLast="0" w:name="_smck6ngk89xa" w:id="0"/>
       <w:bookmarkEnd w:id="0"/>
       <w:r>
         <w:rPr>
@@ -70,39 +70,6 @@
     </w:p>
     <w:p>
       <w:pPr>
-        <w:pStyle w:val="Heading1"/>
-        <w:keepNext w:val="0"/>
-        <w:keepLines w:val="0"/>
-        <w:spacing w:line="300" w:lineRule="auto"/>
-        <w:rPr>
-          <w:rFonts w:ascii="Lora" w:cs="Lora" w:eastAsia="Lora" w:hAnsi="Lora"/>
-          <w:color w:val="000000"/>
-          <w:sz w:val="46"/>
-          <w:szCs w:val="46"/>
-        </w:rPr>
-      </w:pPr>
-      <w:bookmarkStart w:colFirst="0" w:colLast="0" w:name="_9nzshyr1iq2n" w:id="1"/>
-      <w:bookmarkEnd w:id="1"/>
-      <w:r>
-        <w:rPr>
-          <w:rFonts w:ascii="Lora" w:cs="Lora" w:eastAsia="Lora" w:hAnsi="Lora"/>
-          <w:i w:val="1"/>
-          <w:iCs w:val="1"/>
-          <w:color w:val="000000"/>
-          <w:sz w:val="46"/>
-          <w:szCs w:val="46"/>
-          <w:rtl w:val="0"/>
-        </w:rPr>
-        <w:t xml:space="preserve">Outlive</w:t>
-      </w:r>
-      <w:r>
-        <w:rPr>
-          <w:rtl w:val="0"/>
-        </w:rPr>
-      </w:r>
-    </w:p>
-    <w:p>
-      <w:pPr>
         <w:pStyle w:val="Heading2"/>
         <w:keepNext w:val="0"/>
         <w:keepLines w:val="0"/>
@@ -113,8 +80,8 @@
           <w:szCs w:val="34"/>
         </w:rPr>
       </w:pPr>
-      <w:bookmarkStart w:colFirst="0" w:colLast="0" w:name="_gh4xgzybm90z" w:id="2"/>
-      <w:bookmarkEnd w:id="2"/>
+      <w:bookmarkStart w:colFirst="0" w:colLast="0" w:name="_gh4xgzybm90z" w:id="1"/>
+      <w:bookmarkEnd w:id="1"/>
       <w:r>
         <w:rPr>
           <w:i w:val="1"/>
@@ -159,8 +126,8 @@
           <w:szCs w:val="34"/>
         </w:rPr>
       </w:pPr>
-      <w:bookmarkStart w:colFirst="0" w:colLast="0" w:name="_imfdhcaakjje" w:id="3"/>
-      <w:bookmarkEnd w:id="3"/>
+      <w:bookmarkStart w:colFirst="0" w:colLast="0" w:name="_imfdhcaakjje" w:id="2"/>
+      <w:bookmarkEnd w:id="2"/>
       <w:r>
         <w:rPr>
           <w:rFonts w:ascii="Lora" w:cs="Lora" w:eastAsia="Lora" w:hAnsi="Lora"/>
@@ -275,8 +242,8 @@
           <w:szCs w:val="34"/>
         </w:rPr>
       </w:pPr>
-      <w:bookmarkStart w:colFirst="0" w:colLast="0" w:name="_foi61gc31s6h" w:id="4"/>
-      <w:bookmarkEnd w:id="4"/>
+      <w:bookmarkStart w:colFirst="0" w:colLast="0" w:name="_foi61gc31s6h" w:id="3"/>
+      <w:bookmarkEnd w:id="3"/>
       <w:r>
         <w:rPr>
           <w:rFonts w:ascii="Lora" w:cs="Lora" w:eastAsia="Lora" w:hAnsi="Lora"/>
@@ -587,8 +554,8 @@
           <w:szCs w:val="34"/>
         </w:rPr>
       </w:pPr>
-      <w:bookmarkStart w:colFirst="0" w:colLast="0" w:name="_9rsmudoqcifd" w:id="5"/>
-      <w:bookmarkEnd w:id="5"/>
+      <w:bookmarkStart w:colFirst="0" w:colLast="0" w:name="_9rsmudoqcifd" w:id="4"/>
+      <w:bookmarkEnd w:id="4"/>
       <w:r>
         <w:rPr>
           <w:rFonts w:ascii="Andika" w:cs="Andika" w:eastAsia="Andika" w:hAnsi="Andika"/>
@@ -797,8 +764,8 @@
           <w:szCs w:val="34"/>
         </w:rPr>
       </w:pPr>
-      <w:bookmarkStart w:colFirst="0" w:colLast="0" w:name="_sl4486aatbf" w:id="6"/>
-      <w:bookmarkEnd w:id="6"/>
+      <w:bookmarkStart w:colFirst="0" w:colLast="0" w:name="_sl4486aatbf" w:id="5"/>
+      <w:bookmarkEnd w:id="5"/>
       <w:r>
         <w:rPr>
           <w:rFonts w:ascii="Lora" w:cs="Lora" w:eastAsia="Lora" w:hAnsi="Lora"/>
@@ -979,8 +946,8 @@
           <w:szCs w:val="34"/>
         </w:rPr>
       </w:pPr>
-      <w:bookmarkStart w:colFirst="0" w:colLast="0" w:name="_67wryodf9wle" w:id="7"/>
-      <w:bookmarkEnd w:id="7"/>
+      <w:bookmarkStart w:colFirst="0" w:colLast="0" w:name="_67wryodf9wle" w:id="6"/>
+      <w:bookmarkEnd w:id="6"/>
       <w:r>
         <w:rPr>
           <w:rFonts w:ascii="Lora" w:cs="Lora" w:eastAsia="Lora" w:hAnsi="Lora"/>
@@ -1005,8 +972,8 @@
           <w:szCs w:val="26"/>
         </w:rPr>
       </w:pPr>
-      <w:bookmarkStart w:colFirst="0" w:colLast="0" w:name="_3ob8ii7yp23f" w:id="8"/>
-      <w:bookmarkEnd w:id="8"/>
+      <w:bookmarkStart w:colFirst="0" w:colLast="0" w:name="_3ob8ii7yp23f" w:id="7"/>
+      <w:bookmarkEnd w:id="7"/>
       <w:r>
         <w:rPr>
           <w:rFonts w:ascii="Andika" w:cs="Andika" w:eastAsia="Andika" w:hAnsi="Andika"/>
@@ -1110,8 +1077,8 @@
           <w:szCs w:val="26"/>
         </w:rPr>
       </w:pPr>
-      <w:bookmarkStart w:colFirst="0" w:colLast="0" w:name="_yambenme524m" w:id="9"/>
-      <w:bookmarkEnd w:id="9"/>
+      <w:bookmarkStart w:colFirst="0" w:colLast="0" w:name="_yambenme524m" w:id="8"/>
+      <w:bookmarkEnd w:id="8"/>
       <w:r>
         <w:rPr>
           <w:rFonts w:ascii="Andika" w:cs="Andika" w:eastAsia="Andika" w:hAnsi="Andika"/>
@@ -1213,8 +1180,8 @@
           <w:szCs w:val="26"/>
         </w:rPr>
       </w:pPr>
-      <w:bookmarkStart w:colFirst="0" w:colLast="0" w:name="_9qzkhn5drnzq" w:id="10"/>
-      <w:bookmarkEnd w:id="10"/>
+      <w:bookmarkStart w:colFirst="0" w:colLast="0" w:name="_9qzkhn5drnzq" w:id="9"/>
+      <w:bookmarkEnd w:id="9"/>
       <w:r>
         <w:rPr>
           <w:rFonts w:ascii="Andika" w:cs="Andika" w:eastAsia="Andika" w:hAnsi="Andika"/>
@@ -1319,8 +1286,8 @@
           <w:szCs w:val="26"/>
         </w:rPr>
       </w:pPr>
-      <w:bookmarkStart w:colFirst="0" w:colLast="0" w:name="_szzdugh69bvv" w:id="11"/>
-      <w:bookmarkEnd w:id="11"/>
+      <w:bookmarkStart w:colFirst="0" w:colLast="0" w:name="_szzdugh69bvv" w:id="10"/>
+      <w:bookmarkEnd w:id="10"/>
       <w:r>
         <w:rPr>
           <w:rFonts w:ascii="Lora" w:cs="Lora" w:eastAsia="Lora" w:hAnsi="Lora"/>
@@ -1422,8 +1389,8 @@
           <w:szCs w:val="34"/>
         </w:rPr>
       </w:pPr>
-      <w:bookmarkStart w:colFirst="0" w:colLast="0" w:name="_d1x1j8loimq7" w:id="12"/>
-      <w:bookmarkEnd w:id="12"/>
+      <w:bookmarkStart w:colFirst="0" w:colLast="0" w:name="_d1x1j8loimq7" w:id="11"/>
+      <w:bookmarkEnd w:id="11"/>
       <w:r>
         <w:rPr>
           <w:rFonts w:ascii="Lora" w:cs="Lora" w:eastAsia="Lora" w:hAnsi="Lora"/>
@@ -1463,8 +1430,8 @@
           <w:szCs w:val="26"/>
         </w:rPr>
       </w:pPr>
-      <w:bookmarkStart w:colFirst="0" w:colLast="0" w:name="_a03t80183rat" w:id="13"/>
-      <w:bookmarkEnd w:id="13"/>
+      <w:bookmarkStart w:colFirst="0" w:colLast="0" w:name="_a03t80183rat" w:id="12"/>
+      <w:bookmarkEnd w:id="12"/>
       <w:r>
         <w:rPr>
           <w:rFonts w:ascii="Andika" w:cs="Andika" w:eastAsia="Andika" w:hAnsi="Andika"/>
@@ -1791,8 +1758,8 @@
           <w:szCs w:val="26"/>
         </w:rPr>
       </w:pPr>
-      <w:bookmarkStart w:colFirst="0" w:colLast="0" w:name="_acnkyjxricfq" w:id="14"/>
-      <w:bookmarkEnd w:id="14"/>
+      <w:bookmarkStart w:colFirst="0" w:colLast="0" w:name="_acnkyjxricfq" w:id="13"/>
+      <w:bookmarkEnd w:id="13"/>
       <w:r>
         <w:rPr>
           <w:rFonts w:ascii="Andika" w:cs="Andika" w:eastAsia="Andika" w:hAnsi="Andika"/>
@@ -1925,8 +1892,8 @@
           <w:szCs w:val="26"/>
         </w:rPr>
       </w:pPr>
-      <w:bookmarkStart w:colFirst="0" w:colLast="0" w:name="_jlvub9pahlgp" w:id="15"/>
-      <w:bookmarkEnd w:id="15"/>
+      <w:bookmarkStart w:colFirst="0" w:colLast="0" w:name="_jlvub9pahlgp" w:id="14"/>
+      <w:bookmarkEnd w:id="14"/>
       <w:r>
         <w:rPr>
           <w:rFonts w:ascii="Andika" w:cs="Andika" w:eastAsia="Andika" w:hAnsi="Andika"/>
@@ -2031,8 +1998,8 @@
           <w:szCs w:val="26"/>
         </w:rPr>
       </w:pPr>
-      <w:bookmarkStart w:colFirst="0" w:colLast="0" w:name="_x3a8bmga6plk" w:id="16"/>
-      <w:bookmarkEnd w:id="16"/>
+      <w:bookmarkStart w:colFirst="0" w:colLast="0" w:name="_x3a8bmga6plk" w:id="15"/>
+      <w:bookmarkEnd w:id="15"/>
       <w:r>
         <w:rPr>
           <w:rFonts w:ascii="Lora" w:cs="Lora" w:eastAsia="Lora" w:hAnsi="Lora"/>
@@ -2169,8 +2136,8 @@
           <w:szCs w:val="26"/>
         </w:rPr>
       </w:pPr>
-      <w:bookmarkStart w:colFirst="0" w:colLast="0" w:name="_lydi7jpp414g" w:id="17"/>
-      <w:bookmarkEnd w:id="17"/>
+      <w:bookmarkStart w:colFirst="0" w:colLast="0" w:name="_lydi7jpp414g" w:id="16"/>
+      <w:bookmarkEnd w:id="16"/>
       <w:r>
         <w:rPr>
           <w:rFonts w:ascii="Andika" w:cs="Andika" w:eastAsia="Andika" w:hAnsi="Andika"/>
@@ -2272,8 +2239,8 @@
           <w:szCs w:val="34"/>
         </w:rPr>
       </w:pPr>
-      <w:bookmarkStart w:colFirst="0" w:colLast="0" w:name="_qgngxfbhegnn" w:id="18"/>
-      <w:bookmarkEnd w:id="18"/>
+      <w:bookmarkStart w:colFirst="0" w:colLast="0" w:name="_qgngxfbhegnn" w:id="17"/>
+      <w:bookmarkEnd w:id="17"/>
       <w:r>
         <w:rPr>
           <w:rFonts w:ascii="Lora" w:cs="Lora" w:eastAsia="Lora" w:hAnsi="Lora"/>
@@ -2424,8 +2391,8 @@
           <w:szCs w:val="34"/>
         </w:rPr>
       </w:pPr>
-      <w:bookmarkStart w:colFirst="0" w:colLast="0" w:name="_e87n555lnuvs" w:id="19"/>
-      <w:bookmarkEnd w:id="19"/>
+      <w:bookmarkStart w:colFirst="0" w:colLast="0" w:name="_e87n555lnuvs" w:id="18"/>
+      <w:bookmarkEnd w:id="18"/>
       <w:r>
         <w:rPr>
           <w:rFonts w:ascii="Lora" w:cs="Lora" w:eastAsia="Lora" w:hAnsi="Lora"/>
@@ -2650,8 +2617,8 @@
           <w:szCs w:val="34"/>
         </w:rPr>
       </w:pPr>
-      <w:bookmarkStart w:colFirst="0" w:colLast="0" w:name="_uadbsvwomjmz" w:id="20"/>
-      <w:bookmarkEnd w:id="20"/>
+      <w:bookmarkStart w:colFirst="0" w:colLast="0" w:name="_uadbsvwomjmz" w:id="19"/>
+      <w:bookmarkEnd w:id="19"/>
       <w:r>
         <w:rPr>
           <w:rFonts w:ascii="Lora" w:cs="Lora" w:eastAsia="Lora" w:hAnsi="Lora"/>
@@ -2961,8 +2928,8 @@
           <w:color w:val="000000"/>
         </w:rPr>
       </w:pPr>
-      <w:bookmarkStart w:colFirst="0" w:colLast="0" w:name="_xpuqrxjf3xvb" w:id="21"/>
-      <w:bookmarkEnd w:id="21"/>
+      <w:bookmarkStart w:colFirst="0" w:colLast="0" w:name="_xpuqrxjf3xvb" w:id="20"/>
+      <w:bookmarkEnd w:id="20"/>
       <w:r>
         <w:rPr>
           <w:rFonts w:ascii="Andika" w:cs="Andika" w:eastAsia="Andika" w:hAnsi="Andika"/>
@@ -3209,8 +3176,8 @@
           <w:color w:val="000000"/>
         </w:rPr>
       </w:pPr>
-      <w:bookmarkStart w:colFirst="0" w:colLast="0" w:name="_2j3xd1qkiy4z" w:id="22"/>
-      <w:bookmarkEnd w:id="22"/>
+      <w:bookmarkStart w:colFirst="0" w:colLast="0" w:name="_2j3xd1qkiy4z" w:id="21"/>
+      <w:bookmarkEnd w:id="21"/>
       <w:r>
         <w:rPr>
           <w:rFonts w:ascii="Andika" w:cs="Andika" w:eastAsia="Andika" w:hAnsi="Andika"/>
@@ -3290,8 +3257,8 @@
           <w:pgNumType w:start="1"/>
         </w:sectPr>
       </w:pPr>
-      <w:bookmarkStart w:colFirst="0" w:colLast="0" w:name="_ozo35lvhbezy" w:id="23"/>
-      <w:bookmarkEnd w:id="23"/>
+      <w:bookmarkStart w:colFirst="0" w:colLast="0" w:name="_4wb14244mjil" w:id="22"/>
+      <w:bookmarkEnd w:id="22"/>
       <w:r>
         <w:rPr>
           <w:rFonts w:ascii="Playfair Display" w:cs="Playfair Display" w:eastAsia="Playfair Display" w:hAnsi="Playfair Display"/>
@@ -3319,44 +3286,14 @@
     </w:p>
     <w:p>
       <w:pPr>
-        <w:pStyle w:val="Heading1"/>
-        <w:keepNext w:val="0"/>
-        <w:keepLines w:val="0"/>
-        <w:spacing w:line="300" w:lineRule="auto"/>
-        <w:rPr>
-          <w:rFonts w:ascii="Lora" w:cs="Lora" w:eastAsia="Lora" w:hAnsi="Lora"/>
-          <w:i w:val="1"/>
-          <w:iCs w:val="1"/>
-          <w:color w:val="2c3e50"/>
-          <w:sz w:val="46"/>
-          <w:szCs w:val="46"/>
-        </w:rPr>
-      </w:pPr>
-      <w:bookmarkStart w:colFirst="0" w:colLast="0" w:name="_laclvl8rhf8a" w:id="24"/>
-      <w:bookmarkEnd w:id="24"/>
-      <w:r>
-        <w:rPr>
-          <w:rFonts w:ascii="Lora" w:cs="Lora" w:eastAsia="Lora" w:hAnsi="Lora"/>
-          <w:i w:val="1"/>
-          <w:iCs w:val="1"/>
-          <w:color w:val="2c3e50"/>
-          <w:sz w:val="46"/>
-          <w:szCs w:val="46"/>
-          <w:rtl w:val="0"/>
-        </w:rPr>
-        <w:t xml:space="preserve">Educated</w:t>
-      </w:r>
-    </w:p>
-    <w:p>
-      <w:pPr>
         <w:pStyle w:val="Heading2"/>
         <w:keepNext w:val="0"/>
         <w:keepLines w:val="0"/>
         <w:spacing w:line="300" w:lineRule="auto"/>
         <w:rPr/>
       </w:pPr>
-      <w:bookmarkStart w:colFirst="0" w:colLast="0" w:name="_gxztf6rlk6eg" w:id="25"/>
-      <w:bookmarkEnd w:id="25"/>
+      <w:bookmarkStart w:colFirst="0" w:colLast="0" w:name="_gxztf6rlk6eg" w:id="23"/>
+      <w:bookmarkEnd w:id="23"/>
       <w:r>
         <w:rPr>
           <w:i w:val="1"/>
@@ -3399,8 +3336,8 @@
           <w:szCs w:val="34"/>
         </w:rPr>
       </w:pPr>
-      <w:bookmarkStart w:colFirst="0" w:colLast="0" w:name="_54ebcgg8l996" w:id="26"/>
-      <w:bookmarkEnd w:id="26"/>
+      <w:bookmarkStart w:colFirst="0" w:colLast="0" w:name="_54ebcgg8l996" w:id="24"/>
+      <w:bookmarkEnd w:id="24"/>
       <w:r>
         <w:rPr>
           <w:rFonts w:ascii="Lora" w:cs="Lora" w:eastAsia="Lora" w:hAnsi="Lora"/>
@@ -3569,8 +3506,8 @@
           <w:szCs w:val="34"/>
         </w:rPr>
       </w:pPr>
-      <w:bookmarkStart w:colFirst="0" w:colLast="0" w:name="_9nfzvsb2x0n2" w:id="27"/>
-      <w:bookmarkEnd w:id="27"/>
+      <w:bookmarkStart w:colFirst="0" w:colLast="0" w:name="_9nfzvsb2x0n2" w:id="25"/>
+      <w:bookmarkEnd w:id="25"/>
       <w:r>
         <w:rPr>
           <w:rFonts w:ascii="Lora" w:cs="Lora" w:eastAsia="Lora" w:hAnsi="Lora"/>
@@ -3670,8 +3607,8 @@
           <w:szCs w:val="34"/>
         </w:rPr>
       </w:pPr>
-      <w:bookmarkStart w:colFirst="0" w:colLast="0" w:name="_w42ma26i891h" w:id="28"/>
-      <w:bookmarkEnd w:id="28"/>
+      <w:bookmarkStart w:colFirst="0" w:colLast="0" w:name="_w42ma26i891h" w:id="26"/>
+      <w:bookmarkEnd w:id="26"/>
       <w:r>
         <w:rPr>
           <w:rFonts w:ascii="Lora" w:cs="Lora" w:eastAsia="Lora" w:hAnsi="Lora"/>
@@ -3759,8 +3696,8 @@
           <w:szCs w:val="34"/>
         </w:rPr>
       </w:pPr>
-      <w:bookmarkStart w:colFirst="0" w:colLast="0" w:name="_amaaybr7qjli" w:id="29"/>
-      <w:bookmarkEnd w:id="29"/>
+      <w:bookmarkStart w:colFirst="0" w:colLast="0" w:name="_amaaybr7qjli" w:id="27"/>
+      <w:bookmarkEnd w:id="27"/>
       <w:r>
         <w:rPr>
           <w:rFonts w:ascii="Andika" w:cs="Andika" w:eastAsia="Andika" w:hAnsi="Andika"/>
@@ -3848,8 +3785,8 @@
           <w:szCs w:val="34"/>
         </w:rPr>
       </w:pPr>
-      <w:bookmarkStart w:colFirst="0" w:colLast="0" w:name="_j7dmia29af14" w:id="30"/>
-      <w:bookmarkEnd w:id="30"/>
+      <w:bookmarkStart w:colFirst="0" w:colLast="0" w:name="_j7dmia29af14" w:id="28"/>
+      <w:bookmarkEnd w:id="28"/>
       <w:r>
         <w:rPr>
           <w:rFonts w:ascii="Lora" w:cs="Lora" w:eastAsia="Lora" w:hAnsi="Lora"/>
@@ -3953,8 +3890,8 @@
           <w:szCs w:val="34"/>
         </w:rPr>
       </w:pPr>
-      <w:bookmarkStart w:colFirst="0" w:colLast="0" w:name="_2dren461q378" w:id="31"/>
-      <w:bookmarkEnd w:id="31"/>
+      <w:bookmarkStart w:colFirst="0" w:colLast="0" w:name="_2dren461q378" w:id="29"/>
+      <w:bookmarkEnd w:id="29"/>
       <w:r>
         <w:rPr>
           <w:rFonts w:ascii="Lora" w:cs="Lora" w:eastAsia="Lora" w:hAnsi="Lora"/>
@@ -4055,8 +3992,8 @@
           <w:szCs w:val="34"/>
         </w:rPr>
       </w:pPr>
-      <w:bookmarkStart w:colFirst="0" w:colLast="0" w:name="_gadnwjbk2qnx" w:id="32"/>
-      <w:bookmarkEnd w:id="32"/>
+      <w:bookmarkStart w:colFirst="0" w:colLast="0" w:name="_gadnwjbk2qnx" w:id="30"/>
+      <w:bookmarkEnd w:id="30"/>
       <w:r>
         <w:rPr>
           <w:rFonts w:ascii="Lora" w:cs="Lora" w:eastAsia="Lora" w:hAnsi="Lora"/>
@@ -4180,8 +4117,8 @@
           <w:szCs w:val="34"/>
         </w:rPr>
       </w:pPr>
-      <w:bookmarkStart w:colFirst="0" w:colLast="0" w:name="_o42gva5rnu41" w:id="33"/>
-      <w:bookmarkEnd w:id="33"/>
+      <w:bookmarkStart w:colFirst="0" w:colLast="0" w:name="_o42gva5rnu41" w:id="31"/>
+      <w:bookmarkEnd w:id="31"/>
       <w:r>
         <w:rPr>
           <w:rFonts w:ascii="Lora" w:cs="Lora" w:eastAsia="Lora" w:hAnsi="Lora"/>
@@ -4417,8 +4354,8 @@
           <w:szCs w:val="34"/>
         </w:rPr>
       </w:pPr>
-      <w:bookmarkStart w:colFirst="0" w:colLast="0" w:name="_doynsb51c8nb" w:id="34"/>
-      <w:bookmarkEnd w:id="34"/>
+      <w:bookmarkStart w:colFirst="0" w:colLast="0" w:name="_doynsb51c8nb" w:id="32"/>
+      <w:bookmarkEnd w:id="32"/>
       <w:r>
         <w:rPr>
           <w:rFonts w:ascii="Lora" w:cs="Lora" w:eastAsia="Lora" w:hAnsi="Lora"/>
@@ -4521,8 +4458,8 @@
           <w:szCs w:val="34"/>
         </w:rPr>
       </w:pPr>
-      <w:bookmarkStart w:colFirst="0" w:colLast="0" w:name="_ephlkuyopngd" w:id="35"/>
-      <w:bookmarkEnd w:id="35"/>
+      <w:bookmarkStart w:colFirst="0" w:colLast="0" w:name="_ephlkuyopngd" w:id="33"/>
+      <w:bookmarkEnd w:id="33"/>
       <w:r>
         <w:rPr>
           <w:rFonts w:ascii="Lora" w:cs="Lora" w:eastAsia="Lora" w:hAnsi="Lora"/>
@@ -4707,8 +4644,8 @@
           <w:szCs w:val="34"/>
         </w:rPr>
       </w:pPr>
-      <w:bookmarkStart w:colFirst="0" w:colLast="0" w:name="_rdu5r0cz76a1" w:id="36"/>
-      <w:bookmarkEnd w:id="36"/>
+      <w:bookmarkStart w:colFirst="0" w:colLast="0" w:name="_rdu5r0cz76a1" w:id="34"/>
+      <w:bookmarkEnd w:id="34"/>
       <w:r>
         <w:rPr>
           <w:rFonts w:ascii="Lora" w:cs="Lora" w:eastAsia="Lora" w:hAnsi="Lora"/>
@@ -4810,8 +4747,8 @@
           <w:szCs w:val="34"/>
         </w:rPr>
       </w:pPr>
-      <w:bookmarkStart w:colFirst="0" w:colLast="0" w:name="_thlw1nshuufh" w:id="37"/>
-      <w:bookmarkEnd w:id="37"/>
+      <w:bookmarkStart w:colFirst="0" w:colLast="0" w:name="_thlw1nshuufh" w:id="35"/>
+      <w:bookmarkEnd w:id="35"/>
       <w:r>
         <w:rPr>
           <w:rFonts w:ascii="Lora" w:cs="Lora" w:eastAsia="Lora" w:hAnsi="Lora"/>
@@ -4894,8 +4831,8 @@
         <w:spacing w:line="300" w:lineRule="auto"/>
         <w:rPr/>
       </w:pPr>
-      <w:bookmarkStart w:colFirst="0" w:colLast="0" w:name="_oy5sv7iwo7o2" w:id="38"/>
-      <w:bookmarkEnd w:id="38"/>
+      <w:bookmarkStart w:colFirst="0" w:colLast="0" w:name="_oy5sv7iwo7o2" w:id="36"/>
+      <w:bookmarkEnd w:id="36"/>
       <w:r>
         <w:rPr>
           <w:rFonts w:ascii="Andika" w:cs="Andika" w:eastAsia="Andika" w:hAnsi="Andika"/>
@@ -5035,8 +4972,8 @@
         <w:spacing w:line="300" w:lineRule="auto"/>
         <w:rPr/>
       </w:pPr>
-      <w:bookmarkStart w:colFirst="0" w:colLast="0" w:name="_i53srejoznuc" w:id="39"/>
-      <w:bookmarkEnd w:id="39"/>
+      <w:bookmarkStart w:colFirst="0" w:colLast="0" w:name="_i53srejoznuc" w:id="37"/>
+      <w:bookmarkEnd w:id="37"/>
       <w:r>
         <w:rPr>
           <w:rFonts w:ascii="Andika" w:cs="Andika" w:eastAsia="Andika" w:hAnsi="Andika"/>
@@ -5107,8 +5044,8 @@
           <w:pgNumType w:start="1"/>
         </w:sectPr>
       </w:pPr>
-      <w:bookmarkStart w:colFirst="0" w:colLast="0" w:name="_2lemr2bkmqzg" w:id="40"/>
-      <w:bookmarkEnd w:id="40"/>
+      <w:bookmarkStart w:colFirst="0" w:colLast="0" w:name="_pqm5yeh55nci" w:id="38"/>
+      <w:bookmarkEnd w:id="38"/>
       <w:r>
         <w:rPr>
           <w:rFonts w:ascii="Lora" w:cs="Lora" w:eastAsia="Lora" w:hAnsi="Lora"/>
@@ -7120,8 +7057,8 @@
           <w:pgNumType w:start="1"/>
         </w:sectPr>
       </w:pPr>
-      <w:bookmarkStart w:colFirst="0" w:colLast="0" w:name="_djqjw7spg3gv" w:id="41"/>
-      <w:bookmarkEnd w:id="41"/>
+      <w:bookmarkStart w:colFirst="0" w:colLast="0" w:name="_sg508lj8qb54" w:id="39"/>
+      <w:bookmarkEnd w:id="39"/>
       <w:r>
         <w:rPr>
           <w:rFonts w:ascii="Playfair Display" w:cs="Playfair Display" w:eastAsia="Playfair Display" w:hAnsi="Playfair Display"/>
@@ -7153,8 +7090,8 @@
         <w:spacing w:after="200" w:lineRule="auto"/>
         <w:rPr/>
       </w:pPr>
-      <w:bookmarkStart w:colFirst="0" w:colLast="0" w:name="_euxpxyrmeffm" w:id="42"/>
-      <w:bookmarkEnd w:id="42"/>
+      <w:bookmarkStart w:colFirst="0" w:colLast="0" w:name="_euxpxyrmeffm" w:id="40"/>
+      <w:bookmarkEnd w:id="40"/>
       <w:r>
         <w:rPr>
           <w:rFonts w:ascii="Andika" w:cs="Andika" w:eastAsia="Andika" w:hAnsi="Andika"/>
@@ -7239,8 +7176,8 @@
         <w:spacing w:after="200" w:lineRule="auto"/>
         <w:rPr/>
       </w:pPr>
-      <w:bookmarkStart w:colFirst="0" w:colLast="0" w:name="_7dbhcbe0zgfk" w:id="43"/>
-      <w:bookmarkEnd w:id="43"/>
+      <w:bookmarkStart w:colFirst="0" w:colLast="0" w:name="_7dbhcbe0zgfk" w:id="41"/>
+      <w:bookmarkEnd w:id="41"/>
       <w:r>
         <w:rPr>
           <w:rFonts w:ascii="Andika" w:cs="Andika" w:eastAsia="Andika" w:hAnsi="Andika"/>
@@ -7366,8 +7303,8 @@
         <w:spacing w:after="200" w:lineRule="auto"/>
         <w:rPr/>
       </w:pPr>
-      <w:bookmarkStart w:colFirst="0" w:colLast="0" w:name="_a1mrzs2oll3b" w:id="44"/>
-      <w:bookmarkEnd w:id="44"/>
+      <w:bookmarkStart w:colFirst="0" w:colLast="0" w:name="_a1mrzs2oll3b" w:id="42"/>
+      <w:bookmarkEnd w:id="42"/>
       <w:r>
         <w:rPr>
           <w:rFonts w:ascii="Andika" w:cs="Andika" w:eastAsia="Andika" w:hAnsi="Andika"/>
@@ -7433,8 +7370,8 @@
         <w:spacing w:after="200" w:lineRule="auto"/>
         <w:rPr/>
       </w:pPr>
-      <w:bookmarkStart w:colFirst="0" w:colLast="0" w:name="_ekcq4sa5kn1k" w:id="45"/>
-      <w:bookmarkEnd w:id="45"/>
+      <w:bookmarkStart w:colFirst="0" w:colLast="0" w:name="_ekcq4sa5kn1k" w:id="43"/>
+      <w:bookmarkEnd w:id="43"/>
       <w:r>
         <w:rPr>
           <w:rFonts w:ascii="Andika" w:cs="Andika" w:eastAsia="Andika" w:hAnsi="Andika"/>
@@ -7526,8 +7463,8 @@
         <w:spacing w:after="200" w:lineRule="auto"/>
         <w:rPr/>
       </w:pPr>
-      <w:bookmarkStart w:colFirst="0" w:colLast="0" w:name="_72vhab8ruz2y" w:id="46"/>
-      <w:bookmarkEnd w:id="46"/>
+      <w:bookmarkStart w:colFirst="0" w:colLast="0" w:name="_72vhab8ruz2y" w:id="44"/>
+      <w:bookmarkEnd w:id="44"/>
       <w:r>
         <w:rPr>
           <w:rFonts w:ascii="Andika" w:cs="Andika" w:eastAsia="Andika" w:hAnsi="Andika"/>
@@ -7542,8 +7479,8 @@
         <w:spacing w:after="200" w:lineRule="auto"/>
         <w:rPr/>
       </w:pPr>
-      <w:bookmarkStart w:colFirst="0" w:colLast="0" w:name="_c19xpcupoqiz" w:id="47"/>
-      <w:bookmarkEnd w:id="47"/>
+      <w:bookmarkStart w:colFirst="0" w:colLast="0" w:name="_h9r1i9f5lo27" w:id="45"/>
+      <w:bookmarkEnd w:id="45"/>
       <w:r>
         <w:rPr>
           <w:rFonts w:ascii="Andika" w:cs="Andika" w:eastAsia="Andika" w:hAnsi="Andika"/>
@@ -7689,8 +7626,8 @@
           <w:pgNumType w:start="1"/>
         </w:sectPr>
       </w:pPr>
-      <w:bookmarkStart w:colFirst="0" w:colLast="0" w:name="_q019i5oi20ck" w:id="48"/>
-      <w:bookmarkEnd w:id="48"/>
+      <w:bookmarkStart w:colFirst="0" w:colLast="0" w:name="_1pp9vj7fe04i" w:id="46"/>
+      <w:bookmarkEnd w:id="46"/>
       <w:r>
         <w:rPr>
           <w:rFonts w:ascii="Arial" w:cs="Arial" w:eastAsia="Arial" w:hAnsi="Arial"/>
@@ -8102,8 +8039,8 @@
           <w:szCs w:val="32"/>
         </w:rPr>
       </w:pPr>
-      <w:bookmarkStart w:colFirst="0" w:colLast="0" w:name="_o4ik4r6lnkq2" w:id="49"/>
-      <w:bookmarkEnd w:id="49"/>
+      <w:bookmarkStart w:colFirst="0" w:colLast="0" w:name="_hlgzqu7cary0" w:id="47"/>
+      <w:bookmarkEnd w:id="47"/>
       <w:r>
         <w:rPr>
           <w:rFonts w:ascii="Andika" w:cs="Andika" w:eastAsia="Andika" w:hAnsi="Andika"/>
@@ -8187,8 +8124,8 @@
           <w:pgNumType w:start="1"/>
         </w:sectPr>
       </w:pPr>
-      <w:bookmarkStart w:colFirst="0" w:colLast="0" w:name="_a54oy4f58jss" w:id="50"/>
-      <w:bookmarkEnd w:id="50"/>
+      <w:bookmarkStart w:colFirst="0" w:colLast="0" w:name="_eli7sgsxvc1m" w:id="48"/>
+      <w:bookmarkEnd w:id="48"/>
       <w:r>
         <w:rPr>
           <w:rFonts w:ascii="Playfair Display" w:cs="Playfair Display" w:eastAsia="Playfair Display" w:hAnsi="Playfair Display"/>
@@ -8223,8 +8160,8 @@
           <w:bCs w:val="0"/>
         </w:rPr>
       </w:pPr>
-      <w:bookmarkStart w:colFirst="0" w:colLast="0" w:name="_ey5iaijkdtoj" w:id="51"/>
-      <w:bookmarkEnd w:id="51"/>
+      <w:bookmarkStart w:colFirst="0" w:colLast="0" w:name="_ey5iaijkdtoj" w:id="49"/>
+      <w:bookmarkEnd w:id="49"/>
       <w:r>
         <w:rPr>
           <w:rFonts w:ascii="Lora" w:cs="Lora" w:eastAsia="Lora" w:hAnsi="Lora"/>
@@ -8250,8 +8187,8 @@
         <w:pStyle w:val="Heading2"/>
         <w:rPr/>
       </w:pPr>
-      <w:bookmarkStart w:colFirst="0" w:colLast="0" w:name="_lunlqwws6wgt" w:id="52"/>
-      <w:bookmarkEnd w:id="52"/>
+      <w:bookmarkStart w:colFirst="0" w:colLast="0" w:name="_lunlqwws6wgt" w:id="50"/>
+      <w:bookmarkEnd w:id="50"/>
       <w:r>
         <w:rPr>
           <w:rtl w:val="0"/>
@@ -8318,8 +8255,8 @@
         <w:pStyle w:val="Heading2"/>
         <w:rPr/>
       </w:pPr>
-      <w:bookmarkStart w:colFirst="0" w:colLast="0" w:name="_765j1jxzkha7" w:id="53"/>
-      <w:bookmarkEnd w:id="53"/>
+      <w:bookmarkStart w:colFirst="0" w:colLast="0" w:name="_765j1jxzkha7" w:id="51"/>
+      <w:bookmarkEnd w:id="51"/>
       <w:r>
         <w:rPr>
           <w:rFonts w:ascii="Andika" w:cs="Andika" w:eastAsia="Andika" w:hAnsi="Andika"/>
@@ -8387,8 +8324,8 @@
         <w:pStyle w:val="Heading2"/>
         <w:rPr/>
       </w:pPr>
-      <w:bookmarkStart w:colFirst="0" w:colLast="0" w:name="_9fr7immeqg3r" w:id="54"/>
-      <w:bookmarkEnd w:id="54"/>
+      <w:bookmarkStart w:colFirst="0" w:colLast="0" w:name="_9fr7immeqg3r" w:id="52"/>
+      <w:bookmarkEnd w:id="52"/>
       <w:r>
         <w:rPr>
           <w:rFonts w:ascii="Andika" w:cs="Andika" w:eastAsia="Andika" w:hAnsi="Andika"/>
@@ -8447,8 +8384,8 @@
         <w:pStyle w:val="Heading2"/>
         <w:rPr/>
       </w:pPr>
-      <w:bookmarkStart w:colFirst="0" w:colLast="0" w:name="_z38wr9dvpdlk" w:id="55"/>
-      <w:bookmarkEnd w:id="55"/>
+      <w:bookmarkStart w:colFirst="0" w:colLast="0" w:name="_z38wr9dvpdlk" w:id="53"/>
+      <w:bookmarkEnd w:id="53"/>
       <w:r>
         <w:rPr>
           <w:rFonts w:ascii="Andika" w:cs="Andika" w:eastAsia="Andika" w:hAnsi="Andika"/>
@@ -8505,8 +8442,8 @@
         <w:pStyle w:val="Heading2"/>
         <w:rPr/>
       </w:pPr>
-      <w:bookmarkStart w:colFirst="0" w:colLast="0" w:name="_tf5isp18ukn5" w:id="56"/>
-      <w:bookmarkEnd w:id="56"/>
+      <w:bookmarkStart w:colFirst="0" w:colLast="0" w:name="_tf5isp18ukn5" w:id="54"/>
+      <w:bookmarkEnd w:id="54"/>
       <w:r>
         <w:rPr>
           <w:rtl w:val="0"/>
@@ -8562,8 +8499,8 @@
         <w:pStyle w:val="Heading2"/>
         <w:rPr/>
       </w:pPr>
-      <w:bookmarkStart w:colFirst="0" w:colLast="0" w:name="_uxpzyq9e4qow" w:id="57"/>
-      <w:bookmarkEnd w:id="57"/>
+      <w:bookmarkStart w:colFirst="0" w:colLast="0" w:name="_uxpzyq9e4qow" w:id="55"/>
+      <w:bookmarkEnd w:id="55"/>
       <w:r>
         <w:rPr>
           <w:rtl w:val="0"/>
@@ -8621,8 +8558,8 @@
         <w:pStyle w:val="Heading2"/>
         <w:rPr/>
       </w:pPr>
-      <w:bookmarkStart w:colFirst="0" w:colLast="0" w:name="_wu5v9354df1r" w:id="58"/>
-      <w:bookmarkEnd w:id="58"/>
+      <w:bookmarkStart w:colFirst="0" w:colLast="0" w:name="_wu5v9354df1r" w:id="56"/>
+      <w:bookmarkEnd w:id="56"/>
       <w:r>
         <w:rPr>
           <w:rtl w:val="0"/>
@@ -8752,8 +8689,8 @@
           <w:pgNumType w:start="1"/>
         </w:sectPr>
       </w:pPr>
-      <w:bookmarkStart w:colFirst="0" w:colLast="0" w:name="_702ihqr28a10" w:id="59"/>
-      <w:bookmarkEnd w:id="59"/>
+      <w:bookmarkStart w:colFirst="0" w:colLast="0" w:name="_bvp5atb68s0w" w:id="57"/>
+      <w:bookmarkEnd w:id="57"/>
       <w:r>
         <w:rPr>
           <w:rFonts w:ascii="Playfair Display" w:cs="Playfair Display" w:eastAsia="Playfair Display" w:hAnsi="Playfair Display"/>
@@ -8947,8 +8884,8 @@
         <w:spacing w:after="200" w:lineRule="auto"/>
         <w:rPr/>
       </w:pPr>
-      <w:bookmarkStart w:colFirst="0" w:colLast="0" w:name="_jcrijqiz6uad" w:id="60"/>
-      <w:bookmarkEnd w:id="60"/>
+      <w:bookmarkStart w:colFirst="0" w:colLast="0" w:name="_4hbqirsop10j" w:id="58"/>
+      <w:bookmarkEnd w:id="58"/>
       <w:r>
         <w:rPr>
           <w:rFonts w:ascii="Andika" w:cs="Andika" w:eastAsia="Andika" w:hAnsi="Andika"/>
@@ -8975,8 +8912,8 @@
         <w:spacing w:after="200" w:lineRule="auto"/>
         <w:rPr/>
       </w:pPr>
-      <w:bookmarkStart w:colFirst="0" w:colLast="0" w:name="_weuxwz4q4ict" w:id="61"/>
-      <w:bookmarkEnd w:id="61"/>
+      <w:bookmarkStart w:colFirst="0" w:colLast="0" w:name="_weuxwz4q4ict" w:id="59"/>
+      <w:bookmarkEnd w:id="59"/>
       <w:r>
         <w:rPr>
           <w:rtl w:val="0"/>
@@ -9066,8 +9003,8 @@
           <w:pgNumType w:start="1"/>
         </w:sectPr>
       </w:pPr>
-      <w:bookmarkStart w:colFirst="0" w:colLast="0" w:name="_oiygpdk4rkir" w:id="62"/>
-      <w:bookmarkEnd w:id="62"/>
+      <w:bookmarkStart w:colFirst="0" w:colLast="0" w:name="_1j5zhsa6wjte" w:id="60"/>
+      <w:bookmarkEnd w:id="60"/>
       <w:r>
         <w:rPr>
           <w:rFonts w:ascii="Playfair Display" w:cs="Playfair Display" w:eastAsia="Playfair Display" w:hAnsi="Playfair Display"/>
@@ -9108,11 +9045,11 @@
           <w:szCs w:val="46"/>
         </w:rPr>
       </w:pPr>
-      <w:bookmarkStart w:colFirst="0" w:colLast="0" w:name="_2mvwgu7nyy4h" w:id="63"/>
-      <w:bookmarkEnd w:id="63"/>
-      <w:r>
-        <w:rPr>
-          <w:rFonts w:ascii="Lora" w:cs="Lora" w:eastAsia="Lora" w:hAnsi="Lora"/>
+      <w:bookmarkStart w:colFirst="0" w:colLast="0" w:name="_2mvwgu7nyy4h" w:id="61"/>
+      <w:bookmarkEnd w:id="61"/>
+      <w:r>
+        <w:rPr>
+          <w:rFonts w:ascii="Andika" w:cs="Andika" w:eastAsia="Andika" w:hAnsi="Andika"/>
           <w:i w:val="1"/>
           <w:iCs w:val="1"/>
           <w:color w:val="000000"/>
@@ -9120,7 +9057,7 @@
           <w:szCs w:val="46"/>
           <w:rtl w:val="0"/>
         </w:rPr>
-        <w:t xml:space="preserve">Homo Deus</w:t>
+        <w:t xml:space="preserve">Homo Deus - Lược Sử Tương Lai</w:t>
       </w:r>
     </w:p>
     <w:p>
@@ -9136,8 +9073,8 @@
           <w:szCs w:val="34"/>
         </w:rPr>
       </w:pPr>
-      <w:bookmarkStart w:colFirst="0" w:colLast="0" w:name="_xs1mvf7f6epe" w:id="64"/>
-      <w:bookmarkEnd w:id="64"/>
+      <w:bookmarkStart w:colFirst="0" w:colLast="0" w:name="_xs1mvf7f6epe" w:id="62"/>
+      <w:bookmarkEnd w:id="62"/>
       <w:r>
         <w:rPr>
           <w:rFonts w:ascii="Lora" w:cs="Lora" w:eastAsia="Lora" w:hAnsi="Lora"/>
@@ -9338,8 +9275,8 @@
           <w:szCs w:val="34"/>
         </w:rPr>
       </w:pPr>
-      <w:bookmarkStart w:colFirst="0" w:colLast="0" w:name="_yz315k9vfa1u" w:id="65"/>
-      <w:bookmarkEnd w:id="65"/>
+      <w:bookmarkStart w:colFirst="0" w:colLast="0" w:name="_yz315k9vfa1u" w:id="63"/>
+      <w:bookmarkEnd w:id="63"/>
       <w:r>
         <w:rPr>
           <w:rFonts w:ascii="Lora" w:cs="Lora" w:eastAsia="Lora" w:hAnsi="Lora"/>
@@ -9488,8 +9425,8 @@
           <w:szCs w:val="34"/>
         </w:rPr>
       </w:pPr>
-      <w:bookmarkStart w:colFirst="0" w:colLast="0" w:name="_6xqepv7nl0sp" w:id="66"/>
-      <w:bookmarkEnd w:id="66"/>
+      <w:bookmarkStart w:colFirst="0" w:colLast="0" w:name="_6xqepv7nl0sp" w:id="64"/>
+      <w:bookmarkEnd w:id="64"/>
       <w:r>
         <w:rPr>
           <w:rFonts w:ascii="Lora" w:cs="Lora" w:eastAsia="Lora" w:hAnsi="Lora"/>
@@ -9689,8 +9626,8 @@
           <w:szCs w:val="34"/>
         </w:rPr>
       </w:pPr>
-      <w:bookmarkStart w:colFirst="0" w:colLast="0" w:name="_lnfjv3kr0nth" w:id="67"/>
-      <w:bookmarkEnd w:id="67"/>
+      <w:bookmarkStart w:colFirst="0" w:colLast="0" w:name="_lnfjv3kr0nth" w:id="65"/>
+      <w:bookmarkEnd w:id="65"/>
       <w:r>
         <w:rPr>
           <w:rFonts w:ascii="Lora" w:cs="Lora" w:eastAsia="Lora" w:hAnsi="Lora"/>
@@ -9822,8 +9759,8 @@
           <w:szCs w:val="34"/>
         </w:rPr>
       </w:pPr>
-      <w:bookmarkStart w:colFirst="0" w:colLast="0" w:name="_qds0xs2oq9vm" w:id="68"/>
-      <w:bookmarkEnd w:id="68"/>
+      <w:bookmarkStart w:colFirst="0" w:colLast="0" w:name="_qds0xs2oq9vm" w:id="66"/>
+      <w:bookmarkEnd w:id="66"/>
       <w:r>
         <w:rPr>
           <w:rFonts w:ascii="Andika" w:cs="Andika" w:eastAsia="Andika" w:hAnsi="Andika"/>
@@ -10132,8 +10069,8 @@
           <w:szCs w:val="34"/>
         </w:rPr>
       </w:pPr>
-      <w:bookmarkStart w:colFirst="0" w:colLast="0" w:name="_iyujw1caqlsw" w:id="69"/>
-      <w:bookmarkEnd w:id="69"/>
+      <w:bookmarkStart w:colFirst="0" w:colLast="0" w:name="_iyujw1caqlsw" w:id="67"/>
+      <w:bookmarkEnd w:id="67"/>
       <w:r>
         <w:rPr>
           <w:rFonts w:ascii="Lora" w:cs="Lora" w:eastAsia="Lora" w:hAnsi="Lora"/>
@@ -10284,8 +10221,8 @@
           <w:szCs w:val="34"/>
         </w:rPr>
       </w:pPr>
-      <w:bookmarkStart w:colFirst="0" w:colLast="0" w:name="_xp4g1ibs33qi" w:id="70"/>
-      <w:bookmarkEnd w:id="70"/>
+      <w:bookmarkStart w:colFirst="0" w:colLast="0" w:name="_xp4g1ibs33qi" w:id="68"/>
+      <w:bookmarkEnd w:id="68"/>
       <w:r>
         <w:rPr>
           <w:rFonts w:ascii="Andika" w:cs="Andika" w:eastAsia="Andika" w:hAnsi="Andika"/>
@@ -10483,8 +10420,8 @@
           <w:szCs w:val="34"/>
         </w:rPr>
       </w:pPr>
-      <w:bookmarkStart w:colFirst="0" w:colLast="0" w:name="_i55zygmz0qls" w:id="71"/>
-      <w:bookmarkEnd w:id="71"/>
+      <w:bookmarkStart w:colFirst="0" w:colLast="0" w:name="_i55zygmz0qls" w:id="69"/>
+      <w:bookmarkEnd w:id="69"/>
       <w:r>
         <w:rPr>
           <w:rFonts w:ascii="Lora" w:cs="Lora" w:eastAsia="Lora" w:hAnsi="Lora"/>
@@ -10627,8 +10564,8 @@
           <w:szCs w:val="34"/>
         </w:rPr>
       </w:pPr>
-      <w:bookmarkStart w:colFirst="0" w:colLast="0" w:name="_9lltryfnwovj" w:id="72"/>
-      <w:bookmarkEnd w:id="72"/>
+      <w:bookmarkStart w:colFirst="0" w:colLast="0" w:name="_9lltryfnwovj" w:id="70"/>
+      <w:bookmarkEnd w:id="70"/>
       <w:r>
         <w:rPr>
           <w:rFonts w:ascii="Andika" w:cs="Andika" w:eastAsia="Andika" w:hAnsi="Andika"/>
@@ -10821,8 +10758,8 @@
           <w:szCs w:val="34"/>
         </w:rPr>
       </w:pPr>
-      <w:bookmarkStart w:colFirst="0" w:colLast="0" w:name="_ru6htbgng2lt" w:id="73"/>
-      <w:bookmarkEnd w:id="73"/>
+      <w:bookmarkStart w:colFirst="0" w:colLast="0" w:name="_ru6htbgng2lt" w:id="71"/>
+      <w:bookmarkEnd w:id="71"/>
       <w:r>
         <w:rPr>
           <w:rFonts w:ascii="Lora" w:cs="Lora" w:eastAsia="Lora" w:hAnsi="Lora"/>
@@ -11106,8 +11043,8 @@
           <w:color w:val="000000"/>
         </w:rPr>
       </w:pPr>
-      <w:bookmarkStart w:colFirst="0" w:colLast="0" w:name="_di45qdh3c0eo" w:id="74"/>
-      <w:bookmarkEnd w:id="74"/>
+      <w:bookmarkStart w:colFirst="0" w:colLast="0" w:name="_di45qdh3c0eo" w:id="72"/>
+      <w:bookmarkEnd w:id="72"/>
       <w:r>
         <w:rPr>
           <w:rFonts w:ascii="Andika" w:cs="Andika" w:eastAsia="Andika" w:hAnsi="Andika"/>
@@ -11130,8 +11067,8 @@
           <w:szCs w:val="34"/>
         </w:rPr>
       </w:pPr>
-      <w:bookmarkStart w:colFirst="0" w:colLast="0" w:name="_tdoickfqkvk" w:id="75"/>
-      <w:bookmarkEnd w:id="75"/>
+      <w:bookmarkStart w:colFirst="0" w:colLast="0" w:name="_tdoickfqkvk" w:id="73"/>
+      <w:bookmarkEnd w:id="73"/>
       <w:r>
         <w:rPr>
           <w:rFonts w:ascii="Andika" w:cs="Andika" w:eastAsia="Andika" w:hAnsi="Andika"/>
@@ -11314,8 +11251,8 @@
           <w:szCs w:val="34"/>
         </w:rPr>
       </w:pPr>
-      <w:bookmarkStart w:colFirst="0" w:colLast="0" w:name="_hgg4l1j2tz85" w:id="76"/>
-      <w:bookmarkEnd w:id="76"/>
+      <w:bookmarkStart w:colFirst="0" w:colLast="0" w:name="_hgg4l1j2tz85" w:id="74"/>
+      <w:bookmarkEnd w:id="74"/>
       <w:r>
         <w:rPr>
           <w:rFonts w:ascii="Andika" w:cs="Andika" w:eastAsia="Andika" w:hAnsi="Andika"/>
@@ -11432,8 +11369,8 @@
           <w:szCs w:val="34"/>
         </w:rPr>
       </w:pPr>
-      <w:bookmarkStart w:colFirst="0" w:colLast="0" w:name="_edlik4hnvqgb" w:id="77"/>
-      <w:bookmarkEnd w:id="77"/>
+      <w:bookmarkStart w:colFirst="0" w:colLast="0" w:name="_edlik4hnvqgb" w:id="75"/>
+      <w:bookmarkEnd w:id="75"/>
       <w:r>
         <w:rPr>
           <w:rFonts w:ascii="Andika" w:cs="Andika" w:eastAsia="Andika" w:hAnsi="Andika"/>
@@ -11585,8 +11522,8 @@
           <w:szCs w:val="34"/>
         </w:rPr>
       </w:pPr>
-      <w:bookmarkStart w:colFirst="0" w:colLast="0" w:name="_2tiwlh51tw0g" w:id="78"/>
-      <w:bookmarkEnd w:id="78"/>
+      <w:bookmarkStart w:colFirst="0" w:colLast="0" w:name="_2tiwlh51tw0g" w:id="76"/>
+      <w:bookmarkEnd w:id="76"/>
       <w:r>
         <w:rPr>
           <w:rFonts w:ascii="Andika" w:cs="Andika" w:eastAsia="Andika" w:hAnsi="Andika"/>
@@ -11722,8 +11659,8 @@
           <w:color w:val="000000"/>
         </w:rPr>
       </w:pPr>
-      <w:bookmarkStart w:colFirst="0" w:colLast="0" w:name="_r21ajbke2wnq" w:id="79"/>
-      <w:bookmarkEnd w:id="79"/>
+      <w:bookmarkStart w:colFirst="0" w:colLast="0" w:name="_r21ajbke2wnq" w:id="77"/>
+      <w:bookmarkEnd w:id="77"/>
       <w:r>
         <w:rPr>
           <w:rFonts w:ascii="Andika" w:cs="Andika" w:eastAsia="Andika" w:hAnsi="Andika"/>
@@ -11913,8 +11850,8 @@
           <w:pgNumType w:start="1"/>
         </w:sectPr>
       </w:pPr>
-      <w:bookmarkStart w:colFirst="0" w:colLast="0" w:name="_yihqcvy0uge9" w:id="80"/>
-      <w:bookmarkEnd w:id="80"/>
+      <w:bookmarkStart w:colFirst="0" w:colLast="0" w:name="_7gp95jmk284q" w:id="78"/>
+      <w:bookmarkEnd w:id="78"/>
       <w:r>
         <w:rPr>
           <w:rFonts w:ascii="Arial" w:cs="Arial" w:eastAsia="Arial" w:hAnsi="Arial"/>
@@ -11953,8 +11890,8 @@
           <w:szCs w:val="40"/>
         </w:rPr>
       </w:pPr>
-      <w:bookmarkStart w:colFirst="0" w:colLast="0" w:name="_6svddw5b58lr" w:id="81"/>
-      <w:bookmarkEnd w:id="81"/>
+      <w:bookmarkStart w:colFirst="0" w:colLast="0" w:name="_6svddw5b58lr" w:id="79"/>
+      <w:bookmarkEnd w:id="79"/>
       <w:r>
         <w:rPr>
           <w:rFonts w:ascii="Lora" w:cs="Lora" w:eastAsia="Lora" w:hAnsi="Lora"/>
@@ -12244,8 +12181,8 @@
           <w:pgNumType w:start="1"/>
         </w:sectPr>
       </w:pPr>
-      <w:bookmarkStart w:colFirst="0" w:colLast="0" w:name="_6znsxsghozon" w:id="82"/>
-      <w:bookmarkEnd w:id="82"/>
+      <w:bookmarkStart w:colFirst="0" w:colLast="0" w:name="_6znslekgj8w8" w:id="80"/>
+      <w:bookmarkEnd w:id="80"/>
       <w:r>
         <w:rPr>
           <w:rFonts w:ascii="Arial" w:cs="Arial" w:eastAsia="Arial" w:hAnsi="Arial"/>
@@ -12902,8 +12839,8 @@
           <w:szCs w:val="32"/>
         </w:rPr>
       </w:pPr>
-      <w:bookmarkStart w:colFirst="0" w:colLast="0" w:name="_ey6u8rkhv35d" w:id="83"/>
-      <w:bookmarkEnd w:id="83"/>
+      <w:bookmarkStart w:colFirst="0" w:colLast="0" w:name="_fr3swvrmfe91" w:id="81"/>
+      <w:bookmarkEnd w:id="81"/>
       <w:r>
         <w:rPr>
           <w:rFonts w:ascii="Lora" w:cs="Lora" w:eastAsia="Lora" w:hAnsi="Lora"/>
@@ -13023,8 +12960,8 @@
           <w:pgNumType w:start="1"/>
         </w:sectPr>
       </w:pPr>
-      <w:bookmarkStart w:colFirst="0" w:colLast="0" w:name="_m33z3guymtxl" w:id="84"/>
-      <w:bookmarkEnd w:id="84"/>
+      <w:bookmarkStart w:colFirst="0" w:colLast="0" w:name="_lcjnoyqunxby" w:id="82"/>
+      <w:bookmarkEnd w:id="82"/>
       <w:r>
         <w:rPr>
           <w:rFonts w:ascii="Arial" w:cs="Arial" w:eastAsia="Arial" w:hAnsi="Arial"/>
@@ -13063,8 +13000,8 @@
           <w:szCs w:val="40"/>
         </w:rPr>
       </w:pPr>
-      <w:bookmarkStart w:colFirst="0" w:colLast="0" w:name="_1zsun4uzb0jw" w:id="85"/>
-      <w:bookmarkEnd w:id="85"/>
+      <w:bookmarkStart w:colFirst="0" w:colLast="0" w:name="_1zsun4uzb0jw" w:id="83"/>
+      <w:bookmarkEnd w:id="83"/>
       <w:r>
         <w:rPr>
           <w:rFonts w:ascii="Lora" w:cs="Lora" w:eastAsia="Lora" w:hAnsi="Lora"/>
@@ -13133,8 +13070,8 @@
           <w:pgNumType w:start="1"/>
         </w:sectPr>
       </w:pPr>
-      <w:bookmarkStart w:colFirst="0" w:colLast="0" w:name="_7urm116vcoud" w:id="86"/>
-      <w:bookmarkEnd w:id="86"/>
+      <w:bookmarkStart w:colFirst="0" w:colLast="0" w:name="_963v8ci5ivuz" w:id="84"/>
+      <w:bookmarkEnd w:id="84"/>
       <w:r>
         <w:rPr>
           <w:rFonts w:ascii="Arial" w:cs="Arial" w:eastAsia="Arial" w:hAnsi="Arial"/>
@@ -13419,8 +13356,8 @@
           <w:szCs w:val="32"/>
         </w:rPr>
       </w:pPr>
-      <w:bookmarkStart w:colFirst="0" w:colLast="0" w:name="_5sy720jp951q" w:id="87"/>
-      <w:bookmarkEnd w:id="87"/>
+      <w:bookmarkStart w:colFirst="0" w:colLast="0" w:name="_tk6ahowzjqbi" w:id="85"/>
+      <w:bookmarkEnd w:id="85"/>
       <w:r>
         <w:rPr>
           <w:rFonts w:ascii="Andika" w:cs="Andika" w:eastAsia="Andika" w:hAnsi="Andika"/>
@@ -13524,8 +13461,8 @@
           <w:pgNumType w:start="1"/>
         </w:sectPr>
       </w:pPr>
-      <w:bookmarkStart w:colFirst="0" w:colLast="0" w:name="_tue5krg0qxcy" w:id="88"/>
-      <w:bookmarkEnd w:id="88"/>
+      <w:bookmarkStart w:colFirst="0" w:colLast="0" w:name="_1q69ku34m36g" w:id="86"/>
+      <w:bookmarkEnd w:id="86"/>
       <w:r>
         <w:rPr>
           <w:rFonts w:ascii="SimSun" w:cs="SimSun" w:eastAsia="SimSun" w:hAnsi="SimSun"/>
@@ -13553,32 +13490,6 @@
     </w:p>
     <w:p>
       <w:pPr>
-        <w:pStyle w:val="Heading1"/>
-        <w:keepNext w:val="0"/>
-        <w:keepLines w:val="0"/>
-        <w:spacing w:line="300" w:lineRule="auto"/>
-        <w:rPr>
-          <w:rFonts w:ascii="Lora" w:cs="Lora" w:eastAsia="Lora" w:hAnsi="Lora"/>
-          <w:color w:val="000000"/>
-          <w:sz w:val="46"/>
-          <w:szCs w:val="46"/>
-        </w:rPr>
-      </w:pPr>
-      <w:bookmarkStart w:colFirst="0" w:colLast="0" w:name="_6gmqa33s01jt" w:id="89"/>
-      <w:bookmarkEnd w:id="89"/>
-      <w:r>
-        <w:rPr>
-          <w:rFonts w:ascii="SimSun" w:cs="SimSun" w:eastAsia="SimSun" w:hAnsi="SimSun"/>
-          <w:color w:val="000000"/>
-          <w:sz w:val="46"/>
-          <w:szCs w:val="46"/>
-          <w:rtl w:val="0"/>
-        </w:rPr>
-        <w:t xml:space="preserve">若人へ贈る言葉</w:t>
-      </w:r>
-    </w:p>
-    <w:p>
-      <w:pPr>
         <w:pStyle w:val="Heading2"/>
         <w:keepNext w:val="0"/>
         <w:keepLines w:val="0"/>
@@ -13587,15 +13498,15 @@
           <w:color w:val="000000"/>
         </w:rPr>
       </w:pPr>
-      <w:bookmarkStart w:colFirst="0" w:colLast="0" w:name="_sja5xgchtgrv" w:id="90"/>
-      <w:bookmarkEnd w:id="90"/>
+      <w:bookmarkStart w:colFirst="0" w:colLast="0" w:name="_sja5xgchtgrv" w:id="87"/>
+      <w:bookmarkEnd w:id="87"/>
       <w:r>
         <w:rPr>
           <w:rFonts w:ascii="Arial Unicode MS" w:cs="Arial Unicode MS" w:eastAsia="Arial Unicode MS" w:hAnsi="Arial Unicode MS"/>
           <w:color w:val="000000"/>
           <w:rtl w:val="0"/>
         </w:rPr>
-        <w:t xml:space="preserve">『若人へ贈る言葉』要約：成功と成長のための哲学</w:t>
+        <w:t xml:space="preserve">『若人へ贈る言葉』成功と成長のための哲学</w:t>
       </w:r>
     </w:p>
     <w:p>
@@ -13639,8 +13550,8 @@
           <w:szCs w:val="26"/>
         </w:rPr>
       </w:pPr>
-      <w:bookmarkStart w:colFirst="0" w:colLast="0" w:name="_x8bhxp5ws3q9" w:id="91"/>
-      <w:bookmarkEnd w:id="91"/>
+      <w:bookmarkStart w:colFirst="0" w:colLast="0" w:name="_x8bhxp5ws3q9" w:id="88"/>
+      <w:bookmarkEnd w:id="88"/>
       <w:r>
         <w:rPr>
           <w:rFonts w:ascii="SimSun" w:cs="SimSun" w:eastAsia="SimSun" w:hAnsi="SimSun"/>
@@ -13758,8 +13669,8 @@
           <w:szCs w:val="26"/>
         </w:rPr>
       </w:pPr>
-      <w:bookmarkStart w:colFirst="0" w:colLast="0" w:name="_prfrxp1pw4vd" w:id="92"/>
-      <w:bookmarkEnd w:id="92"/>
+      <w:bookmarkStart w:colFirst="0" w:colLast="0" w:name="_prfrxp1pw4vd" w:id="89"/>
+      <w:bookmarkEnd w:id="89"/>
       <w:r>
         <w:rPr>
           <w:rFonts w:ascii="Arial Unicode MS" w:cs="Arial Unicode MS" w:eastAsia="Arial Unicode MS" w:hAnsi="Arial Unicode MS"/>
@@ -13846,8 +13757,8 @@
           <w:szCs w:val="26"/>
         </w:rPr>
       </w:pPr>
-      <w:bookmarkStart w:colFirst="0" w:colLast="0" w:name="_up3wwujcr0d2" w:id="93"/>
-      <w:bookmarkEnd w:id="93"/>
+      <w:bookmarkStart w:colFirst="0" w:colLast="0" w:name="_up3wwujcr0d2" w:id="90"/>
+      <w:bookmarkEnd w:id="90"/>
       <w:r>
         <w:rPr>
           <w:rFonts w:ascii="SimSun" w:cs="SimSun" w:eastAsia="SimSun" w:hAnsi="SimSun"/>
@@ -13965,8 +13876,8 @@
           <w:szCs w:val="26"/>
         </w:rPr>
       </w:pPr>
-      <w:bookmarkStart w:colFirst="0" w:colLast="0" w:name="_2pql3riy8izx" w:id="94"/>
-      <w:bookmarkEnd w:id="94"/>
+      <w:bookmarkStart w:colFirst="0" w:colLast="0" w:name="_2pql3riy8izx" w:id="91"/>
+      <w:bookmarkEnd w:id="91"/>
       <w:r>
         <w:rPr>
           <w:rFonts w:ascii="Arial Unicode MS" w:cs="Arial Unicode MS" w:eastAsia="Arial Unicode MS" w:hAnsi="Arial Unicode MS"/>
@@ -14053,8 +13964,8 @@
           <w:szCs w:val="26"/>
         </w:rPr>
       </w:pPr>
-      <w:bookmarkStart w:colFirst="0" w:colLast="0" w:name="_1hpju1ily02q" w:id="95"/>
-      <w:bookmarkEnd w:id="95"/>
+      <w:bookmarkStart w:colFirst="0" w:colLast="0" w:name="_1hpju1ily02q" w:id="92"/>
+      <w:bookmarkEnd w:id="92"/>
       <w:r>
         <w:rPr>
           <w:rFonts w:ascii="SimSun" w:cs="SimSun" w:eastAsia="SimSun" w:hAnsi="SimSun"/>
@@ -14166,8 +14077,8 @@
           <w:color w:val="000000"/>
         </w:rPr>
       </w:pPr>
-      <w:bookmarkStart w:colFirst="0" w:colLast="0" w:name="_3sle1p8vpfk5" w:id="96"/>
-      <w:bookmarkEnd w:id="96"/>
+      <w:bookmarkStart w:colFirst="0" w:colLast="0" w:name="_3sle1p8vpfk5" w:id="93"/>
+      <w:bookmarkEnd w:id="93"/>
       <w:r>
         <w:rPr>
           <w:rFonts w:ascii="Andika" w:cs="Andika" w:eastAsia="Andika" w:hAnsi="Andika"/>
@@ -14185,8 +14096,8 @@
           <w:color w:val="000000"/>
         </w:rPr>
       </w:pPr>
-      <w:bookmarkStart w:colFirst="0" w:colLast="0" w:name="_eibz0erunh4j" w:id="97"/>
-      <w:bookmarkEnd w:id="97"/>
+      <w:bookmarkStart w:colFirst="0" w:colLast="0" w:name="_eibz0erunh4j" w:id="94"/>
+      <w:bookmarkEnd w:id="94"/>
       <w:r>
         <w:rPr>
           <w:color w:val="000000"/>
@@ -14412,8 +14323,8 @@
           <w:color w:val="000000"/>
         </w:rPr>
       </w:pPr>
-      <w:bookmarkStart w:colFirst="0" w:colLast="0" w:name="_1xvawhl2iua6" w:id="98"/>
-      <w:bookmarkEnd w:id="98"/>
+      <w:bookmarkStart w:colFirst="0" w:colLast="0" w:name="_1xvawhl2iua6" w:id="95"/>
+      <w:bookmarkEnd w:id="95"/>
       <w:r>
         <w:rPr>
           <w:rFonts w:ascii="Lora" w:cs="Lora" w:eastAsia="Lora" w:hAnsi="Lora"/>
@@ -14609,8 +14520,8 @@
           <w:color w:val="000000"/>
         </w:rPr>
       </w:pPr>
-      <w:bookmarkStart w:colFirst="0" w:colLast="0" w:name="_66v87qaw7pzl" w:id="99"/>
-      <w:bookmarkEnd w:id="99"/>
+      <w:bookmarkStart w:colFirst="0" w:colLast="0" w:name="_t4o9l39x8jp1" w:id="96"/>
+      <w:bookmarkEnd w:id="96"/>
       <w:r>
         <w:rPr>
           <w:rFonts w:ascii="Lora" w:cs="Lora" w:eastAsia="Lora" w:hAnsi="Lora"/>
@@ -14766,8 +14677,8 @@
           <w:pgNumType w:start="1"/>
         </w:sectPr>
       </w:pPr>
-      <w:bookmarkStart w:colFirst="0" w:colLast="0" w:name="_4w8i6vovb2p" w:id="100"/>
-      <w:bookmarkEnd w:id="100"/>
+      <w:bookmarkStart w:colFirst="0" w:colLast="0" w:name="_peb6trcydeq0" w:id="97"/>
+      <w:bookmarkEnd w:id="97"/>
       <w:r>
         <w:rPr>
           <w:rFonts w:ascii="Arial Unicode MS" w:cs="Arial Unicode MS" w:eastAsia="Arial Unicode MS" w:hAnsi="Arial Unicode MS"/>
@@ -14795,32 +14706,6 @@
     </w:p>
     <w:p>
       <w:pPr>
-        <w:pStyle w:val="Heading1"/>
-        <w:keepNext w:val="0"/>
-        <w:keepLines w:val="0"/>
-        <w:spacing w:line="300" w:lineRule="auto"/>
-        <w:rPr>
-          <w:rFonts w:ascii="Lora" w:cs="Lora" w:eastAsia="Lora" w:hAnsi="Lora"/>
-          <w:color w:val="000000"/>
-          <w:sz w:val="46"/>
-          <w:szCs w:val="46"/>
-        </w:rPr>
-      </w:pPr>
-      <w:bookmarkStart w:colFirst="0" w:colLast="0" w:name="_trplb3duhl8b" w:id="101"/>
-      <w:bookmarkEnd w:id="101"/>
-      <w:r>
-        <w:rPr>
-          <w:rFonts w:ascii="Arial Unicode MS" w:cs="Arial Unicode MS" w:eastAsia="Arial Unicode MS" w:hAnsi="Arial Unicode MS"/>
-          <w:color w:val="000000"/>
-          <w:sz w:val="46"/>
-          <w:szCs w:val="46"/>
-          <w:rtl w:val="0"/>
-        </w:rPr>
-        <w:t xml:space="preserve">ライフトラベル ー 人生の旅</w:t>
-      </w:r>
-    </w:p>
-    <w:p>
-      <w:pPr>
         <w:pStyle w:val="Heading2"/>
         <w:keepNext w:val="0"/>
         <w:keepLines w:val="0"/>
@@ -14829,15 +14714,15 @@
           <w:color w:val="000000"/>
         </w:rPr>
       </w:pPr>
-      <w:bookmarkStart w:colFirst="0" w:colLast="0" w:name="_4w7hm61tdcfl" w:id="102"/>
-      <w:bookmarkEnd w:id="102"/>
+      <w:bookmarkStart w:colFirst="0" w:colLast="0" w:name="_4w7hm61tdcfl" w:id="98"/>
+      <w:bookmarkEnd w:id="98"/>
       <w:r>
         <w:rPr>
           <w:rFonts w:ascii="Arial Unicode MS" w:cs="Arial Unicode MS" w:eastAsia="Arial Unicode MS" w:hAnsi="Arial Unicode MS"/>
           <w:color w:val="000000"/>
           <w:rtl w:val="0"/>
         </w:rPr>
-        <w:t xml:space="preserve">『ライフトラベル ー 人生の旅』要約：自己変革のための指針</w:t>
+        <w:t xml:space="preserve">『ライフトラベル ー 人生の旅』自己変革のための指針</w:t>
       </w:r>
     </w:p>
     <w:p>
@@ -14888,8 +14773,8 @@
           <w:szCs w:val="26"/>
         </w:rPr>
       </w:pPr>
-      <w:bookmarkStart w:colFirst="0" w:colLast="0" w:name="_q9doqzmpfsv6" w:id="103"/>
-      <w:bookmarkEnd w:id="103"/>
+      <w:bookmarkStart w:colFirst="0" w:colLast="0" w:name="_q9doqzmpfsv6" w:id="99"/>
+      <w:bookmarkEnd w:id="99"/>
       <w:r>
         <w:rPr>
           <w:rFonts w:ascii="Arial Unicode MS" w:cs="Arial Unicode MS" w:eastAsia="Arial Unicode MS" w:hAnsi="Arial Unicode MS"/>
@@ -15007,8 +14892,8 @@
           <w:szCs w:val="26"/>
         </w:rPr>
       </w:pPr>
-      <w:bookmarkStart w:colFirst="0" w:colLast="0" w:name="_41roqfh9n6z5" w:id="104"/>
-      <w:bookmarkEnd w:id="104"/>
+      <w:bookmarkStart w:colFirst="0" w:colLast="0" w:name="_41roqfh9n6z5" w:id="100"/>
+      <w:bookmarkEnd w:id="100"/>
       <w:r>
         <w:rPr>
           <w:rFonts w:ascii="SimSun" w:cs="SimSun" w:eastAsia="SimSun" w:hAnsi="SimSun"/>
@@ -15095,8 +14980,8 @@
           <w:szCs w:val="26"/>
         </w:rPr>
       </w:pPr>
-      <w:bookmarkStart w:colFirst="0" w:colLast="0" w:name="_ri55k4lj472u" w:id="105"/>
-      <w:bookmarkEnd w:id="105"/>
+      <w:bookmarkStart w:colFirst="0" w:colLast="0" w:name="_ri55k4lj472u" w:id="101"/>
+      <w:bookmarkEnd w:id="101"/>
       <w:r>
         <w:rPr>
           <w:rFonts w:ascii="SimSun" w:cs="SimSun" w:eastAsia="SimSun" w:hAnsi="SimSun"/>
@@ -15357,8 +15242,8 @@
           <w:szCs w:val="26"/>
         </w:rPr>
       </w:pPr>
-      <w:bookmarkStart w:colFirst="0" w:colLast="0" w:name="_q5hiv6fzvd8t" w:id="106"/>
-      <w:bookmarkEnd w:id="106"/>
+      <w:bookmarkStart w:colFirst="0" w:colLast="0" w:name="_q5hiv6fzvd8t" w:id="102"/>
+      <w:bookmarkEnd w:id="102"/>
       <w:r>
         <w:rPr>
           <w:rFonts w:ascii="SimSun" w:cs="SimSun" w:eastAsia="SimSun" w:hAnsi="SimSun"/>
@@ -15967,8 +15852,8 @@
           <w:color w:val="000000"/>
         </w:rPr>
       </w:pPr>
-      <w:bookmarkStart w:colFirst="0" w:colLast="0" w:name="_5qrzoaodprbg" w:id="107"/>
-      <w:bookmarkEnd w:id="107"/>
+      <w:bookmarkStart w:colFirst="0" w:colLast="0" w:name="_fftevyliljcx" w:id="103"/>
+      <w:bookmarkEnd w:id="103"/>
       <w:r>
         <w:rPr>
           <w:rFonts w:ascii="Andika" w:cs="Andika" w:eastAsia="Andika" w:hAnsi="Andika"/>
@@ -16108,8 +15993,8 @@
           <w:pgNumType w:start="1"/>
         </w:sectPr>
       </w:pPr>
-      <w:bookmarkStart w:colFirst="0" w:colLast="0" w:name="_neksotdos34s" w:id="108"/>
-      <w:bookmarkEnd w:id="108"/>
+      <w:bookmarkStart w:colFirst="0" w:colLast="0" w:name="_yuqv5444z4u7" w:id="104"/>
+      <w:bookmarkEnd w:id="104"/>
       <w:r>
         <w:rPr>
           <w:rFonts w:ascii="SimSun" w:cs="SimSun" w:eastAsia="SimSun" w:hAnsi="SimSun"/>
@@ -16137,46 +16022,20 @@
     </w:p>
     <w:p>
       <w:pPr>
-        <w:pStyle w:val="Heading1"/>
-        <w:keepNext w:val="0"/>
-        <w:keepLines w:val="0"/>
-        <w:spacing w:line="300" w:lineRule="auto"/>
-        <w:rPr>
-          <w:rFonts w:ascii="Lora" w:cs="Lora" w:eastAsia="Lora" w:hAnsi="Lora"/>
-          <w:color w:val="2c3e50"/>
-          <w:sz w:val="46"/>
-          <w:szCs w:val="46"/>
-        </w:rPr>
-      </w:pPr>
-      <w:bookmarkStart w:colFirst="0" w:colLast="0" w:name="_kr9jiufsg0b5" w:id="109"/>
-      <w:bookmarkEnd w:id="109"/>
-      <w:r>
-        <w:rPr>
-          <w:rFonts w:ascii="SimSun" w:cs="SimSun" w:eastAsia="SimSun" w:hAnsi="SimSun"/>
-          <w:color w:val="2c3e50"/>
-          <w:sz w:val="46"/>
-          <w:szCs w:val="46"/>
-          <w:rtl w:val="0"/>
-        </w:rPr>
-        <w:t xml:space="preserve">後悔しない超選択術</w:t>
-      </w:r>
-    </w:p>
-    <w:p>
-      <w:pPr>
         <w:pStyle w:val="Heading2"/>
         <w:keepNext w:val="0"/>
         <w:keepLines w:val="0"/>
         <w:spacing w:line="300" w:lineRule="auto"/>
         <w:rPr/>
       </w:pPr>
-      <w:bookmarkStart w:colFirst="0" w:colLast="0" w:name="_xf5zu2rnpvub" w:id="110"/>
-      <w:bookmarkEnd w:id="110"/>
+      <w:bookmarkStart w:colFirst="0" w:colLast="0" w:name="_xf5zu2rnpvub" w:id="105"/>
+      <w:bookmarkEnd w:id="105"/>
       <w:r>
         <w:rPr>
           <w:rFonts w:ascii="Arial Unicode MS" w:cs="Arial Unicode MS" w:eastAsia="Arial Unicode MS" w:hAnsi="Arial Unicode MS"/>
           <w:rtl w:val="0"/>
         </w:rPr>
-        <w:t xml:space="preserve">『後悔しない超選択術』：最高の人生を創る意思決定の技術</w:t>
+        <w:t xml:space="preserve">『後悔しない超選択術』最高の人生を創る意思決定の技術</w:t>
       </w:r>
     </w:p>
     <w:p>
@@ -16217,8 +16076,8 @@
           <w:szCs w:val="26"/>
         </w:rPr>
       </w:pPr>
-      <w:bookmarkStart w:colFirst="0" w:colLast="0" w:name="_rbm7splqyg18" w:id="111"/>
-      <w:bookmarkEnd w:id="111"/>
+      <w:bookmarkStart w:colFirst="0" w:colLast="0" w:name="_rbm7splqyg18" w:id="106"/>
+      <w:bookmarkEnd w:id="106"/>
       <w:r>
         <w:rPr>
           <w:rFonts w:ascii="Arial Unicode MS" w:cs="Arial Unicode MS" w:eastAsia="Arial Unicode MS" w:hAnsi="Arial Unicode MS"/>
@@ -16321,8 +16180,8 @@
           <w:szCs w:val="26"/>
         </w:rPr>
       </w:pPr>
-      <w:bookmarkStart w:colFirst="0" w:colLast="0" w:name="_m9mypkd7lnfc" w:id="112"/>
-      <w:bookmarkEnd w:id="112"/>
+      <w:bookmarkStart w:colFirst="0" w:colLast="0" w:name="_m9mypkd7lnfc" w:id="107"/>
+      <w:bookmarkEnd w:id="107"/>
       <w:r>
         <w:rPr>
           <w:rFonts w:ascii="SimSun" w:cs="SimSun" w:eastAsia="SimSun" w:hAnsi="SimSun"/>
@@ -16412,8 +16271,8 @@
           <w:szCs w:val="26"/>
         </w:rPr>
       </w:pPr>
-      <w:bookmarkStart w:colFirst="0" w:colLast="0" w:name="_dk8tzuomv8rw" w:id="113"/>
-      <w:bookmarkEnd w:id="113"/>
+      <w:bookmarkStart w:colFirst="0" w:colLast="0" w:name="_dk8tzuomv8rw" w:id="108"/>
+      <w:bookmarkEnd w:id="108"/>
       <w:r>
         <w:rPr>
           <w:rFonts w:ascii="SimSun" w:cs="SimSun" w:eastAsia="SimSun" w:hAnsi="SimSun"/>
@@ -16542,8 +16401,8 @@
           <w:szCs w:val="26"/>
         </w:rPr>
       </w:pPr>
-      <w:bookmarkStart w:colFirst="0" w:colLast="0" w:name="_6ry2r5sp5iik" w:id="114"/>
-      <w:bookmarkEnd w:id="114"/>
+      <w:bookmarkStart w:colFirst="0" w:colLast="0" w:name="_6ry2r5sp5iik" w:id="109"/>
+      <w:bookmarkEnd w:id="109"/>
       <w:r>
         <w:rPr>
           <w:rFonts w:ascii="SimSun" w:cs="SimSun" w:eastAsia="SimSun" w:hAnsi="SimSun"/>
@@ -16778,8 +16637,8 @@
           <w:szCs w:val="26"/>
         </w:rPr>
       </w:pPr>
-      <w:bookmarkStart w:colFirst="0" w:colLast="0" w:name="_i4hceaaw0rr9" w:id="115"/>
-      <w:bookmarkEnd w:id="115"/>
+      <w:bookmarkStart w:colFirst="0" w:colLast="0" w:name="_i4hceaaw0rr9" w:id="110"/>
+      <w:bookmarkEnd w:id="110"/>
       <w:r>
         <w:rPr>
           <w:rFonts w:ascii="SimSun" w:cs="SimSun" w:eastAsia="SimSun" w:hAnsi="SimSun"/>
@@ -17440,8 +17299,8 @@
         <w:pStyle w:val="Heading3"/>
         <w:rPr/>
       </w:pPr>
-      <w:bookmarkStart w:colFirst="0" w:colLast="0" w:name="_hrhw2hq1l8su" w:id="116"/>
-      <w:bookmarkEnd w:id="116"/>
+      <w:bookmarkStart w:colFirst="0" w:colLast="0" w:name="_sfwaz4anhg2b" w:id="111"/>
+      <w:bookmarkEnd w:id="111"/>
       <w:r>
         <w:rPr>
           <w:rtl w:val="0"/>
